--- a/docs/report.docx
+++ b/docs/report.docx
@@ -4,7 +4,7 @@
   <w:body>
     <w:p>
       <w:pPr>
-        <w:spacing w:after="0" w:line="348" w:lineRule="auto"/>
+        <w:spacing w:after="0" w:line="336" w:lineRule="auto"/>
         <w:ind w:firstLine="709"/>
         <w:jc w:val="both"/>
         <w:rPr>
@@ -23,7 +23,6 @@
           <w:bCs/>
           <w:sz w:val="28"/>
           <w:szCs w:val="28"/>
-          <w:lang w:val="ru-KZ"/>
         </w:rPr>
         <w:t>Sanzhar</w:t>
       </w:r>
@@ -35,19 +34,17 @@
           <w:bCs/>
           <w:sz w:val="28"/>
           <w:szCs w:val="28"/>
-          <w:lang w:val="ru-KZ"/>
-        </w:rPr>
-        <w:t xml:space="preserve"> </w:t>
-      </w:r>
-      <w:proofErr w:type="spellStart"/>
-      <w:r>
-        <w:rPr>
-          <w:rFonts w:ascii="Times New Roman" w:hAnsi="Times New Roman" w:cs="Times New Roman"/>
-          <w:b/>
-          <w:bCs/>
-          <w:sz w:val="28"/>
-          <w:szCs w:val="28"/>
-          <w:lang w:val="ru-KZ"/>
+        </w:rPr>
+        <w:t xml:space="preserve"> </w:t>
+      </w:r>
+      <w:proofErr w:type="spellStart"/>
+      <w:r>
+        <w:rPr>
+          <w:rFonts w:ascii="Times New Roman" w:hAnsi="Times New Roman" w:cs="Times New Roman"/>
+          <w:b/>
+          <w:bCs/>
+          <w:sz w:val="28"/>
+          <w:szCs w:val="28"/>
         </w:rPr>
         <w:t>Abayev</w:t>
       </w:r>
@@ -59,7 +56,6 @@
           <w:bCs/>
           <w:sz w:val="28"/>
           <w:szCs w:val="28"/>
-          <w:lang w:val="ru-KZ"/>
         </w:rPr>
         <w:t xml:space="preserve"> SE-2538. </w:t>
       </w:r>
@@ -132,7 +128,7 @@
     </w:p>
     <w:p>
       <w:pPr>
-        <w:spacing w:after="0" w:line="348" w:lineRule="auto"/>
+        <w:spacing w:after="0" w:line="336" w:lineRule="auto"/>
         <w:ind w:firstLine="709"/>
         <w:jc w:val="both"/>
         <w:rPr>
@@ -141,7 +137,6 @@
           <w:bCs/>
           <w:sz w:val="28"/>
           <w:szCs w:val="28"/>
-          <w:lang w:val="ru-KZ"/>
         </w:rPr>
       </w:pPr>
       <w:r>
@@ -151,34 +146,31 @@
           <w:bCs/>
           <w:sz w:val="28"/>
           <w:szCs w:val="28"/>
-          <w:lang w:val="ru-KZ"/>
-        </w:rPr>
-        <w:t>1. I</w:t>
-      </w:r>
-      <w:proofErr w:type="spellStart"/>
-      <w:r>
-        <w:rPr>
-          <w:rFonts w:ascii="Times New Roman" w:hAnsi="Times New Roman" w:cs="Times New Roman"/>
-          <w:b/>
-          <w:bCs/>
-          <w:sz w:val="28"/>
-          <w:szCs w:val="28"/>
-          <w:lang w:val="ru-KZ"/>
-        </w:rPr>
-        <w:t>ntroduction</w:t>
+        </w:rPr>
+        <w:t xml:space="preserve">1. </w:t>
+      </w:r>
+      <w:proofErr w:type="spellStart"/>
+      <w:r>
+        <w:rPr>
+          <w:rFonts w:ascii="Times New Roman" w:hAnsi="Times New Roman" w:cs="Times New Roman"/>
+          <w:b/>
+          <w:bCs/>
+          <w:sz w:val="28"/>
+          <w:szCs w:val="28"/>
+        </w:rPr>
+        <w:t>Introduction</w:t>
       </w:r>
       <w:proofErr w:type="spellEnd"/>
     </w:p>
     <w:p>
       <w:pPr>
-        <w:spacing w:after="0" w:line="348" w:lineRule="auto"/>
+        <w:spacing w:after="0" w:line="336" w:lineRule="auto"/>
         <w:ind w:firstLine="709"/>
         <w:jc w:val="both"/>
         <w:rPr>
           <w:rFonts w:ascii="Times New Roman" w:hAnsi="Times New Roman" w:cs="Times New Roman"/>
           <w:sz w:val="28"/>
           <w:szCs w:val="28"/>
-          <w:lang w:val="ru-KZ"/>
         </w:rPr>
       </w:pPr>
       <w:r>
@@ -186,7 +178,6 @@
           <w:rFonts w:ascii="Times New Roman" w:hAnsi="Times New Roman" w:cs="Times New Roman"/>
           <w:sz w:val="28"/>
           <w:szCs w:val="28"/>
-          <w:lang w:val="ru-KZ"/>
         </w:rPr>
         <w:t xml:space="preserve">The </w:t>
       </w:r>
@@ -197,7 +188,6 @@
           <w:bCs/>
           <w:sz w:val="28"/>
           <w:szCs w:val="28"/>
-          <w:lang w:val="ru-KZ"/>
         </w:rPr>
         <w:t xml:space="preserve">Media/File </w:t>
       </w:r>
@@ -209,7 +199,6 @@
           <w:bCs/>
           <w:sz w:val="28"/>
           <w:szCs w:val="28"/>
-          <w:lang w:val="ru-KZ"/>
         </w:rPr>
         <w:t>Conversion</w:t>
       </w:r>
@@ -221,19 +210,17 @@
           <w:bCs/>
           <w:sz w:val="28"/>
           <w:szCs w:val="28"/>
-          <w:lang w:val="ru-KZ"/>
-        </w:rPr>
-        <w:t xml:space="preserve"> </w:t>
-      </w:r>
-      <w:proofErr w:type="spellStart"/>
-      <w:r>
-        <w:rPr>
-          <w:rFonts w:ascii="Times New Roman" w:hAnsi="Times New Roman" w:cs="Times New Roman"/>
-          <w:b/>
-          <w:bCs/>
-          <w:sz w:val="28"/>
-          <w:szCs w:val="28"/>
-          <w:lang w:val="ru-KZ"/>
+        </w:rPr>
+        <w:t xml:space="preserve"> </w:t>
+      </w:r>
+      <w:proofErr w:type="spellStart"/>
+      <w:r>
+        <w:rPr>
+          <w:rFonts w:ascii="Times New Roman" w:hAnsi="Times New Roman" w:cs="Times New Roman"/>
+          <w:b/>
+          <w:bCs/>
+          <w:sz w:val="28"/>
+          <w:szCs w:val="28"/>
         </w:rPr>
         <w:t>Facade</w:t>
       </w:r>
@@ -243,17 +230,15 @@
           <w:rFonts w:ascii="Times New Roman" w:hAnsi="Times New Roman" w:cs="Times New Roman"/>
           <w:sz w:val="28"/>
           <w:szCs w:val="28"/>
-          <w:lang w:val="ru-KZ"/>
-        </w:rPr>
-        <w:t xml:space="preserve"> </w:t>
-      </w:r>
-      <w:proofErr w:type="spellStart"/>
-      <w:r>
-        <w:rPr>
-          <w:rFonts w:ascii="Times New Roman" w:hAnsi="Times New Roman" w:cs="Times New Roman"/>
-          <w:sz w:val="28"/>
-          <w:szCs w:val="28"/>
-          <w:lang w:val="ru-KZ"/>
+        </w:rPr>
+        <w:t xml:space="preserve"> </w:t>
+      </w:r>
+      <w:proofErr w:type="spellStart"/>
+      <w:r>
+        <w:rPr>
+          <w:rFonts w:ascii="Times New Roman" w:hAnsi="Times New Roman" w:cs="Times New Roman"/>
+          <w:sz w:val="28"/>
+          <w:szCs w:val="28"/>
         </w:rPr>
         <w:t>addresses</w:t>
       </w:r>
@@ -263,17 +248,15 @@
           <w:rFonts w:ascii="Times New Roman" w:hAnsi="Times New Roman" w:cs="Times New Roman"/>
           <w:sz w:val="28"/>
           <w:szCs w:val="28"/>
-          <w:lang w:val="ru-KZ"/>
-        </w:rPr>
-        <w:t xml:space="preserve"> </w:t>
-      </w:r>
-      <w:proofErr w:type="spellStart"/>
-      <w:r>
-        <w:rPr>
-          <w:rFonts w:ascii="Times New Roman" w:hAnsi="Times New Roman" w:cs="Times New Roman"/>
-          <w:sz w:val="28"/>
-          <w:szCs w:val="28"/>
-          <w:lang w:val="ru-KZ"/>
+        </w:rPr>
+        <w:t xml:space="preserve"> </w:t>
+      </w:r>
+      <w:proofErr w:type="spellStart"/>
+      <w:r>
+        <w:rPr>
+          <w:rFonts w:ascii="Times New Roman" w:hAnsi="Times New Roman" w:cs="Times New Roman"/>
+          <w:sz w:val="28"/>
+          <w:szCs w:val="28"/>
         </w:rPr>
         <w:t>the</w:t>
       </w:r>
@@ -283,17 +266,15 @@
           <w:rFonts w:ascii="Times New Roman" w:hAnsi="Times New Roman" w:cs="Times New Roman"/>
           <w:sz w:val="28"/>
           <w:szCs w:val="28"/>
-          <w:lang w:val="ru-KZ"/>
-        </w:rPr>
-        <w:t xml:space="preserve"> </w:t>
-      </w:r>
-      <w:proofErr w:type="spellStart"/>
-      <w:r>
-        <w:rPr>
-          <w:rFonts w:ascii="Times New Roman" w:hAnsi="Times New Roman" w:cs="Times New Roman"/>
-          <w:sz w:val="28"/>
-          <w:szCs w:val="28"/>
-          <w:lang w:val="ru-KZ"/>
+        </w:rPr>
+        <w:t xml:space="preserve"> </w:t>
+      </w:r>
+      <w:proofErr w:type="spellStart"/>
+      <w:r>
+        <w:rPr>
+          <w:rFonts w:ascii="Times New Roman" w:hAnsi="Times New Roman" w:cs="Times New Roman"/>
+          <w:sz w:val="28"/>
+          <w:szCs w:val="28"/>
         </w:rPr>
         <w:t>inherent</w:t>
       </w:r>
@@ -303,17 +284,15 @@
           <w:rFonts w:ascii="Times New Roman" w:hAnsi="Times New Roman" w:cs="Times New Roman"/>
           <w:sz w:val="28"/>
           <w:szCs w:val="28"/>
-          <w:lang w:val="ru-KZ"/>
-        </w:rPr>
-        <w:t xml:space="preserve"> </w:t>
-      </w:r>
-      <w:proofErr w:type="spellStart"/>
-      <w:r>
-        <w:rPr>
-          <w:rFonts w:ascii="Times New Roman" w:hAnsi="Times New Roman" w:cs="Times New Roman"/>
-          <w:sz w:val="28"/>
-          <w:szCs w:val="28"/>
-          <w:lang w:val="ru-KZ"/>
+        </w:rPr>
+        <w:t xml:space="preserve"> </w:t>
+      </w:r>
+      <w:proofErr w:type="spellStart"/>
+      <w:r>
+        <w:rPr>
+          <w:rFonts w:ascii="Times New Roman" w:hAnsi="Times New Roman" w:cs="Times New Roman"/>
+          <w:sz w:val="28"/>
+          <w:szCs w:val="28"/>
         </w:rPr>
         <w:t>complexity</w:t>
       </w:r>
@@ -323,17 +302,15 @@
           <w:rFonts w:ascii="Times New Roman" w:hAnsi="Times New Roman" w:cs="Times New Roman"/>
           <w:sz w:val="28"/>
           <w:szCs w:val="28"/>
-          <w:lang w:val="ru-KZ"/>
-        </w:rPr>
-        <w:t xml:space="preserve"> </w:t>
-      </w:r>
-      <w:proofErr w:type="spellStart"/>
-      <w:r>
-        <w:rPr>
-          <w:rFonts w:ascii="Times New Roman" w:hAnsi="Times New Roman" w:cs="Times New Roman"/>
-          <w:sz w:val="28"/>
-          <w:szCs w:val="28"/>
-          <w:lang w:val="ru-KZ"/>
+        </w:rPr>
+        <w:t xml:space="preserve"> </w:t>
+      </w:r>
+      <w:proofErr w:type="spellStart"/>
+      <w:r>
+        <w:rPr>
+          <w:rFonts w:ascii="Times New Roman" w:hAnsi="Times New Roman" w:cs="Times New Roman"/>
+          <w:sz w:val="28"/>
+          <w:szCs w:val="28"/>
         </w:rPr>
         <w:t>of</w:t>
       </w:r>
@@ -343,17 +320,15 @@
           <w:rFonts w:ascii="Times New Roman" w:hAnsi="Times New Roman" w:cs="Times New Roman"/>
           <w:sz w:val="28"/>
           <w:szCs w:val="28"/>
-          <w:lang w:val="ru-KZ"/>
-        </w:rPr>
-        <w:t xml:space="preserve"> </w:t>
-      </w:r>
-      <w:proofErr w:type="spellStart"/>
-      <w:r>
-        <w:rPr>
-          <w:rFonts w:ascii="Times New Roman" w:hAnsi="Times New Roman" w:cs="Times New Roman"/>
-          <w:sz w:val="28"/>
-          <w:szCs w:val="28"/>
-          <w:lang w:val="ru-KZ"/>
+        </w:rPr>
+        <w:t xml:space="preserve"> </w:t>
+      </w:r>
+      <w:proofErr w:type="spellStart"/>
+      <w:r>
+        <w:rPr>
+          <w:rFonts w:ascii="Times New Roman" w:hAnsi="Times New Roman" w:cs="Times New Roman"/>
+          <w:sz w:val="28"/>
+          <w:szCs w:val="28"/>
         </w:rPr>
         <w:t>media</w:t>
       </w:r>
@@ -363,17 +338,15 @@
           <w:rFonts w:ascii="Times New Roman" w:hAnsi="Times New Roman" w:cs="Times New Roman"/>
           <w:sz w:val="28"/>
           <w:szCs w:val="28"/>
-          <w:lang w:val="ru-KZ"/>
-        </w:rPr>
-        <w:t xml:space="preserve"> </w:t>
-      </w:r>
-      <w:proofErr w:type="spellStart"/>
-      <w:r>
-        <w:rPr>
-          <w:rFonts w:ascii="Times New Roman" w:hAnsi="Times New Roman" w:cs="Times New Roman"/>
-          <w:sz w:val="28"/>
-          <w:szCs w:val="28"/>
-          <w:lang w:val="ru-KZ"/>
+        </w:rPr>
+        <w:t xml:space="preserve"> </w:t>
+      </w:r>
+      <w:proofErr w:type="spellStart"/>
+      <w:r>
+        <w:rPr>
+          <w:rFonts w:ascii="Times New Roman" w:hAnsi="Times New Roman" w:cs="Times New Roman"/>
+          <w:sz w:val="28"/>
+          <w:szCs w:val="28"/>
         </w:rPr>
         <w:t>conversion</w:t>
       </w:r>
@@ -383,17 +356,15 @@
           <w:rFonts w:ascii="Times New Roman" w:hAnsi="Times New Roman" w:cs="Times New Roman"/>
           <w:sz w:val="28"/>
           <w:szCs w:val="28"/>
-          <w:lang w:val="ru-KZ"/>
-        </w:rPr>
-        <w:t xml:space="preserve"> </w:t>
-      </w:r>
-      <w:proofErr w:type="spellStart"/>
-      <w:r>
-        <w:rPr>
-          <w:rFonts w:ascii="Times New Roman" w:hAnsi="Times New Roman" w:cs="Times New Roman"/>
-          <w:sz w:val="28"/>
-          <w:szCs w:val="28"/>
-          <w:lang w:val="ru-KZ"/>
+        </w:rPr>
+        <w:t xml:space="preserve"> </w:t>
+      </w:r>
+      <w:proofErr w:type="spellStart"/>
+      <w:r>
+        <w:rPr>
+          <w:rFonts w:ascii="Times New Roman" w:hAnsi="Times New Roman" w:cs="Times New Roman"/>
+          <w:sz w:val="28"/>
+          <w:szCs w:val="28"/>
         </w:rPr>
         <w:t>frameworks</w:t>
       </w:r>
@@ -403,7 +374,6 @@
           <w:rFonts w:ascii="Times New Roman" w:hAnsi="Times New Roman" w:cs="Times New Roman"/>
           <w:sz w:val="28"/>
           <w:szCs w:val="28"/>
-          <w:lang w:val="ru-KZ"/>
         </w:rPr>
         <w:t xml:space="preserve">. In a </w:t>
       </w:r>
@@ -413,7 +383,6 @@
           <w:rFonts w:ascii="Times New Roman" w:hAnsi="Times New Roman" w:cs="Times New Roman"/>
           <w:sz w:val="28"/>
           <w:szCs w:val="28"/>
-          <w:lang w:val="ru-KZ"/>
         </w:rPr>
         <w:t>raw</w:t>
       </w:r>
@@ -423,17 +392,15 @@
           <w:rFonts w:ascii="Times New Roman" w:hAnsi="Times New Roman" w:cs="Times New Roman"/>
           <w:sz w:val="28"/>
           <w:szCs w:val="28"/>
-          <w:lang w:val="ru-KZ"/>
-        </w:rPr>
-        <w:t xml:space="preserve"> </w:t>
-      </w:r>
-      <w:proofErr w:type="spellStart"/>
-      <w:r>
-        <w:rPr>
-          <w:rFonts w:ascii="Times New Roman" w:hAnsi="Times New Roman" w:cs="Times New Roman"/>
-          <w:sz w:val="28"/>
-          <w:szCs w:val="28"/>
-          <w:lang w:val="ru-KZ"/>
+        </w:rPr>
+        <w:t xml:space="preserve"> </w:t>
+      </w:r>
+      <w:proofErr w:type="spellStart"/>
+      <w:r>
+        <w:rPr>
+          <w:rFonts w:ascii="Times New Roman" w:hAnsi="Times New Roman" w:cs="Times New Roman"/>
+          <w:sz w:val="28"/>
+          <w:szCs w:val="28"/>
         </w:rPr>
         <w:t>multimedia</w:t>
       </w:r>
@@ -443,17 +410,15 @@
           <w:rFonts w:ascii="Times New Roman" w:hAnsi="Times New Roman" w:cs="Times New Roman"/>
           <w:sz w:val="28"/>
           <w:szCs w:val="28"/>
-          <w:lang w:val="ru-KZ"/>
-        </w:rPr>
-        <w:t xml:space="preserve"> </w:t>
-      </w:r>
-      <w:proofErr w:type="spellStart"/>
-      <w:r>
-        <w:rPr>
-          <w:rFonts w:ascii="Times New Roman" w:hAnsi="Times New Roman" w:cs="Times New Roman"/>
-          <w:sz w:val="28"/>
-          <w:szCs w:val="28"/>
-          <w:lang w:val="ru-KZ"/>
+        </w:rPr>
+        <w:t xml:space="preserve"> </w:t>
+      </w:r>
+      <w:proofErr w:type="spellStart"/>
+      <w:r>
+        <w:rPr>
+          <w:rFonts w:ascii="Times New Roman" w:hAnsi="Times New Roman" w:cs="Times New Roman"/>
+          <w:sz w:val="28"/>
+          <w:szCs w:val="28"/>
         </w:rPr>
         <w:t>system</w:t>
       </w:r>
@@ -463,7 +428,6 @@
           <w:rFonts w:ascii="Times New Roman" w:hAnsi="Times New Roman" w:cs="Times New Roman"/>
           <w:sz w:val="28"/>
           <w:szCs w:val="28"/>
-          <w:lang w:val="ru-KZ"/>
         </w:rPr>
         <w:t xml:space="preserve">, </w:t>
       </w:r>
@@ -473,7 +437,6 @@
           <w:rFonts w:ascii="Times New Roman" w:hAnsi="Times New Roman" w:cs="Times New Roman"/>
           <w:sz w:val="28"/>
           <w:szCs w:val="28"/>
-          <w:lang w:val="ru-KZ"/>
         </w:rPr>
         <w:t>converting</w:t>
       </w:r>
@@ -483,7 +446,6 @@
           <w:rFonts w:ascii="Times New Roman" w:hAnsi="Times New Roman" w:cs="Times New Roman"/>
           <w:sz w:val="28"/>
           <w:szCs w:val="28"/>
-          <w:lang w:val="ru-KZ"/>
         </w:rPr>
         <w:t xml:space="preserve"> a </w:t>
       </w:r>
@@ -493,7 +455,6 @@
           <w:rFonts w:ascii="Times New Roman" w:hAnsi="Times New Roman" w:cs="Times New Roman"/>
           <w:sz w:val="28"/>
           <w:szCs w:val="28"/>
-          <w:lang w:val="ru-KZ"/>
         </w:rPr>
         <w:t>file</w:t>
       </w:r>
@@ -503,17 +464,15 @@
           <w:rFonts w:ascii="Times New Roman" w:hAnsi="Times New Roman" w:cs="Times New Roman"/>
           <w:sz w:val="28"/>
           <w:szCs w:val="28"/>
-          <w:lang w:val="ru-KZ"/>
-        </w:rPr>
-        <w:t xml:space="preserve"> </w:t>
-      </w:r>
-      <w:proofErr w:type="spellStart"/>
-      <w:r>
-        <w:rPr>
-          <w:rFonts w:ascii="Times New Roman" w:hAnsi="Times New Roman" w:cs="Times New Roman"/>
-          <w:sz w:val="28"/>
-          <w:szCs w:val="28"/>
-          <w:lang w:val="ru-KZ"/>
+        </w:rPr>
+        <w:t xml:space="preserve"> </w:t>
+      </w:r>
+      <w:proofErr w:type="spellStart"/>
+      <w:r>
+        <w:rPr>
+          <w:rFonts w:ascii="Times New Roman" w:hAnsi="Times New Roman" w:cs="Times New Roman"/>
+          <w:sz w:val="28"/>
+          <w:szCs w:val="28"/>
         </w:rPr>
         <w:t>from</w:t>
       </w:r>
@@ -523,17 +482,15 @@
           <w:rFonts w:ascii="Times New Roman" w:hAnsi="Times New Roman" w:cs="Times New Roman"/>
           <w:sz w:val="28"/>
           <w:szCs w:val="28"/>
-          <w:lang w:val="ru-KZ"/>
-        </w:rPr>
-        <w:t xml:space="preserve"> </w:t>
-      </w:r>
-      <w:proofErr w:type="spellStart"/>
-      <w:r>
-        <w:rPr>
-          <w:rFonts w:ascii="Times New Roman" w:hAnsi="Times New Roman" w:cs="Times New Roman"/>
-          <w:sz w:val="28"/>
-          <w:szCs w:val="28"/>
-          <w:lang w:val="ru-KZ"/>
+        </w:rPr>
+        <w:t xml:space="preserve"> </w:t>
+      </w:r>
+      <w:proofErr w:type="spellStart"/>
+      <w:r>
+        <w:rPr>
+          <w:rFonts w:ascii="Times New Roman" w:hAnsi="Times New Roman" w:cs="Times New Roman"/>
+          <w:sz w:val="28"/>
+          <w:szCs w:val="28"/>
         </w:rPr>
         <w:t>one</w:t>
       </w:r>
@@ -543,17 +500,15 @@
           <w:rFonts w:ascii="Times New Roman" w:hAnsi="Times New Roman" w:cs="Times New Roman"/>
           <w:sz w:val="28"/>
           <w:szCs w:val="28"/>
-          <w:lang w:val="ru-KZ"/>
-        </w:rPr>
-        <w:t xml:space="preserve"> </w:t>
-      </w:r>
-      <w:proofErr w:type="spellStart"/>
-      <w:r>
-        <w:rPr>
-          <w:rFonts w:ascii="Times New Roman" w:hAnsi="Times New Roman" w:cs="Times New Roman"/>
-          <w:sz w:val="28"/>
-          <w:szCs w:val="28"/>
-          <w:lang w:val="ru-KZ"/>
+        </w:rPr>
+        <w:t xml:space="preserve"> </w:t>
+      </w:r>
+      <w:proofErr w:type="spellStart"/>
+      <w:r>
+        <w:rPr>
+          <w:rFonts w:ascii="Times New Roman" w:hAnsi="Times New Roman" w:cs="Times New Roman"/>
+          <w:sz w:val="28"/>
+          <w:szCs w:val="28"/>
         </w:rPr>
         <w:t>format</w:t>
       </w:r>
@@ -563,17 +518,15 @@
           <w:rFonts w:ascii="Times New Roman" w:hAnsi="Times New Roman" w:cs="Times New Roman"/>
           <w:sz w:val="28"/>
           <w:szCs w:val="28"/>
-          <w:lang w:val="ru-KZ"/>
-        </w:rPr>
-        <w:t xml:space="preserve"> </w:t>
-      </w:r>
-      <w:proofErr w:type="spellStart"/>
-      <w:r>
-        <w:rPr>
-          <w:rFonts w:ascii="Times New Roman" w:hAnsi="Times New Roman" w:cs="Times New Roman"/>
-          <w:sz w:val="28"/>
-          <w:szCs w:val="28"/>
-          <w:lang w:val="ru-KZ"/>
+        </w:rPr>
+        <w:t xml:space="preserve"> </w:t>
+      </w:r>
+      <w:proofErr w:type="spellStart"/>
+      <w:r>
+        <w:rPr>
+          <w:rFonts w:ascii="Times New Roman" w:hAnsi="Times New Roman" w:cs="Times New Roman"/>
+          <w:sz w:val="28"/>
+          <w:szCs w:val="28"/>
         </w:rPr>
         <w:t>to</w:t>
       </w:r>
@@ -583,17 +536,15 @@
           <w:rFonts w:ascii="Times New Roman" w:hAnsi="Times New Roman" w:cs="Times New Roman"/>
           <w:sz w:val="28"/>
           <w:szCs w:val="28"/>
-          <w:lang w:val="ru-KZ"/>
-        </w:rPr>
-        <w:t xml:space="preserve"> </w:t>
-      </w:r>
-      <w:proofErr w:type="spellStart"/>
-      <w:r>
-        <w:rPr>
-          <w:rFonts w:ascii="Times New Roman" w:hAnsi="Times New Roman" w:cs="Times New Roman"/>
-          <w:sz w:val="28"/>
-          <w:szCs w:val="28"/>
-          <w:lang w:val="ru-KZ"/>
+        </w:rPr>
+        <w:t xml:space="preserve"> </w:t>
+      </w:r>
+      <w:proofErr w:type="spellStart"/>
+      <w:r>
+        <w:rPr>
+          <w:rFonts w:ascii="Times New Roman" w:hAnsi="Times New Roman" w:cs="Times New Roman"/>
+          <w:sz w:val="28"/>
+          <w:szCs w:val="28"/>
         </w:rPr>
         <w:t>another</w:t>
       </w:r>
@@ -603,17 +554,15 @@
           <w:rFonts w:ascii="Times New Roman" w:hAnsi="Times New Roman" w:cs="Times New Roman"/>
           <w:sz w:val="28"/>
           <w:szCs w:val="28"/>
-          <w:lang w:val="ru-KZ"/>
-        </w:rPr>
-        <w:t xml:space="preserve"> </w:t>
-      </w:r>
-      <w:proofErr w:type="spellStart"/>
-      <w:r>
-        <w:rPr>
-          <w:rFonts w:ascii="Times New Roman" w:hAnsi="Times New Roman" w:cs="Times New Roman"/>
-          <w:sz w:val="28"/>
-          <w:szCs w:val="28"/>
-          <w:lang w:val="ru-KZ"/>
+        </w:rPr>
+        <w:t xml:space="preserve"> </w:t>
+      </w:r>
+      <w:proofErr w:type="spellStart"/>
+      <w:r>
+        <w:rPr>
+          <w:rFonts w:ascii="Times New Roman" w:hAnsi="Times New Roman" w:cs="Times New Roman"/>
+          <w:sz w:val="28"/>
+          <w:szCs w:val="28"/>
         </w:rPr>
         <w:t>requires</w:t>
       </w:r>
@@ -623,7 +572,6 @@
           <w:rFonts w:ascii="Times New Roman" w:hAnsi="Times New Roman" w:cs="Times New Roman"/>
           <w:sz w:val="28"/>
           <w:szCs w:val="28"/>
-          <w:lang w:val="ru-KZ"/>
         </w:rPr>
         <w:t xml:space="preserve"> a </w:t>
       </w:r>
@@ -633,7 +581,6 @@
           <w:rFonts w:ascii="Times New Roman" w:hAnsi="Times New Roman" w:cs="Times New Roman"/>
           <w:sz w:val="28"/>
           <w:szCs w:val="28"/>
-          <w:lang w:val="ru-KZ"/>
         </w:rPr>
         <w:t>client</w:t>
       </w:r>
@@ -643,17 +590,15 @@
           <w:rFonts w:ascii="Times New Roman" w:hAnsi="Times New Roman" w:cs="Times New Roman"/>
           <w:sz w:val="28"/>
           <w:szCs w:val="28"/>
-          <w:lang w:val="ru-KZ"/>
-        </w:rPr>
-        <w:t xml:space="preserve"> </w:t>
-      </w:r>
-      <w:proofErr w:type="spellStart"/>
-      <w:r>
-        <w:rPr>
-          <w:rFonts w:ascii="Times New Roman" w:hAnsi="Times New Roman" w:cs="Times New Roman"/>
-          <w:sz w:val="28"/>
-          <w:szCs w:val="28"/>
-          <w:lang w:val="ru-KZ"/>
+        </w:rPr>
+        <w:t xml:space="preserve"> </w:t>
+      </w:r>
+      <w:proofErr w:type="spellStart"/>
+      <w:r>
+        <w:rPr>
+          <w:rFonts w:ascii="Times New Roman" w:hAnsi="Times New Roman" w:cs="Times New Roman"/>
+          <w:sz w:val="28"/>
+          <w:szCs w:val="28"/>
         </w:rPr>
         <w:t>to</w:t>
       </w:r>
@@ -663,17 +608,15 @@
           <w:rFonts w:ascii="Times New Roman" w:hAnsi="Times New Roman" w:cs="Times New Roman"/>
           <w:sz w:val="28"/>
           <w:szCs w:val="28"/>
-          <w:lang w:val="ru-KZ"/>
-        </w:rPr>
-        <w:t xml:space="preserve"> </w:t>
-      </w:r>
-      <w:proofErr w:type="spellStart"/>
-      <w:r>
-        <w:rPr>
-          <w:rFonts w:ascii="Times New Roman" w:hAnsi="Times New Roman" w:cs="Times New Roman"/>
-          <w:sz w:val="28"/>
-          <w:szCs w:val="28"/>
-          <w:lang w:val="ru-KZ"/>
+        </w:rPr>
+        <w:t xml:space="preserve"> </w:t>
+      </w:r>
+      <w:proofErr w:type="spellStart"/>
+      <w:r>
+        <w:rPr>
+          <w:rFonts w:ascii="Times New Roman" w:hAnsi="Times New Roman" w:cs="Times New Roman"/>
+          <w:sz w:val="28"/>
+          <w:szCs w:val="28"/>
         </w:rPr>
         <w:t>coordinate</w:t>
       </w:r>
@@ -683,17 +626,15 @@
           <w:rFonts w:ascii="Times New Roman" w:hAnsi="Times New Roman" w:cs="Times New Roman"/>
           <w:sz w:val="28"/>
           <w:szCs w:val="28"/>
-          <w:lang w:val="ru-KZ"/>
-        </w:rPr>
-        <w:t xml:space="preserve"> </w:t>
-      </w:r>
-      <w:proofErr w:type="spellStart"/>
-      <w:r>
-        <w:rPr>
-          <w:rFonts w:ascii="Times New Roman" w:hAnsi="Times New Roman" w:cs="Times New Roman"/>
-          <w:sz w:val="28"/>
-          <w:szCs w:val="28"/>
-          <w:lang w:val="ru-KZ"/>
+        </w:rPr>
+        <w:t xml:space="preserve"> </w:t>
+      </w:r>
+      <w:proofErr w:type="spellStart"/>
+      <w:r>
+        <w:rPr>
+          <w:rFonts w:ascii="Times New Roman" w:hAnsi="Times New Roman" w:cs="Times New Roman"/>
+          <w:sz w:val="28"/>
+          <w:szCs w:val="28"/>
         </w:rPr>
         <w:t>multiple</w:t>
       </w:r>
@@ -703,17 +644,15 @@
           <w:rFonts w:ascii="Times New Roman" w:hAnsi="Times New Roman" w:cs="Times New Roman"/>
           <w:sz w:val="28"/>
           <w:szCs w:val="28"/>
-          <w:lang w:val="ru-KZ"/>
-        </w:rPr>
-        <w:t xml:space="preserve"> </w:t>
-      </w:r>
-      <w:proofErr w:type="spellStart"/>
-      <w:r>
-        <w:rPr>
-          <w:rFonts w:ascii="Times New Roman" w:hAnsi="Times New Roman" w:cs="Times New Roman"/>
-          <w:sz w:val="28"/>
-          <w:szCs w:val="28"/>
-          <w:lang w:val="ru-KZ"/>
+        </w:rPr>
+        <w:t xml:space="preserve"> </w:t>
+      </w:r>
+      <w:proofErr w:type="spellStart"/>
+      <w:r>
+        <w:rPr>
+          <w:rFonts w:ascii="Times New Roman" w:hAnsi="Times New Roman" w:cs="Times New Roman"/>
+          <w:sz w:val="28"/>
+          <w:szCs w:val="28"/>
         </w:rPr>
         <w:t>distinct</w:t>
       </w:r>
@@ -723,7 +662,6 @@
           <w:rFonts w:ascii="Times New Roman" w:hAnsi="Times New Roman" w:cs="Times New Roman"/>
           <w:sz w:val="28"/>
           <w:szCs w:val="28"/>
-          <w:lang w:val="ru-KZ"/>
         </w:rPr>
         <w:t xml:space="preserve">, </w:t>
       </w:r>
@@ -733,7 +671,6 @@
           <w:rFonts w:ascii="Times New Roman" w:hAnsi="Times New Roman" w:cs="Times New Roman"/>
           <w:sz w:val="28"/>
           <w:szCs w:val="28"/>
-          <w:lang w:val="ru-KZ"/>
         </w:rPr>
         <w:t>specialized</w:t>
       </w:r>
@@ -743,17 +680,15 @@
           <w:rFonts w:ascii="Times New Roman" w:hAnsi="Times New Roman" w:cs="Times New Roman"/>
           <w:sz w:val="28"/>
           <w:szCs w:val="28"/>
-          <w:lang w:val="ru-KZ"/>
-        </w:rPr>
-        <w:t xml:space="preserve"> </w:t>
-      </w:r>
-      <w:proofErr w:type="spellStart"/>
-      <w:r>
-        <w:rPr>
-          <w:rFonts w:ascii="Times New Roman" w:hAnsi="Times New Roman" w:cs="Times New Roman"/>
-          <w:sz w:val="28"/>
-          <w:szCs w:val="28"/>
-          <w:lang w:val="ru-KZ"/>
+        </w:rPr>
+        <w:t xml:space="preserve"> </w:t>
+      </w:r>
+      <w:proofErr w:type="spellStart"/>
+      <w:r>
+        <w:rPr>
+          <w:rFonts w:ascii="Times New Roman" w:hAnsi="Times New Roman" w:cs="Times New Roman"/>
+          <w:sz w:val="28"/>
+          <w:szCs w:val="28"/>
         </w:rPr>
         <w:t>components</w:t>
       </w:r>
@@ -763,7 +698,6 @@
           <w:rFonts w:ascii="Times New Roman" w:hAnsi="Times New Roman" w:cs="Times New Roman"/>
           <w:sz w:val="28"/>
           <w:szCs w:val="28"/>
-          <w:lang w:val="ru-KZ"/>
         </w:rPr>
         <w:t xml:space="preserve">: </w:t>
       </w:r>
@@ -773,7 +707,6 @@
           <w:rFonts w:ascii="Times New Roman" w:hAnsi="Times New Roman" w:cs="Times New Roman"/>
           <w:sz w:val="28"/>
           <w:szCs w:val="28"/>
-          <w:lang w:val="ru-KZ"/>
         </w:rPr>
         <w:t>extracting</w:t>
       </w:r>
@@ -783,17 +716,15 @@
           <w:rFonts w:ascii="Times New Roman" w:hAnsi="Times New Roman" w:cs="Times New Roman"/>
           <w:sz w:val="28"/>
           <w:szCs w:val="28"/>
-          <w:lang w:val="ru-KZ"/>
-        </w:rPr>
-        <w:t xml:space="preserve"> </w:t>
-      </w:r>
-      <w:proofErr w:type="spellStart"/>
-      <w:r>
-        <w:rPr>
-          <w:rFonts w:ascii="Times New Roman" w:hAnsi="Times New Roman" w:cs="Times New Roman"/>
-          <w:sz w:val="28"/>
-          <w:szCs w:val="28"/>
-          <w:lang w:val="ru-KZ"/>
+        </w:rPr>
+        <w:t xml:space="preserve"> </w:t>
+      </w:r>
+      <w:proofErr w:type="spellStart"/>
+      <w:r>
+        <w:rPr>
+          <w:rFonts w:ascii="Times New Roman" w:hAnsi="Times New Roman" w:cs="Times New Roman"/>
+          <w:sz w:val="28"/>
+          <w:szCs w:val="28"/>
         </w:rPr>
         <w:t>file</w:t>
       </w:r>
@@ -803,17 +734,15 @@
           <w:rFonts w:ascii="Times New Roman" w:hAnsi="Times New Roman" w:cs="Times New Roman"/>
           <w:sz w:val="28"/>
           <w:szCs w:val="28"/>
-          <w:lang w:val="ru-KZ"/>
-        </w:rPr>
-        <w:t xml:space="preserve"> </w:t>
-      </w:r>
-      <w:proofErr w:type="spellStart"/>
-      <w:r>
-        <w:rPr>
-          <w:rFonts w:ascii="Times New Roman" w:hAnsi="Times New Roman" w:cs="Times New Roman"/>
-          <w:sz w:val="28"/>
-          <w:szCs w:val="28"/>
-          <w:lang w:val="ru-KZ"/>
+        </w:rPr>
+        <w:t xml:space="preserve"> </w:t>
+      </w:r>
+      <w:proofErr w:type="spellStart"/>
+      <w:r>
+        <w:rPr>
+          <w:rFonts w:ascii="Times New Roman" w:hAnsi="Times New Roman" w:cs="Times New Roman"/>
+          <w:sz w:val="28"/>
+          <w:szCs w:val="28"/>
         </w:rPr>
         <w:t>headers</w:t>
       </w:r>
@@ -823,17 +752,15 @@
           <w:rFonts w:ascii="Times New Roman" w:hAnsi="Times New Roman" w:cs="Times New Roman"/>
           <w:sz w:val="28"/>
           <w:szCs w:val="28"/>
-          <w:lang w:val="ru-KZ"/>
-        </w:rPr>
-        <w:t xml:space="preserve"> </w:t>
-      </w:r>
-      <w:proofErr w:type="spellStart"/>
-      <w:r>
-        <w:rPr>
-          <w:rFonts w:ascii="Times New Roman" w:hAnsi="Times New Roman" w:cs="Times New Roman"/>
-          <w:sz w:val="28"/>
-          <w:szCs w:val="28"/>
-          <w:lang w:val="ru-KZ"/>
+        </w:rPr>
+        <w:t xml:space="preserve"> </w:t>
+      </w:r>
+      <w:proofErr w:type="spellStart"/>
+      <w:r>
+        <w:rPr>
+          <w:rFonts w:ascii="Times New Roman" w:hAnsi="Times New Roman" w:cs="Times New Roman"/>
+          <w:sz w:val="28"/>
+          <w:szCs w:val="28"/>
         </w:rPr>
         <w:t>via</w:t>
       </w:r>
@@ -843,17 +770,15 @@
           <w:rFonts w:ascii="Times New Roman" w:hAnsi="Times New Roman" w:cs="Times New Roman"/>
           <w:sz w:val="28"/>
           <w:szCs w:val="28"/>
-          <w:lang w:val="ru-KZ"/>
-        </w:rPr>
-        <w:t xml:space="preserve"> </w:t>
-      </w:r>
-      <w:proofErr w:type="spellStart"/>
-      <w:r>
-        <w:rPr>
-          <w:rFonts w:ascii="Times New Roman" w:hAnsi="Times New Roman" w:cs="Times New Roman"/>
-          <w:sz w:val="28"/>
-          <w:szCs w:val="28"/>
-          <w:lang w:val="ru-KZ"/>
+        </w:rPr>
+        <w:t xml:space="preserve"> </w:t>
+      </w:r>
+      <w:proofErr w:type="spellStart"/>
+      <w:r>
+        <w:rPr>
+          <w:rFonts w:ascii="Times New Roman" w:hAnsi="Times New Roman" w:cs="Times New Roman"/>
+          <w:sz w:val="28"/>
+          <w:szCs w:val="28"/>
         </w:rPr>
         <w:t>MetadataReader</w:t>
       </w:r>
@@ -863,7 +788,6 @@
           <w:rFonts w:ascii="Times New Roman" w:hAnsi="Times New Roman" w:cs="Times New Roman"/>
           <w:sz w:val="28"/>
           <w:szCs w:val="28"/>
-          <w:lang w:val="ru-KZ"/>
         </w:rPr>
         <w:t xml:space="preserve">, </w:t>
       </w:r>
@@ -873,7 +797,6 @@
           <w:rFonts w:ascii="Times New Roman" w:hAnsi="Times New Roman" w:cs="Times New Roman"/>
           <w:sz w:val="28"/>
           <w:szCs w:val="28"/>
-          <w:lang w:val="ru-KZ"/>
         </w:rPr>
         <w:t>selecting</w:t>
       </w:r>
@@ -883,17 +806,15 @@
           <w:rFonts w:ascii="Times New Roman" w:hAnsi="Times New Roman" w:cs="Times New Roman"/>
           <w:sz w:val="28"/>
           <w:szCs w:val="28"/>
-          <w:lang w:val="ru-KZ"/>
-        </w:rPr>
-        <w:t xml:space="preserve"> </w:t>
-      </w:r>
-      <w:proofErr w:type="spellStart"/>
-      <w:r>
-        <w:rPr>
-          <w:rFonts w:ascii="Times New Roman" w:hAnsi="Times New Roman" w:cs="Times New Roman"/>
-          <w:sz w:val="28"/>
-          <w:szCs w:val="28"/>
-          <w:lang w:val="ru-KZ"/>
+        </w:rPr>
+        <w:t xml:space="preserve"> </w:t>
+      </w:r>
+      <w:proofErr w:type="spellStart"/>
+      <w:r>
+        <w:rPr>
+          <w:rFonts w:ascii="Times New Roman" w:hAnsi="Times New Roman" w:cs="Times New Roman"/>
+          <w:sz w:val="28"/>
+          <w:szCs w:val="28"/>
         </w:rPr>
         <w:t>compatible</w:t>
       </w:r>
@@ -903,17 +824,15 @@
           <w:rFonts w:ascii="Times New Roman" w:hAnsi="Times New Roman" w:cs="Times New Roman"/>
           <w:sz w:val="28"/>
           <w:szCs w:val="28"/>
-          <w:lang w:val="ru-KZ"/>
-        </w:rPr>
-        <w:t xml:space="preserve"> </w:t>
-      </w:r>
-      <w:proofErr w:type="spellStart"/>
-      <w:r>
-        <w:rPr>
-          <w:rFonts w:ascii="Times New Roman" w:hAnsi="Times New Roman" w:cs="Times New Roman"/>
-          <w:sz w:val="28"/>
-          <w:szCs w:val="28"/>
-          <w:lang w:val="ru-KZ"/>
+        </w:rPr>
+        <w:t xml:space="preserve"> </w:t>
+      </w:r>
+      <w:proofErr w:type="spellStart"/>
+      <w:r>
+        <w:rPr>
+          <w:rFonts w:ascii="Times New Roman" w:hAnsi="Times New Roman" w:cs="Times New Roman"/>
+          <w:sz w:val="28"/>
+          <w:szCs w:val="28"/>
         </w:rPr>
         <w:t>codecs</w:t>
       </w:r>
@@ -923,17 +842,15 @@
           <w:rFonts w:ascii="Times New Roman" w:hAnsi="Times New Roman" w:cs="Times New Roman"/>
           <w:sz w:val="28"/>
           <w:szCs w:val="28"/>
-          <w:lang w:val="ru-KZ"/>
-        </w:rPr>
-        <w:t xml:space="preserve"> </w:t>
-      </w:r>
-      <w:proofErr w:type="spellStart"/>
-      <w:r>
-        <w:rPr>
-          <w:rFonts w:ascii="Times New Roman" w:hAnsi="Times New Roman" w:cs="Times New Roman"/>
-          <w:sz w:val="28"/>
-          <w:szCs w:val="28"/>
-          <w:lang w:val="ru-KZ"/>
+        </w:rPr>
+        <w:t xml:space="preserve"> </w:t>
+      </w:r>
+      <w:proofErr w:type="spellStart"/>
+      <w:r>
+        <w:rPr>
+          <w:rFonts w:ascii="Times New Roman" w:hAnsi="Times New Roman" w:cs="Times New Roman"/>
+          <w:sz w:val="28"/>
+          <w:szCs w:val="28"/>
         </w:rPr>
         <w:t>through</w:t>
       </w:r>
@@ -943,17 +860,15 @@
           <w:rFonts w:ascii="Times New Roman" w:hAnsi="Times New Roman" w:cs="Times New Roman"/>
           <w:sz w:val="28"/>
           <w:szCs w:val="28"/>
-          <w:lang w:val="ru-KZ"/>
-        </w:rPr>
-        <w:t xml:space="preserve"> </w:t>
-      </w:r>
-      <w:proofErr w:type="spellStart"/>
-      <w:r>
-        <w:rPr>
-          <w:rFonts w:ascii="Times New Roman" w:hAnsi="Times New Roman" w:cs="Times New Roman"/>
-          <w:sz w:val="28"/>
-          <w:szCs w:val="28"/>
-          <w:lang w:val="ru-KZ"/>
+        </w:rPr>
+        <w:t xml:space="preserve"> </w:t>
+      </w:r>
+      <w:proofErr w:type="spellStart"/>
+      <w:r>
+        <w:rPr>
+          <w:rFonts w:ascii="Times New Roman" w:hAnsi="Times New Roman" w:cs="Times New Roman"/>
+          <w:sz w:val="28"/>
+          <w:szCs w:val="28"/>
         </w:rPr>
         <w:t>CodecFactory</w:t>
       </w:r>
@@ -963,7 +878,6 @@
           <w:rFonts w:ascii="Times New Roman" w:hAnsi="Times New Roman" w:cs="Times New Roman"/>
           <w:sz w:val="28"/>
           <w:szCs w:val="28"/>
-          <w:lang w:val="ru-KZ"/>
         </w:rPr>
         <w:t xml:space="preserve">, </w:t>
       </w:r>
@@ -973,7 +887,6 @@
           <w:rFonts w:ascii="Times New Roman" w:hAnsi="Times New Roman" w:cs="Times New Roman"/>
           <w:sz w:val="28"/>
           <w:szCs w:val="28"/>
-          <w:lang w:val="ru-KZ"/>
         </w:rPr>
         <w:t>managing</w:t>
       </w:r>
@@ -983,17 +896,15 @@
           <w:rFonts w:ascii="Times New Roman" w:hAnsi="Times New Roman" w:cs="Times New Roman"/>
           <w:sz w:val="28"/>
           <w:szCs w:val="28"/>
-          <w:lang w:val="ru-KZ"/>
-        </w:rPr>
-        <w:t xml:space="preserve"> </w:t>
-      </w:r>
-      <w:proofErr w:type="spellStart"/>
-      <w:r>
-        <w:rPr>
-          <w:rFonts w:ascii="Times New Roman" w:hAnsi="Times New Roman" w:cs="Times New Roman"/>
-          <w:sz w:val="28"/>
-          <w:szCs w:val="28"/>
-          <w:lang w:val="ru-KZ"/>
+        </w:rPr>
+        <w:t xml:space="preserve"> </w:t>
+      </w:r>
+      <w:proofErr w:type="spellStart"/>
+      <w:r>
+        <w:rPr>
+          <w:rFonts w:ascii="Times New Roman" w:hAnsi="Times New Roman" w:cs="Times New Roman"/>
+          <w:sz w:val="28"/>
+          <w:szCs w:val="28"/>
         </w:rPr>
         <w:t>stream</w:t>
       </w:r>
@@ -1003,17 +914,15 @@
           <w:rFonts w:ascii="Times New Roman" w:hAnsi="Times New Roman" w:cs="Times New Roman"/>
           <w:sz w:val="28"/>
           <w:szCs w:val="28"/>
-          <w:lang w:val="ru-KZ"/>
-        </w:rPr>
-        <w:t xml:space="preserve"> </w:t>
-      </w:r>
-      <w:proofErr w:type="spellStart"/>
-      <w:r>
-        <w:rPr>
-          <w:rFonts w:ascii="Times New Roman" w:hAnsi="Times New Roman" w:cs="Times New Roman"/>
-          <w:sz w:val="28"/>
-          <w:szCs w:val="28"/>
-          <w:lang w:val="ru-KZ"/>
+        </w:rPr>
+        <w:t xml:space="preserve"> </w:t>
+      </w:r>
+      <w:proofErr w:type="spellStart"/>
+      <w:r>
+        <w:rPr>
+          <w:rFonts w:ascii="Times New Roman" w:hAnsi="Times New Roman" w:cs="Times New Roman"/>
+          <w:sz w:val="28"/>
+          <w:szCs w:val="28"/>
         </w:rPr>
         <w:t>buffers</w:t>
       </w:r>
@@ -1023,17 +932,15 @@
           <w:rFonts w:ascii="Times New Roman" w:hAnsi="Times New Roman" w:cs="Times New Roman"/>
           <w:sz w:val="28"/>
           <w:szCs w:val="28"/>
-          <w:lang w:val="ru-KZ"/>
-        </w:rPr>
-        <w:t xml:space="preserve"> </w:t>
-      </w:r>
-      <w:proofErr w:type="spellStart"/>
-      <w:r>
-        <w:rPr>
-          <w:rFonts w:ascii="Times New Roman" w:hAnsi="Times New Roman" w:cs="Times New Roman"/>
-          <w:sz w:val="28"/>
-          <w:szCs w:val="28"/>
-          <w:lang w:val="ru-KZ"/>
+        </w:rPr>
+        <w:t xml:space="preserve"> </w:t>
+      </w:r>
+      <w:proofErr w:type="spellStart"/>
+      <w:r>
+        <w:rPr>
+          <w:rFonts w:ascii="Times New Roman" w:hAnsi="Times New Roman" w:cs="Times New Roman"/>
+          <w:sz w:val="28"/>
+          <w:szCs w:val="28"/>
         </w:rPr>
         <w:t>with</w:t>
       </w:r>
@@ -1043,17 +950,15 @@
           <w:rFonts w:ascii="Times New Roman" w:hAnsi="Times New Roman" w:cs="Times New Roman"/>
           <w:sz w:val="28"/>
           <w:szCs w:val="28"/>
-          <w:lang w:val="ru-KZ"/>
-        </w:rPr>
-        <w:t xml:space="preserve"> </w:t>
-      </w:r>
-      <w:proofErr w:type="spellStart"/>
-      <w:r>
-        <w:rPr>
-          <w:rFonts w:ascii="Times New Roman" w:hAnsi="Times New Roman" w:cs="Times New Roman"/>
-          <w:sz w:val="28"/>
-          <w:szCs w:val="28"/>
-          <w:lang w:val="ru-KZ"/>
+        </w:rPr>
+        <w:t xml:space="preserve"> </w:t>
+      </w:r>
+      <w:proofErr w:type="spellStart"/>
+      <w:r>
+        <w:rPr>
+          <w:rFonts w:ascii="Times New Roman" w:hAnsi="Times New Roman" w:cs="Times New Roman"/>
+          <w:sz w:val="28"/>
+          <w:szCs w:val="28"/>
         </w:rPr>
         <w:t>BitrateReader</w:t>
       </w:r>
@@ -1063,7 +968,6 @@
           <w:rFonts w:ascii="Times New Roman" w:hAnsi="Times New Roman" w:cs="Times New Roman"/>
           <w:sz w:val="28"/>
           <w:szCs w:val="28"/>
-          <w:lang w:val="ru-KZ"/>
         </w:rPr>
         <w:t xml:space="preserve">, </w:t>
       </w:r>
@@ -1073,7 +977,6 @@
           <w:rFonts w:ascii="Times New Roman" w:hAnsi="Times New Roman" w:cs="Times New Roman"/>
           <w:sz w:val="28"/>
           <w:szCs w:val="28"/>
-          <w:lang w:val="ru-KZ"/>
         </w:rPr>
         <w:t>and</w:t>
       </w:r>
@@ -1083,17 +986,15 @@
           <w:rFonts w:ascii="Times New Roman" w:hAnsi="Times New Roman" w:cs="Times New Roman"/>
           <w:sz w:val="28"/>
           <w:szCs w:val="28"/>
-          <w:lang w:val="ru-KZ"/>
-        </w:rPr>
-        <w:t xml:space="preserve"> </w:t>
-      </w:r>
-      <w:proofErr w:type="spellStart"/>
-      <w:r>
-        <w:rPr>
-          <w:rFonts w:ascii="Times New Roman" w:hAnsi="Times New Roman" w:cs="Times New Roman"/>
-          <w:sz w:val="28"/>
-          <w:szCs w:val="28"/>
-          <w:lang w:val="ru-KZ"/>
+        </w:rPr>
+        <w:t xml:space="preserve"> </w:t>
+      </w:r>
+      <w:proofErr w:type="spellStart"/>
+      <w:r>
+        <w:rPr>
+          <w:rFonts w:ascii="Times New Roman" w:hAnsi="Times New Roman" w:cs="Times New Roman"/>
+          <w:sz w:val="28"/>
+          <w:szCs w:val="28"/>
         </w:rPr>
         <w:t>synchronizing</w:t>
       </w:r>
@@ -1103,17 +1004,15 @@
           <w:rFonts w:ascii="Times New Roman" w:hAnsi="Times New Roman" w:cs="Times New Roman"/>
           <w:sz w:val="28"/>
           <w:szCs w:val="28"/>
-          <w:lang w:val="ru-KZ"/>
-        </w:rPr>
-        <w:t xml:space="preserve"> </w:t>
-      </w:r>
-      <w:proofErr w:type="spellStart"/>
-      <w:r>
-        <w:rPr>
-          <w:rFonts w:ascii="Times New Roman" w:hAnsi="Times New Roman" w:cs="Times New Roman"/>
-          <w:sz w:val="28"/>
-          <w:szCs w:val="28"/>
-          <w:lang w:val="ru-KZ"/>
+        </w:rPr>
+        <w:t xml:space="preserve"> </w:t>
+      </w:r>
+      <w:proofErr w:type="spellStart"/>
+      <w:r>
+        <w:rPr>
+          <w:rFonts w:ascii="Times New Roman" w:hAnsi="Times New Roman" w:cs="Times New Roman"/>
+          <w:sz w:val="28"/>
+          <w:szCs w:val="28"/>
         </w:rPr>
         <w:t>audio</w:t>
       </w:r>
@@ -1123,7 +1022,6 @@
           <w:rFonts w:ascii="Times New Roman" w:hAnsi="Times New Roman" w:cs="Times New Roman"/>
           <w:sz w:val="28"/>
           <w:szCs w:val="28"/>
-          <w:lang w:val="ru-KZ"/>
         </w:rPr>
         <w:t>/</w:t>
       </w:r>
@@ -1133,7 +1031,6 @@
           <w:rFonts w:ascii="Times New Roman" w:hAnsi="Times New Roman" w:cs="Times New Roman"/>
           <w:sz w:val="28"/>
           <w:szCs w:val="28"/>
-          <w:lang w:val="ru-KZ"/>
         </w:rPr>
         <w:t>video</w:t>
       </w:r>
@@ -1143,17 +1040,15 @@
           <w:rFonts w:ascii="Times New Roman" w:hAnsi="Times New Roman" w:cs="Times New Roman"/>
           <w:sz w:val="28"/>
           <w:szCs w:val="28"/>
-          <w:lang w:val="ru-KZ"/>
-        </w:rPr>
-        <w:t xml:space="preserve"> </w:t>
-      </w:r>
-      <w:proofErr w:type="spellStart"/>
-      <w:r>
-        <w:rPr>
-          <w:rFonts w:ascii="Times New Roman" w:hAnsi="Times New Roman" w:cs="Times New Roman"/>
-          <w:sz w:val="28"/>
-          <w:szCs w:val="28"/>
-          <w:lang w:val="ru-KZ"/>
+        </w:rPr>
+        <w:t xml:space="preserve"> </w:t>
+      </w:r>
+      <w:proofErr w:type="spellStart"/>
+      <w:r>
+        <w:rPr>
+          <w:rFonts w:ascii="Times New Roman" w:hAnsi="Times New Roman" w:cs="Times New Roman"/>
+          <w:sz w:val="28"/>
+          <w:szCs w:val="28"/>
         </w:rPr>
         <w:t>channels</w:t>
       </w:r>
@@ -1163,17 +1058,15 @@
           <w:rFonts w:ascii="Times New Roman" w:hAnsi="Times New Roman" w:cs="Times New Roman"/>
           <w:sz w:val="28"/>
           <w:szCs w:val="28"/>
-          <w:lang w:val="ru-KZ"/>
-        </w:rPr>
-        <w:t xml:space="preserve"> </w:t>
-      </w:r>
-      <w:proofErr w:type="spellStart"/>
-      <w:r>
-        <w:rPr>
-          <w:rFonts w:ascii="Times New Roman" w:hAnsi="Times New Roman" w:cs="Times New Roman"/>
-          <w:sz w:val="28"/>
-          <w:szCs w:val="28"/>
-          <w:lang w:val="ru-KZ"/>
+        </w:rPr>
+        <w:t xml:space="preserve"> </w:t>
+      </w:r>
+      <w:proofErr w:type="spellStart"/>
+      <w:r>
+        <w:rPr>
+          <w:rFonts w:ascii="Times New Roman" w:hAnsi="Times New Roman" w:cs="Times New Roman"/>
+          <w:sz w:val="28"/>
+          <w:szCs w:val="28"/>
         </w:rPr>
         <w:t>via</w:t>
       </w:r>
@@ -1183,17 +1076,15 @@
           <w:rFonts w:ascii="Times New Roman" w:hAnsi="Times New Roman" w:cs="Times New Roman"/>
           <w:sz w:val="28"/>
           <w:szCs w:val="28"/>
-          <w:lang w:val="ru-KZ"/>
-        </w:rPr>
-        <w:t xml:space="preserve"> </w:t>
-      </w:r>
-      <w:proofErr w:type="spellStart"/>
-      <w:r>
-        <w:rPr>
-          <w:rFonts w:ascii="Times New Roman" w:hAnsi="Times New Roman" w:cs="Times New Roman"/>
-          <w:sz w:val="28"/>
-          <w:szCs w:val="28"/>
-          <w:lang w:val="ru-KZ"/>
+        </w:rPr>
+        <w:t xml:space="preserve"> </w:t>
+      </w:r>
+      <w:proofErr w:type="spellStart"/>
+      <w:r>
+        <w:rPr>
+          <w:rFonts w:ascii="Times New Roman" w:hAnsi="Times New Roman" w:cs="Times New Roman"/>
+          <w:sz w:val="28"/>
+          <w:szCs w:val="28"/>
         </w:rPr>
         <w:t>AudioMixer</w:t>
       </w:r>
@@ -1203,21 +1094,19 @@
           <w:rFonts w:ascii="Times New Roman" w:hAnsi="Times New Roman" w:cs="Times New Roman"/>
           <w:sz w:val="28"/>
           <w:szCs w:val="28"/>
-          <w:lang w:val="ru-KZ"/>
         </w:rPr>
         <w:t>.</w:t>
       </w:r>
     </w:p>
     <w:p>
       <w:pPr>
-        <w:spacing w:after="0" w:line="348" w:lineRule="auto"/>
+        <w:spacing w:after="0" w:line="336" w:lineRule="auto"/>
         <w:ind w:firstLine="709"/>
         <w:jc w:val="both"/>
         <w:rPr>
           <w:rFonts w:ascii="Times New Roman" w:hAnsi="Times New Roman" w:cs="Times New Roman"/>
           <w:sz w:val="28"/>
           <w:szCs w:val="28"/>
-          <w:lang w:val="ru-KZ"/>
         </w:rPr>
       </w:pPr>
       <w:proofErr w:type="spellStart"/>
@@ -1226,7 +1115,6 @@
           <w:rFonts w:ascii="Times New Roman" w:hAnsi="Times New Roman" w:cs="Times New Roman"/>
           <w:sz w:val="28"/>
           <w:szCs w:val="28"/>
-          <w:lang w:val="ru-KZ"/>
         </w:rPr>
         <w:t>Directly</w:t>
       </w:r>
@@ -1236,17 +1124,15 @@
           <w:rFonts w:ascii="Times New Roman" w:hAnsi="Times New Roman" w:cs="Times New Roman"/>
           <w:sz w:val="28"/>
           <w:szCs w:val="28"/>
-          <w:lang w:val="ru-KZ"/>
-        </w:rPr>
-        <w:t xml:space="preserve"> </w:t>
-      </w:r>
-      <w:proofErr w:type="spellStart"/>
-      <w:r>
-        <w:rPr>
-          <w:rFonts w:ascii="Times New Roman" w:hAnsi="Times New Roman" w:cs="Times New Roman"/>
-          <w:sz w:val="28"/>
-          <w:szCs w:val="28"/>
-          <w:lang w:val="ru-KZ"/>
+        </w:rPr>
+        <w:t xml:space="preserve"> </w:t>
+      </w:r>
+      <w:proofErr w:type="spellStart"/>
+      <w:r>
+        <w:rPr>
+          <w:rFonts w:ascii="Times New Roman" w:hAnsi="Times New Roman" w:cs="Times New Roman"/>
+          <w:sz w:val="28"/>
+          <w:szCs w:val="28"/>
         </w:rPr>
         <w:t>exposing</w:t>
       </w:r>
@@ -1256,17 +1142,15 @@
           <w:rFonts w:ascii="Times New Roman" w:hAnsi="Times New Roman" w:cs="Times New Roman"/>
           <w:sz w:val="28"/>
           <w:szCs w:val="28"/>
-          <w:lang w:val="ru-KZ"/>
-        </w:rPr>
-        <w:t xml:space="preserve"> </w:t>
-      </w:r>
-      <w:proofErr w:type="spellStart"/>
-      <w:r>
-        <w:rPr>
-          <w:rFonts w:ascii="Times New Roman" w:hAnsi="Times New Roman" w:cs="Times New Roman"/>
-          <w:sz w:val="28"/>
-          <w:szCs w:val="28"/>
-          <w:lang w:val="ru-KZ"/>
+        </w:rPr>
+        <w:t xml:space="preserve"> </w:t>
+      </w:r>
+      <w:proofErr w:type="spellStart"/>
+      <w:r>
+        <w:rPr>
+          <w:rFonts w:ascii="Times New Roman" w:hAnsi="Times New Roman" w:cs="Times New Roman"/>
+          <w:sz w:val="28"/>
+          <w:szCs w:val="28"/>
         </w:rPr>
         <w:t>these</w:t>
       </w:r>
@@ -1276,17 +1160,15 @@
           <w:rFonts w:ascii="Times New Roman" w:hAnsi="Times New Roman" w:cs="Times New Roman"/>
           <w:sz w:val="28"/>
           <w:szCs w:val="28"/>
-          <w:lang w:val="ru-KZ"/>
-        </w:rPr>
-        <w:t xml:space="preserve"> </w:t>
-      </w:r>
-      <w:proofErr w:type="spellStart"/>
-      <w:r>
-        <w:rPr>
-          <w:rFonts w:ascii="Times New Roman" w:hAnsi="Times New Roman" w:cs="Times New Roman"/>
-          <w:sz w:val="28"/>
-          <w:szCs w:val="28"/>
-          <w:lang w:val="ru-KZ"/>
+        </w:rPr>
+        <w:t xml:space="preserve"> </w:t>
+      </w:r>
+      <w:proofErr w:type="spellStart"/>
+      <w:r>
+        <w:rPr>
+          <w:rFonts w:ascii="Times New Roman" w:hAnsi="Times New Roman" w:cs="Times New Roman"/>
+          <w:sz w:val="28"/>
+          <w:szCs w:val="28"/>
         </w:rPr>
         <w:t>classes</w:t>
       </w:r>
@@ -1296,17 +1178,15 @@
           <w:rFonts w:ascii="Times New Roman" w:hAnsi="Times New Roman" w:cs="Times New Roman"/>
           <w:sz w:val="28"/>
           <w:szCs w:val="28"/>
-          <w:lang w:val="ru-KZ"/>
-        </w:rPr>
-        <w:t xml:space="preserve"> </w:t>
-      </w:r>
-      <w:proofErr w:type="spellStart"/>
-      <w:r>
-        <w:rPr>
-          <w:rFonts w:ascii="Times New Roman" w:hAnsi="Times New Roman" w:cs="Times New Roman"/>
-          <w:sz w:val="28"/>
-          <w:szCs w:val="28"/>
-          <w:lang w:val="ru-KZ"/>
+        </w:rPr>
+        <w:t xml:space="preserve"> </w:t>
+      </w:r>
+      <w:proofErr w:type="spellStart"/>
+      <w:r>
+        <w:rPr>
+          <w:rFonts w:ascii="Times New Roman" w:hAnsi="Times New Roman" w:cs="Times New Roman"/>
+          <w:sz w:val="28"/>
+          <w:szCs w:val="28"/>
         </w:rPr>
         <w:t>to</w:t>
       </w:r>
@@ -1316,17 +1196,15 @@
           <w:rFonts w:ascii="Times New Roman" w:hAnsi="Times New Roman" w:cs="Times New Roman"/>
           <w:sz w:val="28"/>
           <w:szCs w:val="28"/>
-          <w:lang w:val="ru-KZ"/>
-        </w:rPr>
-        <w:t xml:space="preserve"> </w:t>
-      </w:r>
-      <w:proofErr w:type="spellStart"/>
-      <w:r>
-        <w:rPr>
-          <w:rFonts w:ascii="Times New Roman" w:hAnsi="Times New Roman" w:cs="Times New Roman"/>
-          <w:sz w:val="28"/>
-          <w:szCs w:val="28"/>
-          <w:lang w:val="ru-KZ"/>
+        </w:rPr>
+        <w:t xml:space="preserve"> </w:t>
+      </w:r>
+      <w:proofErr w:type="spellStart"/>
+      <w:r>
+        <w:rPr>
+          <w:rFonts w:ascii="Times New Roman" w:hAnsi="Times New Roman" w:cs="Times New Roman"/>
+          <w:sz w:val="28"/>
+          <w:szCs w:val="28"/>
         </w:rPr>
         <w:t>high-level</w:t>
       </w:r>
@@ -1336,17 +1214,15 @@
           <w:rFonts w:ascii="Times New Roman" w:hAnsi="Times New Roman" w:cs="Times New Roman"/>
           <w:sz w:val="28"/>
           <w:szCs w:val="28"/>
-          <w:lang w:val="ru-KZ"/>
-        </w:rPr>
-        <w:t xml:space="preserve"> </w:t>
-      </w:r>
-      <w:proofErr w:type="spellStart"/>
-      <w:r>
-        <w:rPr>
-          <w:rFonts w:ascii="Times New Roman" w:hAnsi="Times New Roman" w:cs="Times New Roman"/>
-          <w:sz w:val="28"/>
-          <w:szCs w:val="28"/>
-          <w:lang w:val="ru-KZ"/>
+        </w:rPr>
+        <w:t xml:space="preserve"> </w:t>
+      </w:r>
+      <w:proofErr w:type="spellStart"/>
+      <w:r>
+        <w:rPr>
+          <w:rFonts w:ascii="Times New Roman" w:hAnsi="Times New Roman" w:cs="Times New Roman"/>
+          <w:sz w:val="28"/>
+          <w:szCs w:val="28"/>
         </w:rPr>
         <w:t>clients</w:t>
       </w:r>
@@ -1356,17 +1232,15 @@
           <w:rFonts w:ascii="Times New Roman" w:hAnsi="Times New Roman" w:cs="Times New Roman"/>
           <w:sz w:val="28"/>
           <w:szCs w:val="28"/>
-          <w:lang w:val="ru-KZ"/>
-        </w:rPr>
-        <w:t xml:space="preserve"> </w:t>
-      </w:r>
-      <w:proofErr w:type="spellStart"/>
-      <w:r>
-        <w:rPr>
-          <w:rFonts w:ascii="Times New Roman" w:hAnsi="Times New Roman" w:cs="Times New Roman"/>
-          <w:sz w:val="28"/>
-          <w:szCs w:val="28"/>
-          <w:lang w:val="ru-KZ"/>
+        </w:rPr>
+        <w:t xml:space="preserve"> </w:t>
+      </w:r>
+      <w:proofErr w:type="spellStart"/>
+      <w:r>
+        <w:rPr>
+          <w:rFonts w:ascii="Times New Roman" w:hAnsi="Times New Roman" w:cs="Times New Roman"/>
+          <w:sz w:val="28"/>
+          <w:szCs w:val="28"/>
         </w:rPr>
         <w:t>creates</w:t>
       </w:r>
@@ -1376,17 +1250,15 @@
           <w:rFonts w:ascii="Times New Roman" w:hAnsi="Times New Roman" w:cs="Times New Roman"/>
           <w:sz w:val="28"/>
           <w:szCs w:val="28"/>
-          <w:lang w:val="ru-KZ"/>
-        </w:rPr>
-        <w:t xml:space="preserve"> </w:t>
-      </w:r>
-      <w:proofErr w:type="spellStart"/>
-      <w:r>
-        <w:rPr>
-          <w:rFonts w:ascii="Times New Roman" w:hAnsi="Times New Roman" w:cs="Times New Roman"/>
-          <w:sz w:val="28"/>
-          <w:szCs w:val="28"/>
-          <w:lang w:val="ru-KZ"/>
+        </w:rPr>
+        <w:t xml:space="preserve"> </w:t>
+      </w:r>
+      <w:proofErr w:type="spellStart"/>
+      <w:r>
+        <w:rPr>
+          <w:rFonts w:ascii="Times New Roman" w:hAnsi="Times New Roman" w:cs="Times New Roman"/>
+          <w:sz w:val="28"/>
+          <w:szCs w:val="28"/>
         </w:rPr>
         <w:t>tight</w:t>
       </w:r>
@@ -1396,17 +1268,15 @@
           <w:rFonts w:ascii="Times New Roman" w:hAnsi="Times New Roman" w:cs="Times New Roman"/>
           <w:sz w:val="28"/>
           <w:szCs w:val="28"/>
-          <w:lang w:val="ru-KZ"/>
-        </w:rPr>
-        <w:t xml:space="preserve"> </w:t>
-      </w:r>
-      <w:proofErr w:type="spellStart"/>
-      <w:r>
-        <w:rPr>
-          <w:rFonts w:ascii="Times New Roman" w:hAnsi="Times New Roman" w:cs="Times New Roman"/>
-          <w:sz w:val="28"/>
-          <w:szCs w:val="28"/>
-          <w:lang w:val="ru-KZ"/>
+        </w:rPr>
+        <w:t xml:space="preserve"> </w:t>
+      </w:r>
+      <w:proofErr w:type="spellStart"/>
+      <w:r>
+        <w:rPr>
+          <w:rFonts w:ascii="Times New Roman" w:hAnsi="Times New Roman" w:cs="Times New Roman"/>
+          <w:sz w:val="28"/>
+          <w:szCs w:val="28"/>
         </w:rPr>
         <w:t>coupling</w:t>
       </w:r>
@@ -1416,7 +1286,6 @@
           <w:rFonts w:ascii="Times New Roman" w:hAnsi="Times New Roman" w:cs="Times New Roman"/>
           <w:sz w:val="28"/>
           <w:szCs w:val="28"/>
-          <w:lang w:val="ru-KZ"/>
         </w:rPr>
         <w:t xml:space="preserve">, </w:t>
       </w:r>
@@ -1426,7 +1295,6 @@
           <w:rFonts w:ascii="Times New Roman" w:hAnsi="Times New Roman" w:cs="Times New Roman"/>
           <w:sz w:val="28"/>
           <w:szCs w:val="28"/>
-          <w:lang w:val="ru-KZ"/>
         </w:rPr>
         <w:t>high</w:t>
       </w:r>
@@ -1436,17 +1304,15 @@
           <w:rFonts w:ascii="Times New Roman" w:hAnsi="Times New Roman" w:cs="Times New Roman"/>
           <w:sz w:val="28"/>
           <w:szCs w:val="28"/>
-          <w:lang w:val="ru-KZ"/>
-        </w:rPr>
-        <w:t xml:space="preserve"> </w:t>
-      </w:r>
-      <w:proofErr w:type="spellStart"/>
-      <w:r>
-        <w:rPr>
-          <w:rFonts w:ascii="Times New Roman" w:hAnsi="Times New Roman" w:cs="Times New Roman"/>
-          <w:sz w:val="28"/>
-          <w:szCs w:val="28"/>
-          <w:lang w:val="ru-KZ"/>
+        </w:rPr>
+        <w:t xml:space="preserve"> </w:t>
+      </w:r>
+      <w:proofErr w:type="spellStart"/>
+      <w:r>
+        <w:rPr>
+          <w:rFonts w:ascii="Times New Roman" w:hAnsi="Times New Roman" w:cs="Times New Roman"/>
+          <w:sz w:val="28"/>
+          <w:szCs w:val="28"/>
         </w:rPr>
         <w:t>maintenance</w:t>
       </w:r>
@@ -1456,17 +1322,15 @@
           <w:rFonts w:ascii="Times New Roman" w:hAnsi="Times New Roman" w:cs="Times New Roman"/>
           <w:sz w:val="28"/>
           <w:szCs w:val="28"/>
-          <w:lang w:val="ru-KZ"/>
-        </w:rPr>
-        <w:t xml:space="preserve"> </w:t>
-      </w:r>
-      <w:proofErr w:type="spellStart"/>
-      <w:r>
-        <w:rPr>
-          <w:rFonts w:ascii="Times New Roman" w:hAnsi="Times New Roman" w:cs="Times New Roman"/>
-          <w:sz w:val="28"/>
-          <w:szCs w:val="28"/>
-          <w:lang w:val="ru-KZ"/>
+        </w:rPr>
+        <w:t xml:space="preserve"> </w:t>
+      </w:r>
+      <w:proofErr w:type="spellStart"/>
+      <w:r>
+        <w:rPr>
+          <w:rFonts w:ascii="Times New Roman" w:hAnsi="Times New Roman" w:cs="Times New Roman"/>
+          <w:sz w:val="28"/>
+          <w:szCs w:val="28"/>
         </w:rPr>
         <w:t>overhead</w:t>
       </w:r>
@@ -1476,7 +1340,6 @@
           <w:rFonts w:ascii="Times New Roman" w:hAnsi="Times New Roman" w:cs="Times New Roman"/>
           <w:sz w:val="28"/>
           <w:szCs w:val="28"/>
-          <w:lang w:val="ru-KZ"/>
         </w:rPr>
         <w:t xml:space="preserve">, </w:t>
       </w:r>
@@ -1486,7 +1349,6 @@
           <w:rFonts w:ascii="Times New Roman" w:hAnsi="Times New Roman" w:cs="Times New Roman"/>
           <w:sz w:val="28"/>
           <w:szCs w:val="28"/>
-          <w:lang w:val="ru-KZ"/>
         </w:rPr>
         <w:t>and</w:t>
       </w:r>
@@ -1496,17 +1358,15 @@
           <w:rFonts w:ascii="Times New Roman" w:hAnsi="Times New Roman" w:cs="Times New Roman"/>
           <w:sz w:val="28"/>
           <w:szCs w:val="28"/>
-          <w:lang w:val="ru-KZ"/>
-        </w:rPr>
-        <w:t xml:space="preserve"> </w:t>
-      </w:r>
-      <w:proofErr w:type="spellStart"/>
-      <w:r>
-        <w:rPr>
-          <w:rFonts w:ascii="Times New Roman" w:hAnsi="Times New Roman" w:cs="Times New Roman"/>
-          <w:sz w:val="28"/>
-          <w:szCs w:val="28"/>
-          <w:lang w:val="ru-KZ"/>
+        </w:rPr>
+        <w:t xml:space="preserve"> </w:t>
+      </w:r>
+      <w:proofErr w:type="spellStart"/>
+      <w:r>
+        <w:rPr>
+          <w:rFonts w:ascii="Times New Roman" w:hAnsi="Times New Roman" w:cs="Times New Roman"/>
+          <w:sz w:val="28"/>
+          <w:szCs w:val="28"/>
         </w:rPr>
         <w:t>steep</w:t>
       </w:r>
@@ -1516,17 +1376,15 @@
           <w:rFonts w:ascii="Times New Roman" w:hAnsi="Times New Roman" w:cs="Times New Roman"/>
           <w:sz w:val="28"/>
           <w:szCs w:val="28"/>
-          <w:lang w:val="ru-KZ"/>
-        </w:rPr>
-        <w:t xml:space="preserve"> </w:t>
-      </w:r>
-      <w:proofErr w:type="spellStart"/>
-      <w:r>
-        <w:rPr>
-          <w:rFonts w:ascii="Times New Roman" w:hAnsi="Times New Roman" w:cs="Times New Roman"/>
-          <w:sz w:val="28"/>
-          <w:szCs w:val="28"/>
-          <w:lang w:val="ru-KZ"/>
+        </w:rPr>
+        <w:t xml:space="preserve"> </w:t>
+      </w:r>
+      <w:proofErr w:type="spellStart"/>
+      <w:r>
+        <w:rPr>
+          <w:rFonts w:ascii="Times New Roman" w:hAnsi="Times New Roman" w:cs="Times New Roman"/>
+          <w:sz w:val="28"/>
+          <w:szCs w:val="28"/>
         </w:rPr>
         <w:t>learning</w:t>
       </w:r>
@@ -1536,17 +1394,15 @@
           <w:rFonts w:ascii="Times New Roman" w:hAnsi="Times New Roman" w:cs="Times New Roman"/>
           <w:sz w:val="28"/>
           <w:szCs w:val="28"/>
-          <w:lang w:val="ru-KZ"/>
-        </w:rPr>
-        <w:t xml:space="preserve"> </w:t>
-      </w:r>
-      <w:proofErr w:type="spellStart"/>
-      <w:r>
-        <w:rPr>
-          <w:rFonts w:ascii="Times New Roman" w:hAnsi="Times New Roman" w:cs="Times New Roman"/>
-          <w:sz w:val="28"/>
-          <w:szCs w:val="28"/>
-          <w:lang w:val="ru-KZ"/>
+        </w:rPr>
+        <w:t xml:space="preserve"> </w:t>
+      </w:r>
+      <w:proofErr w:type="spellStart"/>
+      <w:r>
+        <w:rPr>
+          <w:rFonts w:ascii="Times New Roman" w:hAnsi="Times New Roman" w:cs="Times New Roman"/>
+          <w:sz w:val="28"/>
+          <w:szCs w:val="28"/>
         </w:rPr>
         <w:t>curves</w:t>
       </w:r>
@@ -1556,7 +1412,6 @@
           <w:rFonts w:ascii="Times New Roman" w:hAnsi="Times New Roman" w:cs="Times New Roman"/>
           <w:sz w:val="28"/>
           <w:szCs w:val="28"/>
-          <w:lang w:val="ru-KZ"/>
         </w:rPr>
         <w:t xml:space="preserve">. The </w:t>
       </w:r>
@@ -1566,7 +1421,6 @@
           <w:rFonts w:ascii="Times New Roman" w:hAnsi="Times New Roman" w:cs="Times New Roman"/>
           <w:sz w:val="28"/>
           <w:szCs w:val="28"/>
-          <w:lang w:val="ru-KZ"/>
         </w:rPr>
         <w:t>Facade</w:t>
       </w:r>
@@ -1576,17 +1430,15 @@
           <w:rFonts w:ascii="Times New Roman" w:hAnsi="Times New Roman" w:cs="Times New Roman"/>
           <w:sz w:val="28"/>
           <w:szCs w:val="28"/>
-          <w:lang w:val="ru-KZ"/>
-        </w:rPr>
-        <w:t xml:space="preserve"> </w:t>
-      </w:r>
-      <w:proofErr w:type="spellStart"/>
-      <w:r>
-        <w:rPr>
-          <w:rFonts w:ascii="Times New Roman" w:hAnsi="Times New Roman" w:cs="Times New Roman"/>
-          <w:sz w:val="28"/>
-          <w:szCs w:val="28"/>
-          <w:lang w:val="ru-KZ"/>
+        </w:rPr>
+        <w:t xml:space="preserve"> </w:t>
+      </w:r>
+      <w:proofErr w:type="spellStart"/>
+      <w:r>
+        <w:rPr>
+          <w:rFonts w:ascii="Times New Roman" w:hAnsi="Times New Roman" w:cs="Times New Roman"/>
+          <w:sz w:val="28"/>
+          <w:szCs w:val="28"/>
         </w:rPr>
         <w:t>pattern</w:t>
       </w:r>
@@ -1596,17 +1448,15 @@
           <w:rFonts w:ascii="Times New Roman" w:hAnsi="Times New Roman" w:cs="Times New Roman"/>
           <w:sz w:val="28"/>
           <w:szCs w:val="28"/>
-          <w:lang w:val="ru-KZ"/>
-        </w:rPr>
-        <w:t xml:space="preserve"> </w:t>
-      </w:r>
-      <w:proofErr w:type="spellStart"/>
-      <w:r>
-        <w:rPr>
-          <w:rFonts w:ascii="Times New Roman" w:hAnsi="Times New Roman" w:cs="Times New Roman"/>
-          <w:sz w:val="28"/>
-          <w:szCs w:val="28"/>
-          <w:lang w:val="ru-KZ"/>
+        </w:rPr>
+        <w:t xml:space="preserve"> </w:t>
+      </w:r>
+      <w:proofErr w:type="spellStart"/>
+      <w:r>
+        <w:rPr>
+          <w:rFonts w:ascii="Times New Roman" w:hAnsi="Times New Roman" w:cs="Times New Roman"/>
+          <w:sz w:val="28"/>
+          <w:szCs w:val="28"/>
         </w:rPr>
         <w:t>introduces</w:t>
       </w:r>
@@ -1616,7 +1466,6 @@
           <w:rFonts w:ascii="Times New Roman" w:hAnsi="Times New Roman" w:cs="Times New Roman"/>
           <w:sz w:val="28"/>
           <w:szCs w:val="28"/>
-          <w:lang w:val="ru-KZ"/>
         </w:rPr>
         <w:t xml:space="preserve"> a </w:t>
       </w:r>
@@ -1626,7 +1475,6 @@
           <w:rFonts w:ascii="Times New Roman" w:hAnsi="Times New Roman" w:cs="Times New Roman"/>
           <w:sz w:val="28"/>
           <w:szCs w:val="28"/>
-          <w:lang w:val="ru-KZ"/>
         </w:rPr>
         <w:t>unified</w:t>
       </w:r>
@@ -1636,17 +1484,15 @@
           <w:rFonts w:ascii="Times New Roman" w:hAnsi="Times New Roman" w:cs="Times New Roman"/>
           <w:sz w:val="28"/>
           <w:szCs w:val="28"/>
-          <w:lang w:val="ru-KZ"/>
-        </w:rPr>
-        <w:t xml:space="preserve"> </w:t>
-      </w:r>
-      <w:proofErr w:type="spellStart"/>
-      <w:r>
-        <w:rPr>
-          <w:rFonts w:ascii="Times New Roman" w:hAnsi="Times New Roman" w:cs="Times New Roman"/>
-          <w:sz w:val="28"/>
-          <w:szCs w:val="28"/>
-          <w:lang w:val="ru-KZ"/>
+        </w:rPr>
+        <w:t xml:space="preserve"> </w:t>
+      </w:r>
+      <w:proofErr w:type="spellStart"/>
+      <w:r>
+        <w:rPr>
+          <w:rFonts w:ascii="Times New Roman" w:hAnsi="Times New Roman" w:cs="Times New Roman"/>
+          <w:sz w:val="28"/>
+          <w:szCs w:val="28"/>
         </w:rPr>
         <w:t>interface</w:t>
       </w:r>
@@ -1656,7 +1502,6 @@
           <w:rFonts w:ascii="Times New Roman" w:hAnsi="Times New Roman" w:cs="Times New Roman"/>
           <w:sz w:val="28"/>
           <w:szCs w:val="28"/>
-          <w:lang w:val="ru-KZ"/>
         </w:rPr>
         <w:t xml:space="preserve"> (</w:t>
       </w:r>
@@ -1666,7 +1511,6 @@
           <w:rFonts w:ascii="Times New Roman" w:hAnsi="Times New Roman" w:cs="Times New Roman"/>
           <w:sz w:val="28"/>
           <w:szCs w:val="28"/>
-          <w:lang w:val="ru-KZ"/>
         </w:rPr>
         <w:t>MediaConversionFacade</w:t>
       </w:r>
@@ -1676,7 +1520,6 @@
           <w:rFonts w:ascii="Times New Roman" w:hAnsi="Times New Roman" w:cs="Times New Roman"/>
           <w:sz w:val="28"/>
           <w:szCs w:val="28"/>
-          <w:lang w:val="ru-KZ"/>
         </w:rPr>
         <w:t xml:space="preserve">) </w:t>
       </w:r>
@@ -1686,7 +1529,6 @@
           <w:rFonts w:ascii="Times New Roman" w:hAnsi="Times New Roman" w:cs="Times New Roman"/>
           <w:sz w:val="28"/>
           <w:szCs w:val="28"/>
-          <w:lang w:val="ru-KZ"/>
         </w:rPr>
         <w:t>that</w:t>
       </w:r>
@@ -1696,17 +1538,15 @@
           <w:rFonts w:ascii="Times New Roman" w:hAnsi="Times New Roman" w:cs="Times New Roman"/>
           <w:sz w:val="28"/>
           <w:szCs w:val="28"/>
-          <w:lang w:val="ru-KZ"/>
-        </w:rPr>
-        <w:t xml:space="preserve"> </w:t>
-      </w:r>
-      <w:proofErr w:type="spellStart"/>
-      <w:r>
-        <w:rPr>
-          <w:rFonts w:ascii="Times New Roman" w:hAnsi="Times New Roman" w:cs="Times New Roman"/>
-          <w:sz w:val="28"/>
-          <w:szCs w:val="28"/>
-          <w:lang w:val="ru-KZ"/>
+        </w:rPr>
+        <w:t xml:space="preserve"> </w:t>
+      </w:r>
+      <w:proofErr w:type="spellStart"/>
+      <w:r>
+        <w:rPr>
+          <w:rFonts w:ascii="Times New Roman" w:hAnsi="Times New Roman" w:cs="Times New Roman"/>
+          <w:sz w:val="28"/>
+          <w:szCs w:val="28"/>
         </w:rPr>
         <w:t>encapsulates</w:t>
       </w:r>
@@ -1716,17 +1556,15 @@
           <w:rFonts w:ascii="Times New Roman" w:hAnsi="Times New Roman" w:cs="Times New Roman"/>
           <w:sz w:val="28"/>
           <w:szCs w:val="28"/>
-          <w:lang w:val="ru-KZ"/>
-        </w:rPr>
-        <w:t xml:space="preserve"> </w:t>
-      </w:r>
-      <w:proofErr w:type="spellStart"/>
-      <w:r>
-        <w:rPr>
-          <w:rFonts w:ascii="Times New Roman" w:hAnsi="Times New Roman" w:cs="Times New Roman"/>
-          <w:sz w:val="28"/>
-          <w:szCs w:val="28"/>
-          <w:lang w:val="ru-KZ"/>
+        </w:rPr>
+        <w:t xml:space="preserve"> </w:t>
+      </w:r>
+      <w:proofErr w:type="spellStart"/>
+      <w:r>
+        <w:rPr>
+          <w:rFonts w:ascii="Times New Roman" w:hAnsi="Times New Roman" w:cs="Times New Roman"/>
+          <w:sz w:val="28"/>
+          <w:szCs w:val="28"/>
         </w:rPr>
         <w:t>this</w:t>
       </w:r>
@@ -1736,17 +1574,15 @@
           <w:rFonts w:ascii="Times New Roman" w:hAnsi="Times New Roman" w:cs="Times New Roman"/>
           <w:sz w:val="28"/>
           <w:szCs w:val="28"/>
-          <w:lang w:val="ru-KZ"/>
-        </w:rPr>
-        <w:t xml:space="preserve"> </w:t>
-      </w:r>
-      <w:proofErr w:type="spellStart"/>
-      <w:r>
-        <w:rPr>
-          <w:rFonts w:ascii="Times New Roman" w:hAnsi="Times New Roman" w:cs="Times New Roman"/>
-          <w:sz w:val="28"/>
-          <w:szCs w:val="28"/>
-          <w:lang w:val="ru-KZ"/>
+        </w:rPr>
+        <w:t xml:space="preserve"> </w:t>
+      </w:r>
+      <w:proofErr w:type="spellStart"/>
+      <w:r>
+        <w:rPr>
+          <w:rFonts w:ascii="Times New Roman" w:hAnsi="Times New Roman" w:cs="Times New Roman"/>
+          <w:sz w:val="28"/>
+          <w:szCs w:val="28"/>
         </w:rPr>
         <w:t>subsystem</w:t>
       </w:r>
@@ -1756,7 +1592,6 @@
           <w:rFonts w:ascii="Times New Roman" w:hAnsi="Times New Roman" w:cs="Times New Roman"/>
           <w:sz w:val="28"/>
           <w:szCs w:val="28"/>
-          <w:lang w:val="ru-KZ"/>
         </w:rPr>
         <w:t xml:space="preserve">, </w:t>
       </w:r>
@@ -1766,7 +1601,6 @@
           <w:rFonts w:ascii="Times New Roman" w:hAnsi="Times New Roman" w:cs="Times New Roman"/>
           <w:sz w:val="28"/>
           <w:szCs w:val="28"/>
-          <w:lang w:val="ru-KZ"/>
         </w:rPr>
         <w:t>reducing</w:t>
       </w:r>
@@ -1776,7 +1610,6 @@
           <w:rFonts w:ascii="Times New Roman" w:hAnsi="Times New Roman" w:cs="Times New Roman"/>
           <w:sz w:val="28"/>
           <w:szCs w:val="28"/>
-          <w:lang w:val="ru-KZ"/>
         </w:rPr>
         <w:t xml:space="preserve"> a </w:t>
       </w:r>
@@ -1786,7 +1619,6 @@
           <w:rFonts w:ascii="Times New Roman" w:hAnsi="Times New Roman" w:cs="Times New Roman"/>
           <w:sz w:val="28"/>
           <w:szCs w:val="28"/>
-          <w:lang w:val="ru-KZ"/>
         </w:rPr>
         <w:t>multi-step</w:t>
       </w:r>
@@ -1796,7 +1628,6 @@
           <w:rFonts w:ascii="Times New Roman" w:hAnsi="Times New Roman" w:cs="Times New Roman"/>
           <w:sz w:val="28"/>
           <w:szCs w:val="28"/>
-          <w:lang w:val="ru-KZ"/>
         </w:rPr>
         <w:t xml:space="preserve">, </w:t>
       </w:r>
@@ -1806,7 +1637,6 @@
           <w:rFonts w:ascii="Times New Roman" w:hAnsi="Times New Roman" w:cs="Times New Roman"/>
           <w:sz w:val="28"/>
           <w:szCs w:val="28"/>
-          <w:lang w:val="ru-KZ"/>
         </w:rPr>
         <w:t>error-prone</w:t>
       </w:r>
@@ -1816,17 +1646,15 @@
           <w:rFonts w:ascii="Times New Roman" w:hAnsi="Times New Roman" w:cs="Times New Roman"/>
           <w:sz w:val="28"/>
           <w:szCs w:val="28"/>
-          <w:lang w:val="ru-KZ"/>
-        </w:rPr>
-        <w:t xml:space="preserve"> </w:t>
-      </w:r>
-      <w:proofErr w:type="spellStart"/>
-      <w:r>
-        <w:rPr>
-          <w:rFonts w:ascii="Times New Roman" w:hAnsi="Times New Roman" w:cs="Times New Roman"/>
-          <w:sz w:val="28"/>
-          <w:szCs w:val="28"/>
-          <w:lang w:val="ru-KZ"/>
+        </w:rPr>
+        <w:t xml:space="preserve"> </w:t>
+      </w:r>
+      <w:proofErr w:type="spellStart"/>
+      <w:r>
+        <w:rPr>
+          <w:rFonts w:ascii="Times New Roman" w:hAnsi="Times New Roman" w:cs="Times New Roman"/>
+          <w:sz w:val="28"/>
+          <w:szCs w:val="28"/>
         </w:rPr>
         <w:t>workflow</w:t>
       </w:r>
@@ -1836,17 +1664,15 @@
           <w:rFonts w:ascii="Times New Roman" w:hAnsi="Times New Roman" w:cs="Times New Roman"/>
           <w:sz w:val="28"/>
           <w:szCs w:val="28"/>
-          <w:lang w:val="ru-KZ"/>
-        </w:rPr>
-        <w:t xml:space="preserve"> </w:t>
-      </w:r>
-      <w:proofErr w:type="spellStart"/>
-      <w:r>
-        <w:rPr>
-          <w:rFonts w:ascii="Times New Roman" w:hAnsi="Times New Roman" w:cs="Times New Roman"/>
-          <w:sz w:val="28"/>
-          <w:szCs w:val="28"/>
-          <w:lang w:val="ru-KZ"/>
+        </w:rPr>
+        <w:t xml:space="preserve"> </w:t>
+      </w:r>
+      <w:proofErr w:type="spellStart"/>
+      <w:r>
+        <w:rPr>
+          <w:rFonts w:ascii="Times New Roman" w:hAnsi="Times New Roman" w:cs="Times New Roman"/>
+          <w:sz w:val="28"/>
+          <w:szCs w:val="28"/>
         </w:rPr>
         <w:t>into</w:t>
       </w:r>
@@ -1856,7 +1682,6 @@
           <w:rFonts w:ascii="Times New Roman" w:hAnsi="Times New Roman" w:cs="Times New Roman"/>
           <w:sz w:val="28"/>
           <w:szCs w:val="28"/>
-          <w:lang w:val="ru-KZ"/>
         </w:rPr>
         <w:t xml:space="preserve"> a </w:t>
       </w:r>
@@ -1866,7 +1691,6 @@
           <w:rFonts w:ascii="Times New Roman" w:hAnsi="Times New Roman" w:cs="Times New Roman"/>
           <w:sz w:val="28"/>
           <w:szCs w:val="28"/>
-          <w:lang w:val="ru-KZ"/>
         </w:rPr>
         <w:t>single</w:t>
       </w:r>
@@ -1876,7 +1700,6 @@
           <w:rFonts w:ascii="Times New Roman" w:hAnsi="Times New Roman" w:cs="Times New Roman"/>
           <w:sz w:val="28"/>
           <w:szCs w:val="28"/>
-          <w:lang w:val="ru-KZ"/>
         </w:rPr>
         <w:t xml:space="preserve">, </w:t>
       </w:r>
@@ -1886,7 +1709,6 @@
           <w:rFonts w:ascii="Times New Roman" w:hAnsi="Times New Roman" w:cs="Times New Roman"/>
           <w:sz w:val="28"/>
           <w:szCs w:val="28"/>
-          <w:lang w:val="ru-KZ"/>
         </w:rPr>
         <w:t>clean</w:t>
       </w:r>
@@ -1896,17 +1718,15 @@
           <w:rFonts w:ascii="Times New Roman" w:hAnsi="Times New Roman" w:cs="Times New Roman"/>
           <w:sz w:val="28"/>
           <w:szCs w:val="28"/>
-          <w:lang w:val="ru-KZ"/>
-        </w:rPr>
-        <w:t xml:space="preserve"> </w:t>
-      </w:r>
-      <w:proofErr w:type="spellStart"/>
-      <w:r>
-        <w:rPr>
-          <w:rFonts w:ascii="Times New Roman" w:hAnsi="Times New Roman" w:cs="Times New Roman"/>
-          <w:sz w:val="28"/>
-          <w:szCs w:val="28"/>
-          <w:lang w:val="ru-KZ"/>
+        </w:rPr>
+        <w:t xml:space="preserve"> </w:t>
+      </w:r>
+      <w:proofErr w:type="spellStart"/>
+      <w:r>
+        <w:rPr>
+          <w:rFonts w:ascii="Times New Roman" w:hAnsi="Times New Roman" w:cs="Times New Roman"/>
+          <w:sz w:val="28"/>
+          <w:szCs w:val="28"/>
         </w:rPr>
         <w:t>method</w:t>
       </w:r>
@@ -1916,17 +1736,15 @@
           <w:rFonts w:ascii="Times New Roman" w:hAnsi="Times New Roman" w:cs="Times New Roman"/>
           <w:sz w:val="28"/>
           <w:szCs w:val="28"/>
-          <w:lang w:val="ru-KZ"/>
-        </w:rPr>
-        <w:t xml:space="preserve"> </w:t>
-      </w:r>
-      <w:proofErr w:type="spellStart"/>
-      <w:r>
-        <w:rPr>
-          <w:rFonts w:ascii="Times New Roman" w:hAnsi="Times New Roman" w:cs="Times New Roman"/>
-          <w:sz w:val="28"/>
-          <w:szCs w:val="28"/>
-          <w:lang w:val="ru-KZ"/>
+        </w:rPr>
+        <w:t xml:space="preserve"> </w:t>
+      </w:r>
+      <w:proofErr w:type="spellStart"/>
+      <w:r>
+        <w:rPr>
+          <w:rFonts w:ascii="Times New Roman" w:hAnsi="Times New Roman" w:cs="Times New Roman"/>
+          <w:sz w:val="28"/>
+          <w:szCs w:val="28"/>
         </w:rPr>
         <w:t>call</w:t>
       </w:r>
@@ -1936,7 +1754,6 @@
           <w:rFonts w:ascii="Times New Roman" w:hAnsi="Times New Roman" w:cs="Times New Roman"/>
           <w:sz w:val="28"/>
           <w:szCs w:val="28"/>
-          <w:lang w:val="ru-KZ"/>
         </w:rPr>
         <w:t xml:space="preserve"> (</w:t>
       </w:r>
@@ -1946,7 +1763,6 @@
           <w:rFonts w:ascii="Times New Roman" w:hAnsi="Times New Roman" w:cs="Times New Roman"/>
           <w:sz w:val="28"/>
           <w:szCs w:val="28"/>
-          <w:lang w:val="ru-KZ"/>
         </w:rPr>
         <w:t>convertVideo</w:t>
       </w:r>
@@ -1956,14 +1772,13 @@
           <w:rFonts w:ascii="Times New Roman" w:hAnsi="Times New Roman" w:cs="Times New Roman"/>
           <w:sz w:val="28"/>
           <w:szCs w:val="28"/>
-          <w:lang w:val="ru-KZ"/>
         </w:rPr>
         <w:t>).</w:t>
       </w:r>
     </w:p>
     <w:p>
       <w:pPr>
-        <w:spacing w:after="0" w:line="348" w:lineRule="auto"/>
+        <w:spacing w:after="0" w:line="336" w:lineRule="auto"/>
         <w:ind w:firstLine="709"/>
         <w:jc w:val="both"/>
         <w:rPr>
@@ -1972,7 +1787,6 @@
           <w:bCs/>
           <w:sz w:val="28"/>
           <w:szCs w:val="28"/>
-          <w:lang w:val="ru-KZ"/>
         </w:rPr>
       </w:pPr>
       <w:r>
@@ -2000,13 +1814,12 @@
     </w:p>
     <w:p>
       <w:pPr>
-        <w:spacing w:after="0" w:line="348" w:lineRule="auto"/>
+        <w:spacing w:after="0" w:line="336" w:lineRule="auto"/>
         <w:jc w:val="center"/>
         <w:rPr>
           <w:rFonts w:ascii="Times New Roman" w:hAnsi="Times New Roman" w:cs="Times New Roman"/>
           <w:sz w:val="28"/>
           <w:szCs w:val="28"/>
-          <w:lang w:val="ru-KZ"/>
         </w:rPr>
       </w:pPr>
       <w:r>
@@ -2065,7 +1878,7 @@
     </w:p>
     <w:p>
       <w:pPr>
-        <w:spacing w:after="0" w:line="348" w:lineRule="auto"/>
+        <w:spacing w:after="0" w:line="336" w:lineRule="auto"/>
         <w:ind w:firstLine="709"/>
         <w:jc w:val="both"/>
         <w:rPr>
@@ -2074,7 +1887,6 @@
           <w:bCs/>
           <w:sz w:val="28"/>
           <w:szCs w:val="28"/>
-          <w:lang w:val="ru-KZ"/>
         </w:rPr>
       </w:pPr>
       <w:r>
@@ -2084,7 +1896,6 @@
           <w:bCs/>
           <w:sz w:val="28"/>
           <w:szCs w:val="28"/>
-          <w:lang w:val="ru-KZ"/>
         </w:rPr>
         <w:t xml:space="preserve">3. </w:t>
       </w:r>
@@ -2096,7 +1907,6 @@
           <w:bCs/>
           <w:sz w:val="28"/>
           <w:szCs w:val="28"/>
-          <w:lang w:val="ru-KZ"/>
         </w:rPr>
         <w:t>Clean</w:t>
       </w:r>
@@ -2108,7 +1918,6 @@
           <w:bCs/>
           <w:sz w:val="28"/>
           <w:szCs w:val="28"/>
-          <w:lang w:val="ru-KZ"/>
         </w:rPr>
         <w:t xml:space="preserve"> Code </w:t>
       </w:r>
@@ -2120,7 +1929,6 @@
           <w:bCs/>
           <w:sz w:val="28"/>
           <w:szCs w:val="28"/>
-          <w:lang w:val="ru-KZ"/>
         </w:rPr>
         <w:t>Principles</w:t>
       </w:r>
@@ -2132,7 +1940,6 @@
           <w:bCs/>
           <w:sz w:val="28"/>
           <w:szCs w:val="28"/>
-          <w:lang w:val="ru-KZ"/>
         </w:rPr>
         <w:t xml:space="preserve"> &amp; </w:t>
       </w:r>
@@ -2144,7 +1951,6 @@
           <w:bCs/>
           <w:sz w:val="28"/>
           <w:szCs w:val="28"/>
-          <w:lang w:val="ru-KZ"/>
         </w:rPr>
         <w:t>Justification</w:t>
       </w:r>
@@ -2152,7 +1958,7 @@
     </w:p>
     <w:p>
       <w:pPr>
-        <w:spacing w:after="0" w:line="348" w:lineRule="auto"/>
+        <w:spacing w:after="0" w:line="336" w:lineRule="auto"/>
         <w:ind w:firstLine="709"/>
         <w:jc w:val="both"/>
         <w:rPr>
@@ -2161,7 +1967,6 @@
           <w:bCs/>
           <w:sz w:val="28"/>
           <w:szCs w:val="28"/>
-          <w:lang w:val="ru-KZ"/>
         </w:rPr>
       </w:pPr>
       <w:proofErr w:type="spellStart"/>
@@ -2172,7 +1977,6 @@
           <w:bCs/>
           <w:sz w:val="28"/>
           <w:szCs w:val="28"/>
-          <w:lang w:val="ru-KZ"/>
         </w:rPr>
         <w:t>Principle</w:t>
       </w:r>
@@ -2184,7 +1988,6 @@
           <w:bCs/>
           <w:sz w:val="28"/>
           <w:szCs w:val="28"/>
-          <w:lang w:val="ru-KZ"/>
         </w:rPr>
         <w:t xml:space="preserve"> 1: </w:t>
       </w:r>
@@ -2196,7 +1999,6 @@
           <w:bCs/>
           <w:sz w:val="28"/>
           <w:szCs w:val="28"/>
-          <w:lang w:val="ru-KZ"/>
         </w:rPr>
         <w:t>Meaningful</w:t>
       </w:r>
@@ -2208,19 +2010,17 @@
           <w:bCs/>
           <w:sz w:val="28"/>
           <w:szCs w:val="28"/>
-          <w:lang w:val="ru-KZ"/>
-        </w:rPr>
-        <w:t xml:space="preserve"> </w:t>
-      </w:r>
-      <w:proofErr w:type="spellStart"/>
-      <w:r>
-        <w:rPr>
-          <w:rFonts w:ascii="Times New Roman" w:hAnsi="Times New Roman" w:cs="Times New Roman"/>
-          <w:b/>
-          <w:bCs/>
-          <w:sz w:val="28"/>
-          <w:szCs w:val="28"/>
-          <w:lang w:val="ru-KZ"/>
+        </w:rPr>
+        <w:t xml:space="preserve"> </w:t>
+      </w:r>
+      <w:proofErr w:type="spellStart"/>
+      <w:r>
+        <w:rPr>
+          <w:rFonts w:ascii="Times New Roman" w:hAnsi="Times New Roman" w:cs="Times New Roman"/>
+          <w:b/>
+          <w:bCs/>
+          <w:sz w:val="28"/>
+          <w:szCs w:val="28"/>
         </w:rPr>
         <w:t>Names</w:t>
       </w:r>
@@ -2232,14 +2032,13 @@
           <w:ilvl w:val="0"/>
           <w:numId w:val="1"/>
         </w:numPr>
-        <w:spacing w:after="0" w:line="348" w:lineRule="auto"/>
+        <w:spacing w:after="0" w:line="336" w:lineRule="auto"/>
         <w:ind w:firstLine="709"/>
         <w:jc w:val="both"/>
         <w:rPr>
           <w:rFonts w:ascii="Times New Roman" w:hAnsi="Times New Roman" w:cs="Times New Roman"/>
           <w:sz w:val="28"/>
           <w:szCs w:val="28"/>
-          <w:lang w:val="ru-KZ"/>
         </w:rPr>
       </w:pPr>
       <w:proofErr w:type="spellStart"/>
@@ -2250,7 +2049,6 @@
           <w:bCs/>
           <w:sz w:val="28"/>
           <w:szCs w:val="28"/>
-          <w:lang w:val="ru-KZ"/>
         </w:rPr>
         <w:t>Justification</w:t>
       </w:r>
@@ -2262,7 +2060,6 @@
           <w:bCs/>
           <w:sz w:val="28"/>
           <w:szCs w:val="28"/>
-          <w:lang w:val="ru-KZ"/>
         </w:rPr>
         <w:t>:</w:t>
       </w:r>
@@ -2271,17 +2068,15 @@
           <w:rFonts w:ascii="Times New Roman" w:hAnsi="Times New Roman" w:cs="Times New Roman"/>
           <w:sz w:val="28"/>
           <w:szCs w:val="28"/>
-          <w:lang w:val="ru-KZ"/>
-        </w:rPr>
-        <w:t xml:space="preserve"> </w:t>
-      </w:r>
-      <w:proofErr w:type="spellStart"/>
-      <w:r>
-        <w:rPr>
-          <w:rFonts w:ascii="Times New Roman" w:hAnsi="Times New Roman" w:cs="Times New Roman"/>
-          <w:sz w:val="28"/>
-          <w:szCs w:val="28"/>
-          <w:lang w:val="ru-KZ"/>
+        </w:rPr>
+        <w:t xml:space="preserve"> </w:t>
+      </w:r>
+      <w:proofErr w:type="spellStart"/>
+      <w:r>
+        <w:rPr>
+          <w:rFonts w:ascii="Times New Roman" w:hAnsi="Times New Roman" w:cs="Times New Roman"/>
+          <w:sz w:val="28"/>
+          <w:szCs w:val="28"/>
         </w:rPr>
         <w:t>Classes</w:t>
       </w:r>
@@ -2291,17 +2086,15 @@
           <w:rFonts w:ascii="Times New Roman" w:hAnsi="Times New Roman" w:cs="Times New Roman"/>
           <w:sz w:val="28"/>
           <w:szCs w:val="28"/>
-          <w:lang w:val="ru-KZ"/>
-        </w:rPr>
-        <w:t xml:space="preserve"> </w:t>
-      </w:r>
-      <w:proofErr w:type="spellStart"/>
-      <w:r>
-        <w:rPr>
-          <w:rFonts w:ascii="Times New Roman" w:hAnsi="Times New Roman" w:cs="Times New Roman"/>
-          <w:sz w:val="28"/>
-          <w:szCs w:val="28"/>
-          <w:lang w:val="ru-KZ"/>
+        </w:rPr>
+        <w:t xml:space="preserve"> </w:t>
+      </w:r>
+      <w:proofErr w:type="spellStart"/>
+      <w:r>
+        <w:rPr>
+          <w:rFonts w:ascii="Times New Roman" w:hAnsi="Times New Roman" w:cs="Times New Roman"/>
+          <w:sz w:val="28"/>
+          <w:szCs w:val="28"/>
         </w:rPr>
         <w:t>and</w:t>
       </w:r>
@@ -2311,17 +2104,15 @@
           <w:rFonts w:ascii="Times New Roman" w:hAnsi="Times New Roman" w:cs="Times New Roman"/>
           <w:sz w:val="28"/>
           <w:szCs w:val="28"/>
-          <w:lang w:val="ru-KZ"/>
-        </w:rPr>
-        <w:t xml:space="preserve"> </w:t>
-      </w:r>
-      <w:proofErr w:type="spellStart"/>
-      <w:r>
-        <w:rPr>
-          <w:rFonts w:ascii="Times New Roman" w:hAnsi="Times New Roman" w:cs="Times New Roman"/>
-          <w:sz w:val="28"/>
-          <w:szCs w:val="28"/>
-          <w:lang w:val="ru-KZ"/>
+        </w:rPr>
+        <w:t xml:space="preserve"> </w:t>
+      </w:r>
+      <w:proofErr w:type="spellStart"/>
+      <w:r>
+        <w:rPr>
+          <w:rFonts w:ascii="Times New Roman" w:hAnsi="Times New Roman" w:cs="Times New Roman"/>
+          <w:sz w:val="28"/>
+          <w:szCs w:val="28"/>
         </w:rPr>
         <w:t>methods</w:t>
       </w:r>
@@ -2331,17 +2122,15 @@
           <w:rFonts w:ascii="Times New Roman" w:hAnsi="Times New Roman" w:cs="Times New Roman"/>
           <w:sz w:val="28"/>
           <w:szCs w:val="28"/>
-          <w:lang w:val="ru-KZ"/>
-        </w:rPr>
-        <w:t xml:space="preserve"> </w:t>
-      </w:r>
-      <w:proofErr w:type="spellStart"/>
-      <w:r>
-        <w:rPr>
-          <w:rFonts w:ascii="Times New Roman" w:hAnsi="Times New Roman" w:cs="Times New Roman"/>
-          <w:sz w:val="28"/>
-          <w:szCs w:val="28"/>
-          <w:lang w:val="ru-KZ"/>
+        </w:rPr>
+        <w:t xml:space="preserve"> </w:t>
+      </w:r>
+      <w:proofErr w:type="spellStart"/>
+      <w:r>
+        <w:rPr>
+          <w:rFonts w:ascii="Times New Roman" w:hAnsi="Times New Roman" w:cs="Times New Roman"/>
+          <w:sz w:val="28"/>
+          <w:szCs w:val="28"/>
         </w:rPr>
         <w:t>use</w:t>
       </w:r>
@@ -2351,17 +2140,15 @@
           <w:rFonts w:ascii="Times New Roman" w:hAnsi="Times New Roman" w:cs="Times New Roman"/>
           <w:sz w:val="28"/>
           <w:szCs w:val="28"/>
-          <w:lang w:val="ru-KZ"/>
-        </w:rPr>
-        <w:t xml:space="preserve"> </w:t>
-      </w:r>
-      <w:proofErr w:type="spellStart"/>
-      <w:r>
-        <w:rPr>
-          <w:rFonts w:ascii="Times New Roman" w:hAnsi="Times New Roman" w:cs="Times New Roman"/>
-          <w:sz w:val="28"/>
-          <w:szCs w:val="28"/>
-          <w:lang w:val="ru-KZ"/>
+        </w:rPr>
+        <w:t xml:space="preserve"> </w:t>
+      </w:r>
+      <w:proofErr w:type="spellStart"/>
+      <w:r>
+        <w:rPr>
+          <w:rFonts w:ascii="Times New Roman" w:hAnsi="Times New Roman" w:cs="Times New Roman"/>
+          <w:sz w:val="28"/>
+          <w:szCs w:val="28"/>
         </w:rPr>
         <w:t>descriptive</w:t>
       </w:r>
@@ -2371,17 +2158,15 @@
           <w:rFonts w:ascii="Times New Roman" w:hAnsi="Times New Roman" w:cs="Times New Roman"/>
           <w:sz w:val="28"/>
           <w:szCs w:val="28"/>
-          <w:lang w:val="ru-KZ"/>
-        </w:rPr>
-        <w:t xml:space="preserve"> </w:t>
-      </w:r>
-      <w:proofErr w:type="spellStart"/>
-      <w:r>
-        <w:rPr>
-          <w:rFonts w:ascii="Times New Roman" w:hAnsi="Times New Roman" w:cs="Times New Roman"/>
-          <w:sz w:val="28"/>
-          <w:szCs w:val="28"/>
-          <w:lang w:val="ru-KZ"/>
+        </w:rPr>
+        <w:t xml:space="preserve"> </w:t>
+      </w:r>
+      <w:proofErr w:type="spellStart"/>
+      <w:r>
+        <w:rPr>
+          <w:rFonts w:ascii="Times New Roman" w:hAnsi="Times New Roman" w:cs="Times New Roman"/>
+          <w:sz w:val="28"/>
+          <w:szCs w:val="28"/>
         </w:rPr>
         <w:t>domain</w:t>
       </w:r>
@@ -2391,17 +2176,15 @@
           <w:rFonts w:ascii="Times New Roman" w:hAnsi="Times New Roman" w:cs="Times New Roman"/>
           <w:sz w:val="28"/>
           <w:szCs w:val="28"/>
-          <w:lang w:val="ru-KZ"/>
-        </w:rPr>
-        <w:t xml:space="preserve"> </w:t>
-      </w:r>
-      <w:proofErr w:type="spellStart"/>
-      <w:r>
-        <w:rPr>
-          <w:rFonts w:ascii="Times New Roman" w:hAnsi="Times New Roman" w:cs="Times New Roman"/>
-          <w:sz w:val="28"/>
-          <w:szCs w:val="28"/>
-          <w:lang w:val="ru-KZ"/>
+        </w:rPr>
+        <w:t xml:space="preserve"> </w:t>
+      </w:r>
+      <w:proofErr w:type="spellStart"/>
+      <w:r>
+        <w:rPr>
+          <w:rFonts w:ascii="Times New Roman" w:hAnsi="Times New Roman" w:cs="Times New Roman"/>
+          <w:sz w:val="28"/>
+          <w:szCs w:val="28"/>
         </w:rPr>
         <w:t>terminology</w:t>
       </w:r>
@@ -2411,7 +2194,6 @@
           <w:rFonts w:ascii="Times New Roman" w:hAnsi="Times New Roman" w:cs="Times New Roman"/>
           <w:sz w:val="28"/>
           <w:szCs w:val="28"/>
-          <w:lang w:val="ru-KZ"/>
         </w:rPr>
         <w:t xml:space="preserve"> (</w:t>
       </w:r>
@@ -2421,7 +2203,6 @@
           <w:rFonts w:ascii="Times New Roman" w:hAnsi="Times New Roman" w:cs="Times New Roman"/>
           <w:sz w:val="28"/>
           <w:szCs w:val="28"/>
-          <w:lang w:val="ru-KZ"/>
         </w:rPr>
         <w:t>MetadataReader</w:t>
       </w:r>
@@ -2431,7 +2212,6 @@
           <w:rFonts w:ascii="Times New Roman" w:hAnsi="Times New Roman" w:cs="Times New Roman"/>
           <w:sz w:val="28"/>
           <w:szCs w:val="28"/>
-          <w:lang w:val="ru-KZ"/>
         </w:rPr>
         <w:t xml:space="preserve">, </w:t>
       </w:r>
@@ -2441,7 +2221,6 @@
           <w:rFonts w:ascii="Times New Roman" w:hAnsi="Times New Roman" w:cs="Times New Roman"/>
           <w:sz w:val="28"/>
           <w:szCs w:val="28"/>
-          <w:lang w:val="ru-KZ"/>
         </w:rPr>
         <w:t>CodecFactory</w:t>
       </w:r>
@@ -2451,7 +2230,6 @@
           <w:rFonts w:ascii="Times New Roman" w:hAnsi="Times New Roman" w:cs="Times New Roman"/>
           <w:sz w:val="28"/>
           <w:szCs w:val="28"/>
-          <w:lang w:val="ru-KZ"/>
         </w:rPr>
         <w:t xml:space="preserve">, </w:t>
       </w:r>
@@ -2461,7 +2239,6 @@
           <w:rFonts w:ascii="Times New Roman" w:hAnsi="Times New Roman" w:cs="Times New Roman"/>
           <w:sz w:val="28"/>
           <w:szCs w:val="28"/>
-          <w:lang w:val="ru-KZ"/>
         </w:rPr>
         <w:t>convertVideo</w:t>
       </w:r>
@@ -2471,7 +2248,6 @@
           <w:rFonts w:ascii="Times New Roman" w:hAnsi="Times New Roman" w:cs="Times New Roman"/>
           <w:sz w:val="28"/>
           <w:szCs w:val="28"/>
-          <w:lang w:val="ru-KZ"/>
         </w:rPr>
         <w:t xml:space="preserve">) </w:t>
       </w:r>
@@ -2481,7 +2257,6 @@
           <w:rFonts w:ascii="Times New Roman" w:hAnsi="Times New Roman" w:cs="Times New Roman"/>
           <w:sz w:val="28"/>
           <w:szCs w:val="28"/>
-          <w:lang w:val="ru-KZ"/>
         </w:rPr>
         <w:t>that</w:t>
       </w:r>
@@ -2491,17 +2266,15 @@
           <w:rFonts w:ascii="Times New Roman" w:hAnsi="Times New Roman" w:cs="Times New Roman"/>
           <w:sz w:val="28"/>
           <w:szCs w:val="28"/>
-          <w:lang w:val="ru-KZ"/>
-        </w:rPr>
-        <w:t xml:space="preserve"> </w:t>
-      </w:r>
-      <w:proofErr w:type="spellStart"/>
-      <w:r>
-        <w:rPr>
-          <w:rFonts w:ascii="Times New Roman" w:hAnsi="Times New Roman" w:cs="Times New Roman"/>
-          <w:sz w:val="28"/>
-          <w:szCs w:val="28"/>
-          <w:lang w:val="ru-KZ"/>
+        </w:rPr>
+        <w:t xml:space="preserve"> </w:t>
+      </w:r>
+      <w:proofErr w:type="spellStart"/>
+      <w:r>
+        <w:rPr>
+          <w:rFonts w:ascii="Times New Roman" w:hAnsi="Times New Roman" w:cs="Times New Roman"/>
+          <w:sz w:val="28"/>
+          <w:szCs w:val="28"/>
         </w:rPr>
         <w:t>instantly</w:t>
       </w:r>
@@ -2511,17 +2284,15 @@
           <w:rFonts w:ascii="Times New Roman" w:hAnsi="Times New Roman" w:cs="Times New Roman"/>
           <w:sz w:val="28"/>
           <w:szCs w:val="28"/>
-          <w:lang w:val="ru-KZ"/>
-        </w:rPr>
-        <w:t xml:space="preserve"> </w:t>
-      </w:r>
-      <w:proofErr w:type="spellStart"/>
-      <w:r>
-        <w:rPr>
-          <w:rFonts w:ascii="Times New Roman" w:hAnsi="Times New Roman" w:cs="Times New Roman"/>
-          <w:sz w:val="28"/>
-          <w:szCs w:val="28"/>
-          <w:lang w:val="ru-KZ"/>
+        </w:rPr>
+        <w:t xml:space="preserve"> </w:t>
+      </w:r>
+      <w:proofErr w:type="spellStart"/>
+      <w:r>
+        <w:rPr>
+          <w:rFonts w:ascii="Times New Roman" w:hAnsi="Times New Roman" w:cs="Times New Roman"/>
+          <w:sz w:val="28"/>
+          <w:szCs w:val="28"/>
         </w:rPr>
         <w:t>communicates</w:t>
       </w:r>
@@ -2531,17 +2302,15 @@
           <w:rFonts w:ascii="Times New Roman" w:hAnsi="Times New Roman" w:cs="Times New Roman"/>
           <w:sz w:val="28"/>
           <w:szCs w:val="28"/>
-          <w:lang w:val="ru-KZ"/>
-        </w:rPr>
-        <w:t xml:space="preserve"> </w:t>
-      </w:r>
-      <w:proofErr w:type="spellStart"/>
-      <w:r>
-        <w:rPr>
-          <w:rFonts w:ascii="Times New Roman" w:hAnsi="Times New Roman" w:cs="Times New Roman"/>
-          <w:sz w:val="28"/>
-          <w:szCs w:val="28"/>
-          <w:lang w:val="ru-KZ"/>
+        </w:rPr>
+        <w:t xml:space="preserve"> </w:t>
+      </w:r>
+      <w:proofErr w:type="spellStart"/>
+      <w:r>
+        <w:rPr>
+          <w:rFonts w:ascii="Times New Roman" w:hAnsi="Times New Roman" w:cs="Times New Roman"/>
+          <w:sz w:val="28"/>
+          <w:szCs w:val="28"/>
         </w:rPr>
         <w:t>their</w:t>
       </w:r>
@@ -2551,17 +2320,15 @@
           <w:rFonts w:ascii="Times New Roman" w:hAnsi="Times New Roman" w:cs="Times New Roman"/>
           <w:sz w:val="28"/>
           <w:szCs w:val="28"/>
-          <w:lang w:val="ru-KZ"/>
-        </w:rPr>
-        <w:t xml:space="preserve"> </w:t>
-      </w:r>
-      <w:proofErr w:type="spellStart"/>
-      <w:r>
-        <w:rPr>
-          <w:rFonts w:ascii="Times New Roman" w:hAnsi="Times New Roman" w:cs="Times New Roman"/>
-          <w:sz w:val="28"/>
-          <w:szCs w:val="28"/>
-          <w:lang w:val="ru-KZ"/>
+        </w:rPr>
+        <w:t xml:space="preserve"> </w:t>
+      </w:r>
+      <w:proofErr w:type="spellStart"/>
+      <w:r>
+        <w:rPr>
+          <w:rFonts w:ascii="Times New Roman" w:hAnsi="Times New Roman" w:cs="Times New Roman"/>
+          <w:sz w:val="28"/>
+          <w:szCs w:val="28"/>
         </w:rPr>
         <w:t>purpose</w:t>
       </w:r>
@@ -2571,17 +2338,15 @@
           <w:rFonts w:ascii="Times New Roman" w:hAnsi="Times New Roman" w:cs="Times New Roman"/>
           <w:sz w:val="28"/>
           <w:szCs w:val="28"/>
-          <w:lang w:val="ru-KZ"/>
-        </w:rPr>
-        <w:t xml:space="preserve"> </w:t>
-      </w:r>
-      <w:proofErr w:type="spellStart"/>
-      <w:r>
-        <w:rPr>
-          <w:rFonts w:ascii="Times New Roman" w:hAnsi="Times New Roman" w:cs="Times New Roman"/>
-          <w:sz w:val="28"/>
-          <w:szCs w:val="28"/>
-          <w:lang w:val="ru-KZ"/>
+        </w:rPr>
+        <w:t xml:space="preserve"> </w:t>
+      </w:r>
+      <w:proofErr w:type="spellStart"/>
+      <w:r>
+        <w:rPr>
+          <w:rFonts w:ascii="Times New Roman" w:hAnsi="Times New Roman" w:cs="Times New Roman"/>
+          <w:sz w:val="28"/>
+          <w:szCs w:val="28"/>
         </w:rPr>
         <w:t>without</w:t>
       </w:r>
@@ -2591,17 +2356,15 @@
           <w:rFonts w:ascii="Times New Roman" w:hAnsi="Times New Roman" w:cs="Times New Roman"/>
           <w:sz w:val="28"/>
           <w:szCs w:val="28"/>
-          <w:lang w:val="ru-KZ"/>
-        </w:rPr>
-        <w:t xml:space="preserve"> </w:t>
-      </w:r>
-      <w:proofErr w:type="spellStart"/>
-      <w:r>
-        <w:rPr>
-          <w:rFonts w:ascii="Times New Roman" w:hAnsi="Times New Roman" w:cs="Times New Roman"/>
-          <w:sz w:val="28"/>
-          <w:szCs w:val="28"/>
-          <w:lang w:val="ru-KZ"/>
+        </w:rPr>
+        <w:t xml:space="preserve"> </w:t>
+      </w:r>
+      <w:proofErr w:type="spellStart"/>
+      <w:r>
+        <w:rPr>
+          <w:rFonts w:ascii="Times New Roman" w:hAnsi="Times New Roman" w:cs="Times New Roman"/>
+          <w:sz w:val="28"/>
+          <w:szCs w:val="28"/>
         </w:rPr>
         <w:t>requiring</w:t>
       </w:r>
@@ -2611,17 +2374,15 @@
           <w:rFonts w:ascii="Times New Roman" w:hAnsi="Times New Roman" w:cs="Times New Roman"/>
           <w:sz w:val="28"/>
           <w:szCs w:val="28"/>
-          <w:lang w:val="ru-KZ"/>
-        </w:rPr>
-        <w:t xml:space="preserve"> </w:t>
-      </w:r>
-      <w:proofErr w:type="spellStart"/>
-      <w:r>
-        <w:rPr>
-          <w:rFonts w:ascii="Times New Roman" w:hAnsi="Times New Roman" w:cs="Times New Roman"/>
-          <w:sz w:val="28"/>
-          <w:szCs w:val="28"/>
-          <w:lang w:val="ru-KZ"/>
+        </w:rPr>
+        <w:t xml:space="preserve"> </w:t>
+      </w:r>
+      <w:proofErr w:type="spellStart"/>
+      <w:r>
+        <w:rPr>
+          <w:rFonts w:ascii="Times New Roman" w:hAnsi="Times New Roman" w:cs="Times New Roman"/>
+          <w:sz w:val="28"/>
+          <w:szCs w:val="28"/>
         </w:rPr>
         <w:t>deep</w:t>
       </w:r>
@@ -2631,17 +2392,15 @@
           <w:rFonts w:ascii="Times New Roman" w:hAnsi="Times New Roman" w:cs="Times New Roman"/>
           <w:sz w:val="28"/>
           <w:szCs w:val="28"/>
-          <w:lang w:val="ru-KZ"/>
-        </w:rPr>
-        <w:t xml:space="preserve"> </w:t>
-      </w:r>
-      <w:proofErr w:type="spellStart"/>
-      <w:r>
-        <w:rPr>
-          <w:rFonts w:ascii="Times New Roman" w:hAnsi="Times New Roman" w:cs="Times New Roman"/>
-          <w:sz w:val="28"/>
-          <w:szCs w:val="28"/>
-          <w:lang w:val="ru-KZ"/>
+        </w:rPr>
+        <w:t xml:space="preserve"> </w:t>
+      </w:r>
+      <w:proofErr w:type="spellStart"/>
+      <w:r>
+        <w:rPr>
+          <w:rFonts w:ascii="Times New Roman" w:hAnsi="Times New Roman" w:cs="Times New Roman"/>
+          <w:sz w:val="28"/>
+          <w:szCs w:val="28"/>
         </w:rPr>
         <w:t>architectural</w:t>
       </w:r>
@@ -2651,17 +2410,15 @@
           <w:rFonts w:ascii="Times New Roman" w:hAnsi="Times New Roman" w:cs="Times New Roman"/>
           <w:sz w:val="28"/>
           <w:szCs w:val="28"/>
-          <w:lang w:val="ru-KZ"/>
-        </w:rPr>
-        <w:t xml:space="preserve"> </w:t>
-      </w:r>
-      <w:proofErr w:type="spellStart"/>
-      <w:r>
-        <w:rPr>
-          <w:rFonts w:ascii="Times New Roman" w:hAnsi="Times New Roman" w:cs="Times New Roman"/>
-          <w:sz w:val="28"/>
-          <w:szCs w:val="28"/>
-          <w:lang w:val="ru-KZ"/>
+        </w:rPr>
+        <w:t xml:space="preserve"> </w:t>
+      </w:r>
+      <w:proofErr w:type="spellStart"/>
+      <w:r>
+        <w:rPr>
+          <w:rFonts w:ascii="Times New Roman" w:hAnsi="Times New Roman" w:cs="Times New Roman"/>
+          <w:sz w:val="28"/>
+          <w:szCs w:val="28"/>
         </w:rPr>
         <w:t>comments</w:t>
       </w:r>
@@ -2671,7 +2428,6 @@
           <w:rFonts w:ascii="Times New Roman" w:hAnsi="Times New Roman" w:cs="Times New Roman"/>
           <w:sz w:val="28"/>
           <w:szCs w:val="28"/>
-          <w:lang w:val="ru-KZ"/>
         </w:rPr>
         <w:t>.</w:t>
       </w:r>
@@ -2682,14 +2438,13 @@
           <w:ilvl w:val="0"/>
           <w:numId w:val="1"/>
         </w:numPr>
-        <w:spacing w:after="0" w:line="348" w:lineRule="auto"/>
+        <w:spacing w:after="0" w:line="336" w:lineRule="auto"/>
         <w:ind w:firstLine="709"/>
         <w:jc w:val="both"/>
         <w:rPr>
           <w:rFonts w:ascii="Times New Roman" w:hAnsi="Times New Roman" w:cs="Times New Roman"/>
           <w:sz w:val="28"/>
           <w:szCs w:val="28"/>
-          <w:lang w:val="ru-KZ"/>
         </w:rPr>
       </w:pPr>
       <w:proofErr w:type="spellStart"/>
@@ -2700,7 +2455,6 @@
           <w:bCs/>
           <w:sz w:val="28"/>
           <w:szCs w:val="28"/>
-          <w:lang w:val="ru-KZ"/>
         </w:rPr>
         <w:t>Excerpt</w:t>
       </w:r>
@@ -2712,14 +2466,13 @@
           <w:bCs/>
           <w:sz w:val="28"/>
           <w:szCs w:val="28"/>
-          <w:lang w:val="ru-KZ"/>
         </w:rPr>
         <w:t>:</w:t>
       </w:r>
     </w:p>
     <w:p>
       <w:pPr>
-        <w:spacing w:after="0" w:line="348" w:lineRule="auto"/>
+        <w:spacing w:after="0" w:line="336" w:lineRule="auto"/>
         <w:ind w:firstLine="709"/>
         <w:jc w:val="both"/>
         <w:rPr>
@@ -2785,7 +2538,7 @@
     </w:p>
     <w:p>
       <w:pPr>
-        <w:spacing w:after="0" w:line="348" w:lineRule="auto"/>
+        <w:spacing w:after="0" w:line="336" w:lineRule="auto"/>
         <w:ind w:firstLine="709"/>
         <w:jc w:val="both"/>
         <w:rPr>
@@ -2889,7 +2642,7 @@
     </w:p>
     <w:p>
       <w:pPr>
-        <w:spacing w:after="0" w:line="348" w:lineRule="auto"/>
+        <w:spacing w:after="0" w:line="336" w:lineRule="auto"/>
         <w:ind w:firstLine="709"/>
         <w:jc w:val="both"/>
         <w:rPr>
@@ -2955,7 +2708,7 @@
     </w:p>
     <w:p>
       <w:pPr>
-        <w:spacing w:after="0" w:line="348" w:lineRule="auto"/>
+        <w:spacing w:after="0" w:line="336" w:lineRule="auto"/>
         <w:ind w:firstLine="709"/>
         <w:jc w:val="both"/>
         <w:rPr>
@@ -2971,7 +2724,6 @@
           <w:sz w:val="28"/>
           <w:szCs w:val="28"/>
         </w:rPr>
-        <w:lastRenderedPageBreak/>
         <w:t>public</w:t>
       </w:r>
       <w:proofErr w:type="spellEnd"/>
@@ -3114,7 +2866,7 @@
     </w:p>
     <w:p>
       <w:pPr>
-        <w:spacing w:after="0" w:line="348" w:lineRule="auto"/>
+        <w:spacing w:after="0" w:line="336" w:lineRule="auto"/>
         <w:ind w:firstLine="709"/>
         <w:jc w:val="both"/>
         <w:rPr>
@@ -3123,7 +2875,6 @@
           <w:bCs/>
           <w:sz w:val="28"/>
           <w:szCs w:val="28"/>
-          <w:lang w:val="ru-KZ"/>
         </w:rPr>
       </w:pPr>
       <w:proofErr w:type="spellStart"/>
@@ -3134,8 +2885,8 @@
           <w:bCs/>
           <w:sz w:val="28"/>
           <w:szCs w:val="28"/>
-          <w:lang w:val="ru-KZ"/>
-        </w:rPr>
+        </w:rPr>
+        <w:lastRenderedPageBreak/>
         <w:t>Principle</w:t>
       </w:r>
       <w:proofErr w:type="spellEnd"/>
@@ -3146,7 +2897,6 @@
           <w:bCs/>
           <w:sz w:val="28"/>
           <w:szCs w:val="28"/>
-          <w:lang w:val="ru-KZ"/>
         </w:rPr>
         <w:t xml:space="preserve"> 2: Single </w:t>
       </w:r>
@@ -3158,7 +2908,6 @@
           <w:bCs/>
           <w:sz w:val="28"/>
           <w:szCs w:val="28"/>
-          <w:lang w:val="ru-KZ"/>
         </w:rPr>
         <w:t>Responsibility</w:t>
       </w:r>
@@ -3170,19 +2919,17 @@
           <w:bCs/>
           <w:sz w:val="28"/>
           <w:szCs w:val="28"/>
-          <w:lang w:val="ru-KZ"/>
-        </w:rPr>
-        <w:t xml:space="preserve"> </w:t>
-      </w:r>
-      <w:proofErr w:type="spellStart"/>
-      <w:r>
-        <w:rPr>
-          <w:rFonts w:ascii="Times New Roman" w:hAnsi="Times New Roman" w:cs="Times New Roman"/>
-          <w:b/>
-          <w:bCs/>
-          <w:sz w:val="28"/>
-          <w:szCs w:val="28"/>
-          <w:lang w:val="ru-KZ"/>
+        </w:rPr>
+        <w:t xml:space="preserve"> </w:t>
+      </w:r>
+      <w:proofErr w:type="spellStart"/>
+      <w:r>
+        <w:rPr>
+          <w:rFonts w:ascii="Times New Roman" w:hAnsi="Times New Roman" w:cs="Times New Roman"/>
+          <w:b/>
+          <w:bCs/>
+          <w:sz w:val="28"/>
+          <w:szCs w:val="28"/>
         </w:rPr>
         <w:t>Principle</w:t>
       </w:r>
@@ -3194,7 +2941,6 @@
           <w:bCs/>
           <w:sz w:val="28"/>
           <w:szCs w:val="28"/>
-          <w:lang w:val="ru-KZ"/>
         </w:rPr>
         <w:t xml:space="preserve"> (SRP)</w:t>
       </w:r>
@@ -3205,14 +2951,13 @@
           <w:ilvl w:val="0"/>
           <w:numId w:val="2"/>
         </w:numPr>
-        <w:spacing w:after="0" w:line="348" w:lineRule="auto"/>
+        <w:spacing w:after="0" w:line="336" w:lineRule="auto"/>
         <w:ind w:firstLine="709"/>
         <w:jc w:val="both"/>
         <w:rPr>
           <w:rFonts w:ascii="Times New Roman" w:hAnsi="Times New Roman" w:cs="Times New Roman"/>
           <w:sz w:val="28"/>
           <w:szCs w:val="28"/>
-          <w:lang w:val="ru-KZ"/>
         </w:rPr>
       </w:pPr>
       <w:proofErr w:type="spellStart"/>
@@ -3223,7 +2968,6 @@
           <w:bCs/>
           <w:sz w:val="28"/>
           <w:szCs w:val="28"/>
-          <w:lang w:val="ru-KZ"/>
         </w:rPr>
         <w:t>Justification</w:t>
       </w:r>
@@ -3235,7 +2979,6 @@
           <w:bCs/>
           <w:sz w:val="28"/>
           <w:szCs w:val="28"/>
-          <w:lang w:val="ru-KZ"/>
         </w:rPr>
         <w:t>:</w:t>
       </w:r>
@@ -3244,7 +2987,6 @@
           <w:rFonts w:ascii="Times New Roman" w:hAnsi="Times New Roman" w:cs="Times New Roman"/>
           <w:sz w:val="28"/>
           <w:szCs w:val="28"/>
-          <w:lang w:val="ru-KZ"/>
         </w:rPr>
         <w:t xml:space="preserve"> The </w:t>
       </w:r>
@@ -3254,7 +2996,6 @@
           <w:rFonts w:ascii="Times New Roman" w:hAnsi="Times New Roman" w:cs="Times New Roman"/>
           <w:sz w:val="28"/>
           <w:szCs w:val="28"/>
-          <w:lang w:val="ru-KZ"/>
         </w:rPr>
         <w:t>Facade</w:t>
       </w:r>
@@ -3264,17 +3005,15 @@
           <w:rFonts w:ascii="Times New Roman" w:hAnsi="Times New Roman" w:cs="Times New Roman"/>
           <w:sz w:val="28"/>
           <w:szCs w:val="28"/>
-          <w:lang w:val="ru-KZ"/>
-        </w:rPr>
-        <w:t xml:space="preserve"> </w:t>
-      </w:r>
-      <w:proofErr w:type="spellStart"/>
-      <w:r>
-        <w:rPr>
-          <w:rFonts w:ascii="Times New Roman" w:hAnsi="Times New Roman" w:cs="Times New Roman"/>
-          <w:sz w:val="28"/>
-          <w:szCs w:val="28"/>
-          <w:lang w:val="ru-KZ"/>
+        </w:rPr>
+        <w:t xml:space="preserve"> </w:t>
+      </w:r>
+      <w:proofErr w:type="spellStart"/>
+      <w:r>
+        <w:rPr>
+          <w:rFonts w:ascii="Times New Roman" w:hAnsi="Times New Roman" w:cs="Times New Roman"/>
+          <w:sz w:val="28"/>
+          <w:szCs w:val="28"/>
         </w:rPr>
         <w:t>class</w:t>
       </w:r>
@@ -3284,17 +3023,15 @@
           <w:rFonts w:ascii="Times New Roman" w:hAnsi="Times New Roman" w:cs="Times New Roman"/>
           <w:sz w:val="28"/>
           <w:szCs w:val="28"/>
-          <w:lang w:val="ru-KZ"/>
-        </w:rPr>
-        <w:t xml:space="preserve"> </w:t>
-      </w:r>
-      <w:proofErr w:type="spellStart"/>
-      <w:r>
-        <w:rPr>
-          <w:rFonts w:ascii="Times New Roman" w:hAnsi="Times New Roman" w:cs="Times New Roman"/>
-          <w:sz w:val="28"/>
-          <w:szCs w:val="28"/>
-          <w:lang w:val="ru-KZ"/>
+        </w:rPr>
+        <w:t xml:space="preserve"> </w:t>
+      </w:r>
+      <w:proofErr w:type="spellStart"/>
+      <w:r>
+        <w:rPr>
+          <w:rFonts w:ascii="Times New Roman" w:hAnsi="Times New Roman" w:cs="Times New Roman"/>
+          <w:sz w:val="28"/>
+          <w:szCs w:val="28"/>
         </w:rPr>
         <w:t>is</w:t>
       </w:r>
@@ -3304,17 +3041,15 @@
           <w:rFonts w:ascii="Times New Roman" w:hAnsi="Times New Roman" w:cs="Times New Roman"/>
           <w:sz w:val="28"/>
           <w:szCs w:val="28"/>
-          <w:lang w:val="ru-KZ"/>
-        </w:rPr>
-        <w:t xml:space="preserve"> </w:t>
-      </w:r>
-      <w:proofErr w:type="spellStart"/>
-      <w:r>
-        <w:rPr>
-          <w:rFonts w:ascii="Times New Roman" w:hAnsi="Times New Roman" w:cs="Times New Roman"/>
-          <w:sz w:val="28"/>
-          <w:szCs w:val="28"/>
-          <w:lang w:val="ru-KZ"/>
+        </w:rPr>
+        <w:t xml:space="preserve"> </w:t>
+      </w:r>
+      <w:proofErr w:type="spellStart"/>
+      <w:r>
+        <w:rPr>
+          <w:rFonts w:ascii="Times New Roman" w:hAnsi="Times New Roman" w:cs="Times New Roman"/>
+          <w:sz w:val="28"/>
+          <w:szCs w:val="28"/>
         </w:rPr>
         <w:t>strictly</w:t>
       </w:r>
@@ -3324,17 +3059,15 @@
           <w:rFonts w:ascii="Times New Roman" w:hAnsi="Times New Roman" w:cs="Times New Roman"/>
           <w:sz w:val="28"/>
           <w:szCs w:val="28"/>
-          <w:lang w:val="ru-KZ"/>
-        </w:rPr>
-        <w:t xml:space="preserve"> </w:t>
-      </w:r>
-      <w:proofErr w:type="spellStart"/>
-      <w:r>
-        <w:rPr>
-          <w:rFonts w:ascii="Times New Roman" w:hAnsi="Times New Roman" w:cs="Times New Roman"/>
-          <w:sz w:val="28"/>
-          <w:szCs w:val="28"/>
-          <w:lang w:val="ru-KZ"/>
+        </w:rPr>
+        <w:t xml:space="preserve"> </w:t>
+      </w:r>
+      <w:proofErr w:type="spellStart"/>
+      <w:r>
+        <w:rPr>
+          <w:rFonts w:ascii="Times New Roman" w:hAnsi="Times New Roman" w:cs="Times New Roman"/>
+          <w:sz w:val="28"/>
+          <w:szCs w:val="28"/>
         </w:rPr>
         <w:t>responsible</w:t>
       </w:r>
@@ -3344,17 +3077,15 @@
           <w:rFonts w:ascii="Times New Roman" w:hAnsi="Times New Roman" w:cs="Times New Roman"/>
           <w:sz w:val="28"/>
           <w:szCs w:val="28"/>
-          <w:lang w:val="ru-KZ"/>
-        </w:rPr>
-        <w:t xml:space="preserve"> </w:t>
-      </w:r>
-      <w:proofErr w:type="spellStart"/>
-      <w:r>
-        <w:rPr>
-          <w:rFonts w:ascii="Times New Roman" w:hAnsi="Times New Roman" w:cs="Times New Roman"/>
-          <w:sz w:val="28"/>
-          <w:szCs w:val="28"/>
-          <w:lang w:val="ru-KZ"/>
+        </w:rPr>
+        <w:t xml:space="preserve"> </w:t>
+      </w:r>
+      <w:proofErr w:type="spellStart"/>
+      <w:r>
+        <w:rPr>
+          <w:rFonts w:ascii="Times New Roman" w:hAnsi="Times New Roman" w:cs="Times New Roman"/>
+          <w:sz w:val="28"/>
+          <w:szCs w:val="28"/>
         </w:rPr>
         <w:t>for</w:t>
       </w:r>
@@ -3364,7 +3095,6 @@
           <w:rFonts w:ascii="Times New Roman" w:hAnsi="Times New Roman" w:cs="Times New Roman"/>
           <w:sz w:val="28"/>
           <w:szCs w:val="28"/>
-          <w:lang w:val="ru-KZ"/>
         </w:rPr>
         <w:t xml:space="preserve"> </w:t>
       </w:r>
@@ -3376,7 +3106,6 @@
           <w:iCs/>
           <w:sz w:val="28"/>
           <w:szCs w:val="28"/>
-          <w:lang w:val="ru-KZ"/>
         </w:rPr>
         <w:t>coordinating</w:t>
       </w:r>
@@ -3386,17 +3115,15 @@
           <w:rFonts w:ascii="Times New Roman" w:hAnsi="Times New Roman" w:cs="Times New Roman"/>
           <w:sz w:val="28"/>
           <w:szCs w:val="28"/>
-          <w:lang w:val="ru-KZ"/>
-        </w:rPr>
-        <w:t xml:space="preserve"> </w:t>
-      </w:r>
-      <w:proofErr w:type="spellStart"/>
-      <w:r>
-        <w:rPr>
-          <w:rFonts w:ascii="Times New Roman" w:hAnsi="Times New Roman" w:cs="Times New Roman"/>
-          <w:sz w:val="28"/>
-          <w:szCs w:val="28"/>
-          <w:lang w:val="ru-KZ"/>
+        </w:rPr>
+        <w:t xml:space="preserve"> </w:t>
+      </w:r>
+      <w:proofErr w:type="spellStart"/>
+      <w:r>
+        <w:rPr>
+          <w:rFonts w:ascii="Times New Roman" w:hAnsi="Times New Roman" w:cs="Times New Roman"/>
+          <w:sz w:val="28"/>
+          <w:szCs w:val="28"/>
         </w:rPr>
         <w:t>the</w:t>
       </w:r>
@@ -3406,17 +3133,15 @@
           <w:rFonts w:ascii="Times New Roman" w:hAnsi="Times New Roman" w:cs="Times New Roman"/>
           <w:sz w:val="28"/>
           <w:szCs w:val="28"/>
-          <w:lang w:val="ru-KZ"/>
-        </w:rPr>
-        <w:t xml:space="preserve"> </w:t>
-      </w:r>
-      <w:proofErr w:type="spellStart"/>
-      <w:r>
-        <w:rPr>
-          <w:rFonts w:ascii="Times New Roman" w:hAnsi="Times New Roman" w:cs="Times New Roman"/>
-          <w:sz w:val="28"/>
-          <w:szCs w:val="28"/>
-          <w:lang w:val="ru-KZ"/>
+        </w:rPr>
+        <w:t xml:space="preserve"> </w:t>
+      </w:r>
+      <w:proofErr w:type="spellStart"/>
+      <w:r>
+        <w:rPr>
+          <w:rFonts w:ascii="Times New Roman" w:hAnsi="Times New Roman" w:cs="Times New Roman"/>
+          <w:sz w:val="28"/>
+          <w:szCs w:val="28"/>
         </w:rPr>
         <w:t>workflow</w:t>
       </w:r>
@@ -3426,17 +3151,15 @@
           <w:rFonts w:ascii="Times New Roman" w:hAnsi="Times New Roman" w:cs="Times New Roman"/>
           <w:sz w:val="28"/>
           <w:szCs w:val="28"/>
-          <w:lang w:val="ru-KZ"/>
-        </w:rPr>
-        <w:t xml:space="preserve"> </w:t>
-      </w:r>
-      <w:proofErr w:type="spellStart"/>
-      <w:r>
-        <w:rPr>
-          <w:rFonts w:ascii="Times New Roman" w:hAnsi="Times New Roman" w:cs="Times New Roman"/>
-          <w:sz w:val="28"/>
-          <w:szCs w:val="28"/>
-          <w:lang w:val="ru-KZ"/>
+        </w:rPr>
+        <w:t xml:space="preserve"> </w:t>
+      </w:r>
+      <w:proofErr w:type="spellStart"/>
+      <w:r>
+        <w:rPr>
+          <w:rFonts w:ascii="Times New Roman" w:hAnsi="Times New Roman" w:cs="Times New Roman"/>
+          <w:sz w:val="28"/>
+          <w:szCs w:val="28"/>
         </w:rPr>
         <w:t>sequence</w:t>
       </w:r>
@@ -3446,7 +3169,6 @@
           <w:rFonts w:ascii="Times New Roman" w:hAnsi="Times New Roman" w:cs="Times New Roman"/>
           <w:sz w:val="28"/>
           <w:szCs w:val="28"/>
-          <w:lang w:val="ru-KZ"/>
         </w:rPr>
         <w:t xml:space="preserve">. It </w:t>
       </w:r>
@@ -3456,7 +3178,6 @@
           <w:rFonts w:ascii="Times New Roman" w:hAnsi="Times New Roman" w:cs="Times New Roman"/>
           <w:sz w:val="28"/>
           <w:szCs w:val="28"/>
-          <w:lang w:val="ru-KZ"/>
         </w:rPr>
         <w:t>contains</w:t>
       </w:r>
@@ -3466,17 +3187,15 @@
           <w:rFonts w:ascii="Times New Roman" w:hAnsi="Times New Roman" w:cs="Times New Roman"/>
           <w:sz w:val="28"/>
           <w:szCs w:val="28"/>
-          <w:lang w:val="ru-KZ"/>
-        </w:rPr>
-        <w:t xml:space="preserve"> </w:t>
-      </w:r>
-      <w:proofErr w:type="spellStart"/>
-      <w:r>
-        <w:rPr>
-          <w:rFonts w:ascii="Times New Roman" w:hAnsi="Times New Roman" w:cs="Times New Roman"/>
-          <w:sz w:val="28"/>
-          <w:szCs w:val="28"/>
-          <w:lang w:val="ru-KZ"/>
+        </w:rPr>
+        <w:t xml:space="preserve"> </w:t>
+      </w:r>
+      <w:proofErr w:type="spellStart"/>
+      <w:r>
+        <w:rPr>
+          <w:rFonts w:ascii="Times New Roman" w:hAnsi="Times New Roman" w:cs="Times New Roman"/>
+          <w:sz w:val="28"/>
+          <w:szCs w:val="28"/>
         </w:rPr>
         <w:t>zero</w:t>
       </w:r>
@@ -3486,17 +3205,15 @@
           <w:rFonts w:ascii="Times New Roman" w:hAnsi="Times New Roman" w:cs="Times New Roman"/>
           <w:sz w:val="28"/>
           <w:szCs w:val="28"/>
-          <w:lang w:val="ru-KZ"/>
-        </w:rPr>
-        <w:t xml:space="preserve"> </w:t>
-      </w:r>
-      <w:proofErr w:type="spellStart"/>
-      <w:r>
-        <w:rPr>
-          <w:rFonts w:ascii="Times New Roman" w:hAnsi="Times New Roman" w:cs="Times New Roman"/>
-          <w:sz w:val="28"/>
-          <w:szCs w:val="28"/>
-          <w:lang w:val="ru-KZ"/>
+        </w:rPr>
+        <w:t xml:space="preserve"> </w:t>
+      </w:r>
+      <w:proofErr w:type="spellStart"/>
+      <w:r>
+        <w:rPr>
+          <w:rFonts w:ascii="Times New Roman" w:hAnsi="Times New Roman" w:cs="Times New Roman"/>
+          <w:sz w:val="28"/>
+          <w:szCs w:val="28"/>
         </w:rPr>
         <w:t>business</w:t>
       </w:r>
@@ -3506,17 +3223,15 @@
           <w:rFonts w:ascii="Times New Roman" w:hAnsi="Times New Roman" w:cs="Times New Roman"/>
           <w:sz w:val="28"/>
           <w:szCs w:val="28"/>
-          <w:lang w:val="ru-KZ"/>
-        </w:rPr>
-        <w:t xml:space="preserve"> </w:t>
-      </w:r>
-      <w:proofErr w:type="spellStart"/>
-      <w:r>
-        <w:rPr>
-          <w:rFonts w:ascii="Times New Roman" w:hAnsi="Times New Roman" w:cs="Times New Roman"/>
-          <w:sz w:val="28"/>
-          <w:szCs w:val="28"/>
-          <w:lang w:val="ru-KZ"/>
+        </w:rPr>
+        <w:t xml:space="preserve"> </w:t>
+      </w:r>
+      <w:proofErr w:type="spellStart"/>
+      <w:r>
+        <w:rPr>
+          <w:rFonts w:ascii="Times New Roman" w:hAnsi="Times New Roman" w:cs="Times New Roman"/>
+          <w:sz w:val="28"/>
+          <w:szCs w:val="28"/>
         </w:rPr>
         <w:t>logic</w:t>
       </w:r>
@@ -3526,17 +3241,15 @@
           <w:rFonts w:ascii="Times New Roman" w:hAnsi="Times New Roman" w:cs="Times New Roman"/>
           <w:sz w:val="28"/>
           <w:szCs w:val="28"/>
-          <w:lang w:val="ru-KZ"/>
-        </w:rPr>
-        <w:t xml:space="preserve"> </w:t>
-      </w:r>
-      <w:proofErr w:type="spellStart"/>
-      <w:r>
-        <w:rPr>
-          <w:rFonts w:ascii="Times New Roman" w:hAnsi="Times New Roman" w:cs="Times New Roman"/>
-          <w:sz w:val="28"/>
-          <w:szCs w:val="28"/>
-          <w:lang w:val="ru-KZ"/>
+        </w:rPr>
+        <w:t xml:space="preserve"> </w:t>
+      </w:r>
+      <w:proofErr w:type="spellStart"/>
+      <w:r>
+        <w:rPr>
+          <w:rFonts w:ascii="Times New Roman" w:hAnsi="Times New Roman" w:cs="Times New Roman"/>
+          <w:sz w:val="28"/>
+          <w:szCs w:val="28"/>
         </w:rPr>
         <w:t>for</w:t>
       </w:r>
@@ -3546,17 +3259,15 @@
           <w:rFonts w:ascii="Times New Roman" w:hAnsi="Times New Roman" w:cs="Times New Roman"/>
           <w:sz w:val="28"/>
           <w:szCs w:val="28"/>
-          <w:lang w:val="ru-KZ"/>
-        </w:rPr>
-        <w:t xml:space="preserve"> </w:t>
-      </w:r>
-      <w:proofErr w:type="spellStart"/>
-      <w:r>
-        <w:rPr>
-          <w:rFonts w:ascii="Times New Roman" w:hAnsi="Times New Roman" w:cs="Times New Roman"/>
-          <w:sz w:val="28"/>
-          <w:szCs w:val="28"/>
-          <w:lang w:val="ru-KZ"/>
+        </w:rPr>
+        <w:t xml:space="preserve"> </w:t>
+      </w:r>
+      <w:proofErr w:type="spellStart"/>
+      <w:r>
+        <w:rPr>
+          <w:rFonts w:ascii="Times New Roman" w:hAnsi="Times New Roman" w:cs="Times New Roman"/>
+          <w:sz w:val="28"/>
+          <w:szCs w:val="28"/>
         </w:rPr>
         <w:t>parsing</w:t>
       </w:r>
@@ -3566,7 +3277,6 @@
           <w:rFonts w:ascii="Times New Roman" w:hAnsi="Times New Roman" w:cs="Times New Roman"/>
           <w:sz w:val="28"/>
           <w:szCs w:val="28"/>
-          <w:lang w:val="ru-KZ"/>
         </w:rPr>
         <w:t xml:space="preserve">, </w:t>
       </w:r>
@@ -3576,7 +3286,6 @@
           <w:rFonts w:ascii="Times New Roman" w:hAnsi="Times New Roman" w:cs="Times New Roman"/>
           <w:sz w:val="28"/>
           <w:szCs w:val="28"/>
-          <w:lang w:val="ru-KZ"/>
         </w:rPr>
         <w:t>codec</w:t>
       </w:r>
@@ -3586,17 +3295,15 @@
           <w:rFonts w:ascii="Times New Roman" w:hAnsi="Times New Roman" w:cs="Times New Roman"/>
           <w:sz w:val="28"/>
           <w:szCs w:val="28"/>
-          <w:lang w:val="ru-KZ"/>
-        </w:rPr>
-        <w:t xml:space="preserve"> </w:t>
-      </w:r>
-      <w:proofErr w:type="spellStart"/>
-      <w:r>
-        <w:rPr>
-          <w:rFonts w:ascii="Times New Roman" w:hAnsi="Times New Roman" w:cs="Times New Roman"/>
-          <w:sz w:val="28"/>
-          <w:szCs w:val="28"/>
-          <w:lang w:val="ru-KZ"/>
+        </w:rPr>
+        <w:t xml:space="preserve"> </w:t>
+      </w:r>
+      <w:proofErr w:type="spellStart"/>
+      <w:r>
+        <w:rPr>
+          <w:rFonts w:ascii="Times New Roman" w:hAnsi="Times New Roman" w:cs="Times New Roman"/>
+          <w:sz w:val="28"/>
+          <w:szCs w:val="28"/>
         </w:rPr>
         <w:t>matching</w:t>
       </w:r>
@@ -3606,7 +3313,6 @@
           <w:rFonts w:ascii="Times New Roman" w:hAnsi="Times New Roman" w:cs="Times New Roman"/>
           <w:sz w:val="28"/>
           <w:szCs w:val="28"/>
-          <w:lang w:val="ru-KZ"/>
         </w:rPr>
         <w:t xml:space="preserve">, </w:t>
       </w:r>
@@ -3616,7 +3322,6 @@
           <w:rFonts w:ascii="Times New Roman" w:hAnsi="Times New Roman" w:cs="Times New Roman"/>
           <w:sz w:val="28"/>
           <w:szCs w:val="28"/>
-          <w:lang w:val="ru-KZ"/>
         </w:rPr>
         <w:t>or</w:t>
       </w:r>
@@ -3626,17 +3331,15 @@
           <w:rFonts w:ascii="Times New Roman" w:hAnsi="Times New Roman" w:cs="Times New Roman"/>
           <w:sz w:val="28"/>
           <w:szCs w:val="28"/>
-          <w:lang w:val="ru-KZ"/>
-        </w:rPr>
-        <w:t xml:space="preserve"> </w:t>
-      </w:r>
-      <w:proofErr w:type="spellStart"/>
-      <w:r>
-        <w:rPr>
-          <w:rFonts w:ascii="Times New Roman" w:hAnsi="Times New Roman" w:cs="Times New Roman"/>
-          <w:sz w:val="28"/>
-          <w:szCs w:val="28"/>
-          <w:lang w:val="ru-KZ"/>
+        </w:rPr>
+        <w:t xml:space="preserve"> </w:t>
+      </w:r>
+      <w:proofErr w:type="spellStart"/>
+      <w:r>
+        <w:rPr>
+          <w:rFonts w:ascii="Times New Roman" w:hAnsi="Times New Roman" w:cs="Times New Roman"/>
+          <w:sz w:val="28"/>
+          <w:szCs w:val="28"/>
         </w:rPr>
         <w:t>stream</w:t>
       </w:r>
@@ -3646,17 +3349,15 @@
           <w:rFonts w:ascii="Times New Roman" w:hAnsi="Times New Roman" w:cs="Times New Roman"/>
           <w:sz w:val="28"/>
           <w:szCs w:val="28"/>
-          <w:lang w:val="ru-KZ"/>
-        </w:rPr>
-        <w:t xml:space="preserve"> </w:t>
-      </w:r>
-      <w:proofErr w:type="spellStart"/>
-      <w:r>
-        <w:rPr>
-          <w:rFonts w:ascii="Times New Roman" w:hAnsi="Times New Roman" w:cs="Times New Roman"/>
-          <w:sz w:val="28"/>
-          <w:szCs w:val="28"/>
-          <w:lang w:val="ru-KZ"/>
+        </w:rPr>
+        <w:t xml:space="preserve"> </w:t>
+      </w:r>
+      <w:proofErr w:type="spellStart"/>
+      <w:r>
+        <w:rPr>
+          <w:rFonts w:ascii="Times New Roman" w:hAnsi="Times New Roman" w:cs="Times New Roman"/>
+          <w:sz w:val="28"/>
+          <w:szCs w:val="28"/>
         </w:rPr>
         <w:t>manipulation</w:t>
       </w:r>
@@ -3666,7 +3367,6 @@
           <w:rFonts w:ascii="Times New Roman" w:hAnsi="Times New Roman" w:cs="Times New Roman"/>
           <w:sz w:val="28"/>
           <w:szCs w:val="28"/>
-          <w:lang w:val="ru-KZ"/>
         </w:rPr>
         <w:t xml:space="preserve">; </w:t>
       </w:r>
@@ -3676,7 +3376,6 @@
           <w:rFonts w:ascii="Times New Roman" w:hAnsi="Times New Roman" w:cs="Times New Roman"/>
           <w:sz w:val="28"/>
           <w:szCs w:val="28"/>
-          <w:lang w:val="ru-KZ"/>
         </w:rPr>
         <w:t>those</w:t>
       </w:r>
@@ -3686,17 +3385,15 @@
           <w:rFonts w:ascii="Times New Roman" w:hAnsi="Times New Roman" w:cs="Times New Roman"/>
           <w:sz w:val="28"/>
           <w:szCs w:val="28"/>
-          <w:lang w:val="ru-KZ"/>
-        </w:rPr>
-        <w:t xml:space="preserve"> </w:t>
-      </w:r>
-      <w:proofErr w:type="spellStart"/>
-      <w:r>
-        <w:rPr>
-          <w:rFonts w:ascii="Times New Roman" w:hAnsi="Times New Roman" w:cs="Times New Roman"/>
-          <w:sz w:val="28"/>
-          <w:szCs w:val="28"/>
-          <w:lang w:val="ru-KZ"/>
+        </w:rPr>
+        <w:t xml:space="preserve"> </w:t>
+      </w:r>
+      <w:proofErr w:type="spellStart"/>
+      <w:r>
+        <w:rPr>
+          <w:rFonts w:ascii="Times New Roman" w:hAnsi="Times New Roman" w:cs="Times New Roman"/>
+          <w:sz w:val="28"/>
+          <w:szCs w:val="28"/>
         </w:rPr>
         <w:t>responsibilities</w:t>
       </w:r>
@@ -3706,17 +3403,15 @@
           <w:rFonts w:ascii="Times New Roman" w:hAnsi="Times New Roman" w:cs="Times New Roman"/>
           <w:sz w:val="28"/>
           <w:szCs w:val="28"/>
-          <w:lang w:val="ru-KZ"/>
-        </w:rPr>
-        <w:t xml:space="preserve"> </w:t>
-      </w:r>
-      <w:proofErr w:type="spellStart"/>
-      <w:r>
-        <w:rPr>
-          <w:rFonts w:ascii="Times New Roman" w:hAnsi="Times New Roman" w:cs="Times New Roman"/>
-          <w:sz w:val="28"/>
-          <w:szCs w:val="28"/>
-          <w:lang w:val="ru-KZ"/>
+        </w:rPr>
+        <w:t xml:space="preserve"> </w:t>
+      </w:r>
+      <w:proofErr w:type="spellStart"/>
+      <w:r>
+        <w:rPr>
+          <w:rFonts w:ascii="Times New Roman" w:hAnsi="Times New Roman" w:cs="Times New Roman"/>
+          <w:sz w:val="28"/>
+          <w:szCs w:val="28"/>
         </w:rPr>
         <w:t>are</w:t>
       </w:r>
@@ -3726,17 +3421,15 @@
           <w:rFonts w:ascii="Times New Roman" w:hAnsi="Times New Roman" w:cs="Times New Roman"/>
           <w:sz w:val="28"/>
           <w:szCs w:val="28"/>
-          <w:lang w:val="ru-KZ"/>
-        </w:rPr>
-        <w:t xml:space="preserve"> </w:t>
-      </w:r>
-      <w:proofErr w:type="spellStart"/>
-      <w:r>
-        <w:rPr>
-          <w:rFonts w:ascii="Times New Roman" w:hAnsi="Times New Roman" w:cs="Times New Roman"/>
-          <w:sz w:val="28"/>
-          <w:szCs w:val="28"/>
-          <w:lang w:val="ru-KZ"/>
+        </w:rPr>
+        <w:t xml:space="preserve"> </w:t>
+      </w:r>
+      <w:proofErr w:type="spellStart"/>
+      <w:r>
+        <w:rPr>
+          <w:rFonts w:ascii="Times New Roman" w:hAnsi="Times New Roman" w:cs="Times New Roman"/>
+          <w:sz w:val="28"/>
+          <w:szCs w:val="28"/>
         </w:rPr>
         <w:t>cleanly</w:t>
       </w:r>
@@ -3746,17 +3439,15 @@
           <w:rFonts w:ascii="Times New Roman" w:hAnsi="Times New Roman" w:cs="Times New Roman"/>
           <w:sz w:val="28"/>
           <w:szCs w:val="28"/>
-          <w:lang w:val="ru-KZ"/>
-        </w:rPr>
-        <w:t xml:space="preserve"> </w:t>
-      </w:r>
-      <w:proofErr w:type="spellStart"/>
-      <w:r>
-        <w:rPr>
-          <w:rFonts w:ascii="Times New Roman" w:hAnsi="Times New Roman" w:cs="Times New Roman"/>
-          <w:sz w:val="28"/>
-          <w:szCs w:val="28"/>
-          <w:lang w:val="ru-KZ"/>
+        </w:rPr>
+        <w:t xml:space="preserve"> </w:t>
+      </w:r>
+      <w:proofErr w:type="spellStart"/>
+      <w:r>
+        <w:rPr>
+          <w:rFonts w:ascii="Times New Roman" w:hAnsi="Times New Roman" w:cs="Times New Roman"/>
+          <w:sz w:val="28"/>
+          <w:szCs w:val="28"/>
         </w:rPr>
         <w:t>isolated</w:t>
       </w:r>
@@ -3766,17 +3457,15 @@
           <w:rFonts w:ascii="Times New Roman" w:hAnsi="Times New Roman" w:cs="Times New Roman"/>
           <w:sz w:val="28"/>
           <w:szCs w:val="28"/>
-          <w:lang w:val="ru-KZ"/>
-        </w:rPr>
-        <w:t xml:space="preserve"> </w:t>
-      </w:r>
-      <w:proofErr w:type="spellStart"/>
-      <w:r>
-        <w:rPr>
-          <w:rFonts w:ascii="Times New Roman" w:hAnsi="Times New Roman" w:cs="Times New Roman"/>
-          <w:sz w:val="28"/>
-          <w:szCs w:val="28"/>
-          <w:lang w:val="ru-KZ"/>
+        </w:rPr>
+        <w:t xml:space="preserve"> </w:t>
+      </w:r>
+      <w:proofErr w:type="spellStart"/>
+      <w:r>
+        <w:rPr>
+          <w:rFonts w:ascii="Times New Roman" w:hAnsi="Times New Roman" w:cs="Times New Roman"/>
+          <w:sz w:val="28"/>
+          <w:szCs w:val="28"/>
         </w:rPr>
         <w:t>within</w:t>
       </w:r>
@@ -3786,17 +3475,15 @@
           <w:rFonts w:ascii="Times New Roman" w:hAnsi="Times New Roman" w:cs="Times New Roman"/>
           <w:sz w:val="28"/>
           <w:szCs w:val="28"/>
-          <w:lang w:val="ru-KZ"/>
-        </w:rPr>
-        <w:t xml:space="preserve"> </w:t>
-      </w:r>
-      <w:proofErr w:type="spellStart"/>
-      <w:r>
-        <w:rPr>
-          <w:rFonts w:ascii="Times New Roman" w:hAnsi="Times New Roman" w:cs="Times New Roman"/>
-          <w:sz w:val="28"/>
-          <w:szCs w:val="28"/>
-          <w:lang w:val="ru-KZ"/>
+        </w:rPr>
+        <w:t xml:space="preserve"> </w:t>
+      </w:r>
+      <w:proofErr w:type="spellStart"/>
+      <w:r>
+        <w:rPr>
+          <w:rFonts w:ascii="Times New Roman" w:hAnsi="Times New Roman" w:cs="Times New Roman"/>
+          <w:sz w:val="28"/>
+          <w:szCs w:val="28"/>
         </w:rPr>
         <w:t>their</w:t>
       </w:r>
@@ -3806,17 +3493,15 @@
           <w:rFonts w:ascii="Times New Roman" w:hAnsi="Times New Roman" w:cs="Times New Roman"/>
           <w:sz w:val="28"/>
           <w:szCs w:val="28"/>
-          <w:lang w:val="ru-KZ"/>
-        </w:rPr>
-        <w:t xml:space="preserve"> </w:t>
-      </w:r>
-      <w:proofErr w:type="spellStart"/>
-      <w:r>
-        <w:rPr>
-          <w:rFonts w:ascii="Times New Roman" w:hAnsi="Times New Roman" w:cs="Times New Roman"/>
-          <w:sz w:val="28"/>
-          <w:szCs w:val="28"/>
-          <w:lang w:val="ru-KZ"/>
+        </w:rPr>
+        <w:t xml:space="preserve"> </w:t>
+      </w:r>
+      <w:proofErr w:type="spellStart"/>
+      <w:r>
+        <w:rPr>
+          <w:rFonts w:ascii="Times New Roman" w:hAnsi="Times New Roman" w:cs="Times New Roman"/>
+          <w:sz w:val="28"/>
+          <w:szCs w:val="28"/>
         </w:rPr>
         <w:t>respective</w:t>
       </w:r>
@@ -3826,17 +3511,15 @@
           <w:rFonts w:ascii="Times New Roman" w:hAnsi="Times New Roman" w:cs="Times New Roman"/>
           <w:sz w:val="28"/>
           <w:szCs w:val="28"/>
-          <w:lang w:val="ru-KZ"/>
-        </w:rPr>
-        <w:t xml:space="preserve"> </w:t>
-      </w:r>
-      <w:proofErr w:type="spellStart"/>
-      <w:r>
-        <w:rPr>
-          <w:rFonts w:ascii="Times New Roman" w:hAnsi="Times New Roman" w:cs="Times New Roman"/>
-          <w:sz w:val="28"/>
-          <w:szCs w:val="28"/>
-          <w:lang w:val="ru-KZ"/>
+        </w:rPr>
+        <w:t xml:space="preserve"> </w:t>
+      </w:r>
+      <w:proofErr w:type="spellStart"/>
+      <w:r>
+        <w:rPr>
+          <w:rFonts w:ascii="Times New Roman" w:hAnsi="Times New Roman" w:cs="Times New Roman"/>
+          <w:sz w:val="28"/>
+          <w:szCs w:val="28"/>
         </w:rPr>
         <w:t>subsystem</w:t>
       </w:r>
@@ -3846,17 +3529,15 @@
           <w:rFonts w:ascii="Times New Roman" w:hAnsi="Times New Roman" w:cs="Times New Roman"/>
           <w:sz w:val="28"/>
           <w:szCs w:val="28"/>
-          <w:lang w:val="ru-KZ"/>
-        </w:rPr>
-        <w:t xml:space="preserve"> </w:t>
-      </w:r>
-      <w:proofErr w:type="spellStart"/>
-      <w:r>
-        <w:rPr>
-          <w:rFonts w:ascii="Times New Roman" w:hAnsi="Times New Roman" w:cs="Times New Roman"/>
-          <w:sz w:val="28"/>
-          <w:szCs w:val="28"/>
-          <w:lang w:val="ru-KZ"/>
+        </w:rPr>
+        <w:t xml:space="preserve"> </w:t>
+      </w:r>
+      <w:proofErr w:type="spellStart"/>
+      <w:r>
+        <w:rPr>
+          <w:rFonts w:ascii="Times New Roman" w:hAnsi="Times New Roman" w:cs="Times New Roman"/>
+          <w:sz w:val="28"/>
+          <w:szCs w:val="28"/>
         </w:rPr>
         <w:t>classes</w:t>
       </w:r>
@@ -3866,14 +3547,13 @@
           <w:rFonts w:ascii="Times New Roman" w:hAnsi="Times New Roman" w:cs="Times New Roman"/>
           <w:sz w:val="28"/>
           <w:szCs w:val="28"/>
-          <w:lang w:val="ru-KZ"/>
         </w:rPr>
         <w:t>.</w:t>
       </w:r>
     </w:p>
     <w:p>
       <w:pPr>
-        <w:spacing w:after="0" w:line="348" w:lineRule="auto"/>
+        <w:spacing w:after="0" w:line="336" w:lineRule="auto"/>
         <w:ind w:firstLine="709"/>
         <w:jc w:val="both"/>
         <w:rPr>
@@ -3882,7 +3562,6 @@
           <w:bCs/>
           <w:sz w:val="28"/>
           <w:szCs w:val="28"/>
-          <w:lang w:val="ru-KZ"/>
         </w:rPr>
       </w:pPr>
       <w:proofErr w:type="spellStart"/>
@@ -3893,7 +3572,6 @@
           <w:bCs/>
           <w:sz w:val="28"/>
           <w:szCs w:val="28"/>
-          <w:lang w:val="ru-KZ"/>
         </w:rPr>
         <w:t>Principle</w:t>
       </w:r>
@@ -3905,7 +3583,6 @@
           <w:bCs/>
           <w:sz w:val="28"/>
           <w:szCs w:val="28"/>
-          <w:lang w:val="ru-KZ"/>
         </w:rPr>
         <w:t xml:space="preserve"> 3: </w:t>
       </w:r>
@@ -3917,7 +3594,6 @@
           <w:bCs/>
           <w:sz w:val="28"/>
           <w:szCs w:val="28"/>
-          <w:lang w:val="ru-KZ"/>
         </w:rPr>
         <w:t>Encapsulation</w:t>
       </w:r>
@@ -3929,7 +3605,6 @@
           <w:bCs/>
           <w:sz w:val="28"/>
           <w:szCs w:val="28"/>
-          <w:lang w:val="ru-KZ"/>
         </w:rPr>
         <w:t xml:space="preserve"> &amp; Information </w:t>
       </w:r>
@@ -3941,7 +3616,6 @@
           <w:bCs/>
           <w:sz w:val="28"/>
           <w:szCs w:val="28"/>
-          <w:lang w:val="ru-KZ"/>
         </w:rPr>
         <w:t>Hiding</w:t>
       </w:r>
@@ -3953,14 +3627,13 @@
           <w:ilvl w:val="0"/>
           <w:numId w:val="3"/>
         </w:numPr>
-        <w:spacing w:after="0" w:line="348" w:lineRule="auto"/>
+        <w:spacing w:after="0" w:line="336" w:lineRule="auto"/>
         <w:ind w:firstLine="709"/>
         <w:jc w:val="both"/>
         <w:rPr>
           <w:rFonts w:ascii="Times New Roman" w:hAnsi="Times New Roman" w:cs="Times New Roman"/>
           <w:sz w:val="28"/>
           <w:szCs w:val="28"/>
-          <w:lang w:val="ru-KZ"/>
         </w:rPr>
       </w:pPr>
       <w:proofErr w:type="spellStart"/>
@@ -3971,7 +3644,6 @@
           <w:bCs/>
           <w:sz w:val="28"/>
           <w:szCs w:val="28"/>
-          <w:lang w:val="ru-KZ"/>
         </w:rPr>
         <w:t>Justification</w:t>
       </w:r>
@@ -3983,7 +3655,6 @@
           <w:bCs/>
           <w:sz w:val="28"/>
           <w:szCs w:val="28"/>
-          <w:lang w:val="ru-KZ"/>
         </w:rPr>
         <w:t>:</w:t>
       </w:r>
@@ -3992,7 +3663,6 @@
           <w:rFonts w:ascii="Times New Roman" w:hAnsi="Times New Roman" w:cs="Times New Roman"/>
           <w:sz w:val="28"/>
           <w:szCs w:val="28"/>
-          <w:lang w:val="ru-KZ"/>
         </w:rPr>
         <w:t xml:space="preserve"> The </w:t>
       </w:r>
@@ -4002,7 +3672,6 @@
           <w:rFonts w:ascii="Times New Roman" w:hAnsi="Times New Roman" w:cs="Times New Roman"/>
           <w:sz w:val="28"/>
           <w:szCs w:val="28"/>
-          <w:lang w:val="ru-KZ"/>
         </w:rPr>
         <w:t>client</w:t>
       </w:r>
@@ -4012,17 +3681,15 @@
           <w:rFonts w:ascii="Times New Roman" w:hAnsi="Times New Roman" w:cs="Times New Roman"/>
           <w:sz w:val="28"/>
           <w:szCs w:val="28"/>
-          <w:lang w:val="ru-KZ"/>
-        </w:rPr>
-        <w:t xml:space="preserve"> </w:t>
-      </w:r>
-      <w:proofErr w:type="spellStart"/>
-      <w:r>
-        <w:rPr>
-          <w:rFonts w:ascii="Times New Roman" w:hAnsi="Times New Roman" w:cs="Times New Roman"/>
-          <w:sz w:val="28"/>
-          <w:szCs w:val="28"/>
-          <w:lang w:val="ru-KZ"/>
+        </w:rPr>
+        <w:t xml:space="preserve"> </w:t>
+      </w:r>
+      <w:proofErr w:type="spellStart"/>
+      <w:r>
+        <w:rPr>
+          <w:rFonts w:ascii="Times New Roman" w:hAnsi="Times New Roman" w:cs="Times New Roman"/>
+          <w:sz w:val="28"/>
+          <w:szCs w:val="28"/>
         </w:rPr>
         <w:t>is</w:t>
       </w:r>
@@ -4032,17 +3699,15 @@
           <w:rFonts w:ascii="Times New Roman" w:hAnsi="Times New Roman" w:cs="Times New Roman"/>
           <w:sz w:val="28"/>
           <w:szCs w:val="28"/>
-          <w:lang w:val="ru-KZ"/>
-        </w:rPr>
-        <w:t xml:space="preserve"> </w:t>
-      </w:r>
-      <w:proofErr w:type="spellStart"/>
-      <w:r>
-        <w:rPr>
-          <w:rFonts w:ascii="Times New Roman" w:hAnsi="Times New Roman" w:cs="Times New Roman"/>
-          <w:sz w:val="28"/>
-          <w:szCs w:val="28"/>
-          <w:lang w:val="ru-KZ"/>
+        </w:rPr>
+        <w:t xml:space="preserve"> </w:t>
+      </w:r>
+      <w:proofErr w:type="spellStart"/>
+      <w:r>
+        <w:rPr>
+          <w:rFonts w:ascii="Times New Roman" w:hAnsi="Times New Roman" w:cs="Times New Roman"/>
+          <w:sz w:val="28"/>
+          <w:szCs w:val="28"/>
         </w:rPr>
         <w:t>entirely</w:t>
       </w:r>
@@ -4052,17 +3717,15 @@
           <w:rFonts w:ascii="Times New Roman" w:hAnsi="Times New Roman" w:cs="Times New Roman"/>
           <w:sz w:val="28"/>
           <w:szCs w:val="28"/>
-          <w:lang w:val="ru-KZ"/>
-        </w:rPr>
-        <w:t xml:space="preserve"> </w:t>
-      </w:r>
-      <w:proofErr w:type="spellStart"/>
-      <w:r>
-        <w:rPr>
-          <w:rFonts w:ascii="Times New Roman" w:hAnsi="Times New Roman" w:cs="Times New Roman"/>
-          <w:sz w:val="28"/>
-          <w:szCs w:val="28"/>
-          <w:lang w:val="ru-KZ"/>
+        </w:rPr>
+        <w:t xml:space="preserve"> </w:t>
+      </w:r>
+      <w:proofErr w:type="spellStart"/>
+      <w:r>
+        <w:rPr>
+          <w:rFonts w:ascii="Times New Roman" w:hAnsi="Times New Roman" w:cs="Times New Roman"/>
+          <w:sz w:val="28"/>
+          <w:szCs w:val="28"/>
         </w:rPr>
         <w:t>shielded</w:t>
       </w:r>
@@ -4072,17 +3735,15 @@
           <w:rFonts w:ascii="Times New Roman" w:hAnsi="Times New Roman" w:cs="Times New Roman"/>
           <w:sz w:val="28"/>
           <w:szCs w:val="28"/>
-          <w:lang w:val="ru-KZ"/>
-        </w:rPr>
-        <w:t xml:space="preserve"> </w:t>
-      </w:r>
-      <w:proofErr w:type="spellStart"/>
-      <w:r>
-        <w:rPr>
-          <w:rFonts w:ascii="Times New Roman" w:hAnsi="Times New Roman" w:cs="Times New Roman"/>
-          <w:sz w:val="28"/>
-          <w:szCs w:val="28"/>
-          <w:lang w:val="ru-KZ"/>
+        </w:rPr>
+        <w:t xml:space="preserve"> </w:t>
+      </w:r>
+      <w:proofErr w:type="spellStart"/>
+      <w:r>
+        <w:rPr>
+          <w:rFonts w:ascii="Times New Roman" w:hAnsi="Times New Roman" w:cs="Times New Roman"/>
+          <w:sz w:val="28"/>
+          <w:szCs w:val="28"/>
         </w:rPr>
         <w:t>from</w:t>
       </w:r>
@@ -4092,17 +3753,15 @@
           <w:rFonts w:ascii="Times New Roman" w:hAnsi="Times New Roman" w:cs="Times New Roman"/>
           <w:sz w:val="28"/>
           <w:szCs w:val="28"/>
-          <w:lang w:val="ru-KZ"/>
-        </w:rPr>
-        <w:t xml:space="preserve"> </w:t>
-      </w:r>
-      <w:proofErr w:type="spellStart"/>
-      <w:r>
-        <w:rPr>
-          <w:rFonts w:ascii="Times New Roman" w:hAnsi="Times New Roman" w:cs="Times New Roman"/>
-          <w:sz w:val="28"/>
-          <w:szCs w:val="28"/>
-          <w:lang w:val="ru-KZ"/>
+        </w:rPr>
+        <w:t xml:space="preserve"> </w:t>
+      </w:r>
+      <w:proofErr w:type="spellStart"/>
+      <w:r>
+        <w:rPr>
+          <w:rFonts w:ascii="Times New Roman" w:hAnsi="Times New Roman" w:cs="Times New Roman"/>
+          <w:sz w:val="28"/>
+          <w:szCs w:val="28"/>
         </w:rPr>
         <w:t>subsystem</w:t>
       </w:r>
@@ -4112,17 +3771,15 @@
           <w:rFonts w:ascii="Times New Roman" w:hAnsi="Times New Roman" w:cs="Times New Roman"/>
           <w:sz w:val="28"/>
           <w:szCs w:val="28"/>
-          <w:lang w:val="ru-KZ"/>
-        </w:rPr>
-        <w:t xml:space="preserve"> </w:t>
-      </w:r>
-      <w:proofErr w:type="spellStart"/>
-      <w:r>
-        <w:rPr>
-          <w:rFonts w:ascii="Times New Roman" w:hAnsi="Times New Roman" w:cs="Times New Roman"/>
-          <w:sz w:val="28"/>
-          <w:szCs w:val="28"/>
-          <w:lang w:val="ru-KZ"/>
+        </w:rPr>
+        <w:t xml:space="preserve"> </w:t>
+      </w:r>
+      <w:proofErr w:type="spellStart"/>
+      <w:r>
+        <w:rPr>
+          <w:rFonts w:ascii="Times New Roman" w:hAnsi="Times New Roman" w:cs="Times New Roman"/>
+          <w:sz w:val="28"/>
+          <w:szCs w:val="28"/>
         </w:rPr>
         <w:t>internals</w:t>
       </w:r>
@@ -4132,7 +3789,6 @@
           <w:rFonts w:ascii="Times New Roman" w:hAnsi="Times New Roman" w:cs="Times New Roman"/>
           <w:sz w:val="28"/>
           <w:szCs w:val="28"/>
-          <w:lang w:val="ru-KZ"/>
         </w:rPr>
         <w:t xml:space="preserve">. By </w:t>
       </w:r>
@@ -4142,7 +3798,6 @@
           <w:rFonts w:ascii="Times New Roman" w:hAnsi="Times New Roman" w:cs="Times New Roman"/>
           <w:sz w:val="28"/>
           <w:szCs w:val="28"/>
-          <w:lang w:val="ru-KZ"/>
         </w:rPr>
         <w:t>keeping</w:t>
       </w:r>
@@ -4152,17 +3807,15 @@
           <w:rFonts w:ascii="Times New Roman" w:hAnsi="Times New Roman" w:cs="Times New Roman"/>
           <w:sz w:val="28"/>
           <w:szCs w:val="28"/>
-          <w:lang w:val="ru-KZ"/>
-        </w:rPr>
-        <w:t xml:space="preserve"> </w:t>
-      </w:r>
-      <w:proofErr w:type="spellStart"/>
-      <w:r>
-        <w:rPr>
-          <w:rFonts w:ascii="Times New Roman" w:hAnsi="Times New Roman" w:cs="Times New Roman"/>
-          <w:sz w:val="28"/>
-          <w:szCs w:val="28"/>
-          <w:lang w:val="ru-KZ"/>
+        </w:rPr>
+        <w:t xml:space="preserve"> </w:t>
+      </w:r>
+      <w:proofErr w:type="spellStart"/>
+      <w:r>
+        <w:rPr>
+          <w:rFonts w:ascii="Times New Roman" w:hAnsi="Times New Roman" w:cs="Times New Roman"/>
+          <w:sz w:val="28"/>
+          <w:szCs w:val="28"/>
         </w:rPr>
         <w:t>subsystem</w:t>
       </w:r>
@@ -4172,17 +3825,15 @@
           <w:rFonts w:ascii="Times New Roman" w:hAnsi="Times New Roman" w:cs="Times New Roman"/>
           <w:sz w:val="28"/>
           <w:szCs w:val="28"/>
-          <w:lang w:val="ru-KZ"/>
-        </w:rPr>
-        <w:t xml:space="preserve"> </w:t>
-      </w:r>
-      <w:proofErr w:type="spellStart"/>
-      <w:r>
-        <w:rPr>
-          <w:rFonts w:ascii="Times New Roman" w:hAnsi="Times New Roman" w:cs="Times New Roman"/>
-          <w:sz w:val="28"/>
-          <w:szCs w:val="28"/>
-          <w:lang w:val="ru-KZ"/>
+        </w:rPr>
+        <w:t xml:space="preserve"> </w:t>
+      </w:r>
+      <w:proofErr w:type="spellStart"/>
+      <w:r>
+        <w:rPr>
+          <w:rFonts w:ascii="Times New Roman" w:hAnsi="Times New Roman" w:cs="Times New Roman"/>
+          <w:sz w:val="28"/>
+          <w:szCs w:val="28"/>
         </w:rPr>
         <w:t>classes</w:t>
       </w:r>
@@ -4192,17 +3843,15 @@
           <w:rFonts w:ascii="Times New Roman" w:hAnsi="Times New Roman" w:cs="Times New Roman"/>
           <w:sz w:val="28"/>
           <w:szCs w:val="28"/>
-          <w:lang w:val="ru-KZ"/>
-        </w:rPr>
-        <w:t xml:space="preserve"> </w:t>
-      </w:r>
-      <w:proofErr w:type="spellStart"/>
-      <w:r>
-        <w:rPr>
-          <w:rFonts w:ascii="Times New Roman" w:hAnsi="Times New Roman" w:cs="Times New Roman"/>
-          <w:sz w:val="28"/>
-          <w:szCs w:val="28"/>
-          <w:lang w:val="ru-KZ"/>
+        </w:rPr>
+        <w:t xml:space="preserve"> </w:t>
+      </w:r>
+      <w:proofErr w:type="spellStart"/>
+      <w:r>
+        <w:rPr>
+          <w:rFonts w:ascii="Times New Roman" w:hAnsi="Times New Roman" w:cs="Times New Roman"/>
+          <w:sz w:val="28"/>
+          <w:szCs w:val="28"/>
         </w:rPr>
         <w:t>package-private</w:t>
       </w:r>
@@ -4212,17 +3861,15 @@
           <w:rFonts w:ascii="Times New Roman" w:hAnsi="Times New Roman" w:cs="Times New Roman"/>
           <w:sz w:val="28"/>
           <w:szCs w:val="28"/>
-          <w:lang w:val="ru-KZ"/>
-        </w:rPr>
-        <w:t xml:space="preserve"> </w:t>
-      </w:r>
-      <w:proofErr w:type="spellStart"/>
-      <w:r>
-        <w:rPr>
-          <w:rFonts w:ascii="Times New Roman" w:hAnsi="Times New Roman" w:cs="Times New Roman"/>
-          <w:sz w:val="28"/>
-          <w:szCs w:val="28"/>
-          <w:lang w:val="ru-KZ"/>
+        </w:rPr>
+        <w:t xml:space="preserve"> </w:t>
+      </w:r>
+      <w:proofErr w:type="spellStart"/>
+      <w:r>
+        <w:rPr>
+          <w:rFonts w:ascii="Times New Roman" w:hAnsi="Times New Roman" w:cs="Times New Roman"/>
+          <w:sz w:val="28"/>
+          <w:szCs w:val="28"/>
         </w:rPr>
         <w:t>or</w:t>
       </w:r>
@@ -4232,17 +3879,15 @@
           <w:rFonts w:ascii="Times New Roman" w:hAnsi="Times New Roman" w:cs="Times New Roman"/>
           <w:sz w:val="28"/>
           <w:szCs w:val="28"/>
-          <w:lang w:val="ru-KZ"/>
-        </w:rPr>
-        <w:t xml:space="preserve"> </w:t>
-      </w:r>
-      <w:proofErr w:type="spellStart"/>
-      <w:r>
-        <w:rPr>
-          <w:rFonts w:ascii="Times New Roman" w:hAnsi="Times New Roman" w:cs="Times New Roman"/>
-          <w:sz w:val="28"/>
-          <w:szCs w:val="28"/>
-          <w:lang w:val="ru-KZ"/>
+        </w:rPr>
+        <w:t xml:space="preserve"> </w:t>
+      </w:r>
+      <w:proofErr w:type="spellStart"/>
+      <w:r>
+        <w:rPr>
+          <w:rFonts w:ascii="Times New Roman" w:hAnsi="Times New Roman" w:cs="Times New Roman"/>
+          <w:sz w:val="28"/>
+          <w:szCs w:val="28"/>
         </w:rPr>
         <w:t>hidden</w:t>
       </w:r>
@@ -4252,17 +3897,15 @@
           <w:rFonts w:ascii="Times New Roman" w:hAnsi="Times New Roman" w:cs="Times New Roman"/>
           <w:sz w:val="28"/>
           <w:szCs w:val="28"/>
-          <w:lang w:val="ru-KZ"/>
-        </w:rPr>
-        <w:t xml:space="preserve"> </w:t>
-      </w:r>
-      <w:proofErr w:type="spellStart"/>
-      <w:r>
-        <w:rPr>
-          <w:rFonts w:ascii="Times New Roman" w:hAnsi="Times New Roman" w:cs="Times New Roman"/>
-          <w:sz w:val="28"/>
-          <w:szCs w:val="28"/>
-          <w:lang w:val="ru-KZ"/>
+        </w:rPr>
+        <w:t xml:space="preserve"> </w:t>
+      </w:r>
+      <w:proofErr w:type="spellStart"/>
+      <w:r>
+        <w:rPr>
+          <w:rFonts w:ascii="Times New Roman" w:hAnsi="Times New Roman" w:cs="Times New Roman"/>
+          <w:sz w:val="28"/>
+          <w:szCs w:val="28"/>
         </w:rPr>
         <w:t>behind</w:t>
       </w:r>
@@ -4272,17 +3915,15 @@
           <w:rFonts w:ascii="Times New Roman" w:hAnsi="Times New Roman" w:cs="Times New Roman"/>
           <w:sz w:val="28"/>
           <w:szCs w:val="28"/>
-          <w:lang w:val="ru-KZ"/>
-        </w:rPr>
-        <w:t xml:space="preserve"> </w:t>
-      </w:r>
-      <w:proofErr w:type="spellStart"/>
-      <w:r>
-        <w:rPr>
-          <w:rFonts w:ascii="Times New Roman" w:hAnsi="Times New Roman" w:cs="Times New Roman"/>
-          <w:sz w:val="28"/>
-          <w:szCs w:val="28"/>
-          <w:lang w:val="ru-KZ"/>
+        </w:rPr>
+        <w:t xml:space="preserve"> </w:t>
+      </w:r>
+      <w:proofErr w:type="spellStart"/>
+      <w:r>
+        <w:rPr>
+          <w:rFonts w:ascii="Times New Roman" w:hAnsi="Times New Roman" w:cs="Times New Roman"/>
+          <w:sz w:val="28"/>
+          <w:szCs w:val="28"/>
         </w:rPr>
         <w:t>the</w:t>
       </w:r>
@@ -4292,17 +3933,15 @@
           <w:rFonts w:ascii="Times New Roman" w:hAnsi="Times New Roman" w:cs="Times New Roman"/>
           <w:sz w:val="28"/>
           <w:szCs w:val="28"/>
-          <w:lang w:val="ru-KZ"/>
-        </w:rPr>
-        <w:t xml:space="preserve"> </w:t>
-      </w:r>
-      <w:proofErr w:type="spellStart"/>
-      <w:r>
-        <w:rPr>
-          <w:rFonts w:ascii="Times New Roman" w:hAnsi="Times New Roman" w:cs="Times New Roman"/>
-          <w:sz w:val="28"/>
-          <w:szCs w:val="28"/>
-          <w:lang w:val="ru-KZ"/>
+        </w:rPr>
+        <w:t xml:space="preserve"> </w:t>
+      </w:r>
+      <w:proofErr w:type="spellStart"/>
+      <w:r>
+        <w:rPr>
+          <w:rFonts w:ascii="Times New Roman" w:hAnsi="Times New Roman" w:cs="Times New Roman"/>
+          <w:sz w:val="28"/>
+          <w:szCs w:val="28"/>
         </w:rPr>
         <w:t>facade</w:t>
       </w:r>
@@ -4312,7 +3951,6 @@
           <w:rFonts w:ascii="Times New Roman" w:hAnsi="Times New Roman" w:cs="Times New Roman"/>
           <w:sz w:val="28"/>
           <w:szCs w:val="28"/>
-          <w:lang w:val="ru-KZ"/>
         </w:rPr>
         <w:t xml:space="preserve"> API, </w:t>
       </w:r>
@@ -4322,7 +3960,6 @@
           <w:rFonts w:ascii="Times New Roman" w:hAnsi="Times New Roman" w:cs="Times New Roman"/>
           <w:sz w:val="28"/>
           <w:szCs w:val="28"/>
-          <w:lang w:val="ru-KZ"/>
         </w:rPr>
         <w:t>changes</w:t>
       </w:r>
@@ -4332,17 +3969,15 @@
           <w:rFonts w:ascii="Times New Roman" w:hAnsi="Times New Roman" w:cs="Times New Roman"/>
           <w:sz w:val="28"/>
           <w:szCs w:val="28"/>
-          <w:lang w:val="ru-KZ"/>
-        </w:rPr>
-        <w:t xml:space="preserve"> </w:t>
-      </w:r>
-      <w:proofErr w:type="spellStart"/>
-      <w:r>
-        <w:rPr>
-          <w:rFonts w:ascii="Times New Roman" w:hAnsi="Times New Roman" w:cs="Times New Roman"/>
-          <w:sz w:val="28"/>
-          <w:szCs w:val="28"/>
-          <w:lang w:val="ru-KZ"/>
+        </w:rPr>
+        <w:t xml:space="preserve"> </w:t>
+      </w:r>
+      <w:proofErr w:type="spellStart"/>
+      <w:r>
+        <w:rPr>
+          <w:rFonts w:ascii="Times New Roman" w:hAnsi="Times New Roman" w:cs="Times New Roman"/>
+          <w:sz w:val="28"/>
+          <w:szCs w:val="28"/>
         </w:rPr>
         <w:t>to</w:t>
       </w:r>
@@ -4352,17 +3987,15 @@
           <w:rFonts w:ascii="Times New Roman" w:hAnsi="Times New Roman" w:cs="Times New Roman"/>
           <w:sz w:val="28"/>
           <w:szCs w:val="28"/>
-          <w:lang w:val="ru-KZ"/>
-        </w:rPr>
-        <w:t xml:space="preserve"> </w:t>
-      </w:r>
-      <w:proofErr w:type="spellStart"/>
-      <w:r>
-        <w:rPr>
-          <w:rFonts w:ascii="Times New Roman" w:hAnsi="Times New Roman" w:cs="Times New Roman"/>
-          <w:sz w:val="28"/>
-          <w:szCs w:val="28"/>
-          <w:lang w:val="ru-KZ"/>
+        </w:rPr>
+        <w:t xml:space="preserve"> </w:t>
+      </w:r>
+      <w:proofErr w:type="spellStart"/>
+      <w:r>
+        <w:rPr>
+          <w:rFonts w:ascii="Times New Roman" w:hAnsi="Times New Roman" w:cs="Times New Roman"/>
+          <w:sz w:val="28"/>
+          <w:szCs w:val="28"/>
         </w:rPr>
         <w:t>BitrateReader</w:t>
       </w:r>
@@ -4372,17 +4005,15 @@
           <w:rFonts w:ascii="Times New Roman" w:hAnsi="Times New Roman" w:cs="Times New Roman"/>
           <w:sz w:val="28"/>
           <w:szCs w:val="28"/>
-          <w:lang w:val="ru-KZ"/>
-        </w:rPr>
-        <w:t xml:space="preserve"> </w:t>
-      </w:r>
-      <w:proofErr w:type="spellStart"/>
-      <w:r>
-        <w:rPr>
-          <w:rFonts w:ascii="Times New Roman" w:hAnsi="Times New Roman" w:cs="Times New Roman"/>
-          <w:sz w:val="28"/>
-          <w:szCs w:val="28"/>
-          <w:lang w:val="ru-KZ"/>
+        </w:rPr>
+        <w:t xml:space="preserve"> </w:t>
+      </w:r>
+      <w:proofErr w:type="spellStart"/>
+      <w:r>
+        <w:rPr>
+          <w:rFonts w:ascii="Times New Roman" w:hAnsi="Times New Roman" w:cs="Times New Roman"/>
+          <w:sz w:val="28"/>
+          <w:szCs w:val="28"/>
         </w:rPr>
         <w:t>or</w:t>
       </w:r>
@@ -4392,17 +4023,15 @@
           <w:rFonts w:ascii="Times New Roman" w:hAnsi="Times New Roman" w:cs="Times New Roman"/>
           <w:sz w:val="28"/>
           <w:szCs w:val="28"/>
-          <w:lang w:val="ru-KZ"/>
-        </w:rPr>
-        <w:t xml:space="preserve"> </w:t>
-      </w:r>
-      <w:proofErr w:type="spellStart"/>
-      <w:r>
-        <w:rPr>
-          <w:rFonts w:ascii="Times New Roman" w:hAnsi="Times New Roman" w:cs="Times New Roman"/>
-          <w:sz w:val="28"/>
-          <w:szCs w:val="28"/>
-          <w:lang w:val="ru-KZ"/>
+        </w:rPr>
+        <w:t xml:space="preserve"> </w:t>
+      </w:r>
+      <w:proofErr w:type="spellStart"/>
+      <w:r>
+        <w:rPr>
+          <w:rFonts w:ascii="Times New Roman" w:hAnsi="Times New Roman" w:cs="Times New Roman"/>
+          <w:sz w:val="28"/>
+          <w:szCs w:val="28"/>
         </w:rPr>
         <w:t>CodecFactory</w:t>
       </w:r>
@@ -4412,17 +4041,15 @@
           <w:rFonts w:ascii="Times New Roman" w:hAnsi="Times New Roman" w:cs="Times New Roman"/>
           <w:sz w:val="28"/>
           <w:szCs w:val="28"/>
-          <w:lang w:val="ru-KZ"/>
-        </w:rPr>
-        <w:t xml:space="preserve"> </w:t>
-      </w:r>
-      <w:proofErr w:type="spellStart"/>
-      <w:r>
-        <w:rPr>
-          <w:rFonts w:ascii="Times New Roman" w:hAnsi="Times New Roman" w:cs="Times New Roman"/>
-          <w:sz w:val="28"/>
-          <w:szCs w:val="28"/>
-          <w:lang w:val="ru-KZ"/>
+        </w:rPr>
+        <w:t xml:space="preserve"> </w:t>
+      </w:r>
+      <w:proofErr w:type="spellStart"/>
+      <w:r>
+        <w:rPr>
+          <w:rFonts w:ascii="Times New Roman" w:hAnsi="Times New Roman" w:cs="Times New Roman"/>
+          <w:sz w:val="28"/>
+          <w:szCs w:val="28"/>
         </w:rPr>
         <w:t>algorithms</w:t>
       </w:r>
@@ -4432,17 +4059,15 @@
           <w:rFonts w:ascii="Times New Roman" w:hAnsi="Times New Roman" w:cs="Times New Roman"/>
           <w:sz w:val="28"/>
           <w:szCs w:val="28"/>
-          <w:lang w:val="ru-KZ"/>
-        </w:rPr>
-        <w:t xml:space="preserve"> </w:t>
-      </w:r>
-      <w:proofErr w:type="spellStart"/>
-      <w:r>
-        <w:rPr>
-          <w:rFonts w:ascii="Times New Roman" w:hAnsi="Times New Roman" w:cs="Times New Roman"/>
-          <w:sz w:val="28"/>
-          <w:szCs w:val="28"/>
-          <w:lang w:val="ru-KZ"/>
+        </w:rPr>
+        <w:t xml:space="preserve"> </w:t>
+      </w:r>
+      <w:proofErr w:type="spellStart"/>
+      <w:r>
+        <w:rPr>
+          <w:rFonts w:ascii="Times New Roman" w:hAnsi="Times New Roman" w:cs="Times New Roman"/>
+          <w:sz w:val="28"/>
+          <w:szCs w:val="28"/>
         </w:rPr>
         <w:t>will</w:t>
       </w:r>
@@ -4452,17 +4077,15 @@
           <w:rFonts w:ascii="Times New Roman" w:hAnsi="Times New Roman" w:cs="Times New Roman"/>
           <w:sz w:val="28"/>
           <w:szCs w:val="28"/>
-          <w:lang w:val="ru-KZ"/>
-        </w:rPr>
-        <w:t xml:space="preserve"> </w:t>
-      </w:r>
-      <w:proofErr w:type="spellStart"/>
-      <w:r>
-        <w:rPr>
-          <w:rFonts w:ascii="Times New Roman" w:hAnsi="Times New Roman" w:cs="Times New Roman"/>
-          <w:sz w:val="28"/>
-          <w:szCs w:val="28"/>
-          <w:lang w:val="ru-KZ"/>
+        </w:rPr>
+        <w:t xml:space="preserve"> </w:t>
+      </w:r>
+      <w:proofErr w:type="spellStart"/>
+      <w:r>
+        <w:rPr>
+          <w:rFonts w:ascii="Times New Roman" w:hAnsi="Times New Roman" w:cs="Times New Roman"/>
+          <w:sz w:val="28"/>
+          <w:szCs w:val="28"/>
         </w:rPr>
         <w:t>not</w:t>
       </w:r>
@@ -4472,17 +4095,15 @@
           <w:rFonts w:ascii="Times New Roman" w:hAnsi="Times New Roman" w:cs="Times New Roman"/>
           <w:sz w:val="28"/>
           <w:szCs w:val="28"/>
-          <w:lang w:val="ru-KZ"/>
-        </w:rPr>
-        <w:t xml:space="preserve"> </w:t>
-      </w:r>
-      <w:proofErr w:type="spellStart"/>
-      <w:r>
-        <w:rPr>
-          <w:rFonts w:ascii="Times New Roman" w:hAnsi="Times New Roman" w:cs="Times New Roman"/>
-          <w:sz w:val="28"/>
-          <w:szCs w:val="28"/>
-          <w:lang w:val="ru-KZ"/>
+        </w:rPr>
+        <w:t xml:space="preserve"> </w:t>
+      </w:r>
+      <w:proofErr w:type="spellStart"/>
+      <w:r>
+        <w:rPr>
+          <w:rFonts w:ascii="Times New Roman" w:hAnsi="Times New Roman" w:cs="Times New Roman"/>
+          <w:sz w:val="28"/>
+          <w:szCs w:val="28"/>
         </w:rPr>
         <w:t>break</w:t>
       </w:r>
@@ -4492,17 +4113,15 @@
           <w:rFonts w:ascii="Times New Roman" w:hAnsi="Times New Roman" w:cs="Times New Roman"/>
           <w:sz w:val="28"/>
           <w:szCs w:val="28"/>
-          <w:lang w:val="ru-KZ"/>
-        </w:rPr>
-        <w:t xml:space="preserve"> </w:t>
-      </w:r>
-      <w:proofErr w:type="spellStart"/>
-      <w:r>
-        <w:rPr>
-          <w:rFonts w:ascii="Times New Roman" w:hAnsi="Times New Roman" w:cs="Times New Roman"/>
-          <w:sz w:val="28"/>
-          <w:szCs w:val="28"/>
-          <w:lang w:val="ru-KZ"/>
+        </w:rPr>
+        <w:t xml:space="preserve"> </w:t>
+      </w:r>
+      <w:proofErr w:type="spellStart"/>
+      <w:r>
+        <w:rPr>
+          <w:rFonts w:ascii="Times New Roman" w:hAnsi="Times New Roman" w:cs="Times New Roman"/>
+          <w:sz w:val="28"/>
+          <w:szCs w:val="28"/>
         </w:rPr>
         <w:t>client</w:t>
       </w:r>
@@ -4512,17 +4131,15 @@
           <w:rFonts w:ascii="Times New Roman" w:hAnsi="Times New Roman" w:cs="Times New Roman"/>
           <w:sz w:val="28"/>
           <w:szCs w:val="28"/>
-          <w:lang w:val="ru-KZ"/>
-        </w:rPr>
-        <w:t xml:space="preserve"> </w:t>
-      </w:r>
-      <w:proofErr w:type="spellStart"/>
-      <w:r>
-        <w:rPr>
-          <w:rFonts w:ascii="Times New Roman" w:hAnsi="Times New Roman" w:cs="Times New Roman"/>
-          <w:sz w:val="28"/>
-          <w:szCs w:val="28"/>
-          <w:lang w:val="ru-KZ"/>
+        </w:rPr>
+        <w:t xml:space="preserve"> </w:t>
+      </w:r>
+      <w:proofErr w:type="spellStart"/>
+      <w:r>
+        <w:rPr>
+          <w:rFonts w:ascii="Times New Roman" w:hAnsi="Times New Roman" w:cs="Times New Roman"/>
+          <w:sz w:val="28"/>
+          <w:szCs w:val="28"/>
         </w:rPr>
         <w:t>code</w:t>
       </w:r>
@@ -4532,14 +4149,13 @@
           <w:rFonts w:ascii="Times New Roman" w:hAnsi="Times New Roman" w:cs="Times New Roman"/>
           <w:sz w:val="28"/>
           <w:szCs w:val="28"/>
-          <w:lang w:val="ru-KZ"/>
         </w:rPr>
         <w:t>.</w:t>
       </w:r>
     </w:p>
     <w:p>
       <w:pPr>
-        <w:spacing w:after="0" w:line="348" w:lineRule="auto"/>
+        <w:spacing w:after="0" w:line="336" w:lineRule="auto"/>
         <w:ind w:firstLine="709"/>
         <w:jc w:val="both"/>
         <w:rPr>
@@ -4548,7 +4164,6 @@
           <w:bCs/>
           <w:sz w:val="28"/>
           <w:szCs w:val="28"/>
-          <w:lang w:val="ru-KZ"/>
         </w:rPr>
       </w:pPr>
       <w:proofErr w:type="spellStart"/>
@@ -4559,7 +4174,6 @@
           <w:bCs/>
           <w:sz w:val="28"/>
           <w:szCs w:val="28"/>
-          <w:lang w:val="ru-KZ"/>
         </w:rPr>
         <w:t>Principle</w:t>
       </w:r>
@@ -4571,7 +4185,6 @@
           <w:bCs/>
           <w:sz w:val="28"/>
           <w:szCs w:val="28"/>
-          <w:lang w:val="ru-KZ"/>
         </w:rPr>
         <w:t xml:space="preserve"> 4: Small, </w:t>
       </w:r>
@@ -4583,7 +4196,6 @@
           <w:bCs/>
           <w:sz w:val="28"/>
           <w:szCs w:val="28"/>
-          <w:lang w:val="ru-KZ"/>
         </w:rPr>
         <w:t>Focused</w:t>
       </w:r>
@@ -4595,19 +4207,17 @@
           <w:bCs/>
           <w:sz w:val="28"/>
           <w:szCs w:val="28"/>
-          <w:lang w:val="ru-KZ"/>
-        </w:rPr>
-        <w:t xml:space="preserve"> </w:t>
-      </w:r>
-      <w:proofErr w:type="spellStart"/>
-      <w:r>
-        <w:rPr>
-          <w:rFonts w:ascii="Times New Roman" w:hAnsi="Times New Roman" w:cs="Times New Roman"/>
-          <w:b/>
-          <w:bCs/>
-          <w:sz w:val="28"/>
-          <w:szCs w:val="28"/>
-          <w:lang w:val="ru-KZ"/>
+        </w:rPr>
+        <w:t xml:space="preserve"> </w:t>
+      </w:r>
+      <w:proofErr w:type="spellStart"/>
+      <w:r>
+        <w:rPr>
+          <w:rFonts w:ascii="Times New Roman" w:hAnsi="Times New Roman" w:cs="Times New Roman"/>
+          <w:b/>
+          <w:bCs/>
+          <w:sz w:val="28"/>
+          <w:szCs w:val="28"/>
         </w:rPr>
         <w:t>Classes</w:t>
       </w:r>
@@ -4619,14 +4229,13 @@
           <w:ilvl w:val="0"/>
           <w:numId w:val="4"/>
         </w:numPr>
-        <w:spacing w:after="0" w:line="348" w:lineRule="auto"/>
+        <w:spacing w:after="0" w:line="336" w:lineRule="auto"/>
         <w:ind w:firstLine="709"/>
         <w:jc w:val="both"/>
         <w:rPr>
           <w:rFonts w:ascii="Times New Roman" w:hAnsi="Times New Roman" w:cs="Times New Roman"/>
           <w:sz w:val="28"/>
           <w:szCs w:val="28"/>
-          <w:lang w:val="ru-KZ"/>
         </w:rPr>
       </w:pPr>
       <w:proofErr w:type="spellStart"/>
@@ -4637,7 +4246,6 @@
           <w:bCs/>
           <w:sz w:val="28"/>
           <w:szCs w:val="28"/>
-          <w:lang w:val="ru-KZ"/>
         </w:rPr>
         <w:t>Justification</w:t>
       </w:r>
@@ -4649,7 +4257,6 @@
           <w:bCs/>
           <w:sz w:val="28"/>
           <w:szCs w:val="28"/>
-          <w:lang w:val="ru-KZ"/>
         </w:rPr>
         <w:t>:</w:t>
       </w:r>
@@ -4658,17 +4265,15 @@
           <w:rFonts w:ascii="Times New Roman" w:hAnsi="Times New Roman" w:cs="Times New Roman"/>
           <w:sz w:val="28"/>
           <w:szCs w:val="28"/>
-          <w:lang w:val="ru-KZ"/>
-        </w:rPr>
-        <w:t xml:space="preserve"> </w:t>
-      </w:r>
-      <w:proofErr w:type="spellStart"/>
-      <w:r>
-        <w:rPr>
-          <w:rFonts w:ascii="Times New Roman" w:hAnsi="Times New Roman" w:cs="Times New Roman"/>
-          <w:sz w:val="28"/>
-          <w:szCs w:val="28"/>
-          <w:lang w:val="ru-KZ"/>
+        </w:rPr>
+        <w:t xml:space="preserve"> </w:t>
+      </w:r>
+      <w:proofErr w:type="spellStart"/>
+      <w:r>
+        <w:rPr>
+          <w:rFonts w:ascii="Times New Roman" w:hAnsi="Times New Roman" w:cs="Times New Roman"/>
+          <w:sz w:val="28"/>
+          <w:szCs w:val="28"/>
         </w:rPr>
         <w:t>Instead</w:t>
       </w:r>
@@ -4678,17 +4283,15 @@
           <w:rFonts w:ascii="Times New Roman" w:hAnsi="Times New Roman" w:cs="Times New Roman"/>
           <w:sz w:val="28"/>
           <w:szCs w:val="28"/>
-          <w:lang w:val="ru-KZ"/>
-        </w:rPr>
-        <w:t xml:space="preserve"> </w:t>
-      </w:r>
-      <w:proofErr w:type="spellStart"/>
-      <w:r>
-        <w:rPr>
-          <w:rFonts w:ascii="Times New Roman" w:hAnsi="Times New Roman" w:cs="Times New Roman"/>
-          <w:sz w:val="28"/>
-          <w:szCs w:val="28"/>
-          <w:lang w:val="ru-KZ"/>
+        </w:rPr>
+        <w:t xml:space="preserve"> </w:t>
+      </w:r>
+      <w:proofErr w:type="spellStart"/>
+      <w:r>
+        <w:rPr>
+          <w:rFonts w:ascii="Times New Roman" w:hAnsi="Times New Roman" w:cs="Times New Roman"/>
+          <w:sz w:val="28"/>
+          <w:szCs w:val="28"/>
         </w:rPr>
         <w:t>of</w:t>
       </w:r>
@@ -4698,17 +4301,15 @@
           <w:rFonts w:ascii="Times New Roman" w:hAnsi="Times New Roman" w:cs="Times New Roman"/>
           <w:sz w:val="28"/>
           <w:szCs w:val="28"/>
-          <w:lang w:val="ru-KZ"/>
-        </w:rPr>
-        <w:t xml:space="preserve"> </w:t>
-      </w:r>
-      <w:proofErr w:type="spellStart"/>
-      <w:r>
-        <w:rPr>
-          <w:rFonts w:ascii="Times New Roman" w:hAnsi="Times New Roman" w:cs="Times New Roman"/>
-          <w:sz w:val="28"/>
-          <w:szCs w:val="28"/>
-          <w:lang w:val="ru-KZ"/>
+        </w:rPr>
+        <w:t xml:space="preserve"> </w:t>
+      </w:r>
+      <w:proofErr w:type="spellStart"/>
+      <w:r>
+        <w:rPr>
+          <w:rFonts w:ascii="Times New Roman" w:hAnsi="Times New Roman" w:cs="Times New Roman"/>
+          <w:sz w:val="28"/>
+          <w:szCs w:val="28"/>
         </w:rPr>
         <w:t>creating</w:t>
       </w:r>
@@ -4718,7 +4319,6 @@
           <w:rFonts w:ascii="Times New Roman" w:hAnsi="Times New Roman" w:cs="Times New Roman"/>
           <w:sz w:val="28"/>
           <w:szCs w:val="28"/>
-          <w:lang w:val="ru-KZ"/>
         </w:rPr>
         <w:t xml:space="preserve"> a </w:t>
       </w:r>
@@ -4728,7 +4328,6 @@
           <w:rFonts w:ascii="Times New Roman" w:hAnsi="Times New Roman" w:cs="Times New Roman"/>
           <w:sz w:val="28"/>
           <w:szCs w:val="28"/>
-          <w:lang w:val="ru-KZ"/>
         </w:rPr>
         <w:t>monolithic</w:t>
       </w:r>
@@ -4738,7 +4337,6 @@
           <w:rFonts w:ascii="Times New Roman" w:hAnsi="Times New Roman" w:cs="Times New Roman"/>
           <w:sz w:val="28"/>
           <w:szCs w:val="28"/>
-          <w:lang w:val="ru-KZ"/>
         </w:rPr>
         <w:t xml:space="preserve"> "</w:t>
       </w:r>
@@ -4748,7 +4346,6 @@
           <w:rFonts w:ascii="Times New Roman" w:hAnsi="Times New Roman" w:cs="Times New Roman"/>
           <w:sz w:val="28"/>
           <w:szCs w:val="28"/>
-          <w:lang w:val="ru-KZ"/>
         </w:rPr>
         <w:t>God</w:t>
       </w:r>
@@ -4758,7 +4355,6 @@
           <w:rFonts w:ascii="Times New Roman" w:hAnsi="Times New Roman" w:cs="Times New Roman"/>
           <w:sz w:val="28"/>
           <w:szCs w:val="28"/>
-          <w:lang w:val="ru-KZ"/>
         </w:rPr>
         <w:t xml:space="preserve"> Class" </w:t>
       </w:r>
@@ -4768,7 +4364,6 @@
           <w:rFonts w:ascii="Times New Roman" w:hAnsi="Times New Roman" w:cs="Times New Roman"/>
           <w:sz w:val="28"/>
           <w:szCs w:val="28"/>
-          <w:lang w:val="ru-KZ"/>
         </w:rPr>
         <w:t>that</w:t>
       </w:r>
@@ -4778,17 +4373,15 @@
           <w:rFonts w:ascii="Times New Roman" w:hAnsi="Times New Roman" w:cs="Times New Roman"/>
           <w:sz w:val="28"/>
           <w:szCs w:val="28"/>
-          <w:lang w:val="ru-KZ"/>
-        </w:rPr>
-        <w:t xml:space="preserve"> </w:t>
-      </w:r>
-      <w:proofErr w:type="spellStart"/>
-      <w:r>
-        <w:rPr>
-          <w:rFonts w:ascii="Times New Roman" w:hAnsi="Times New Roman" w:cs="Times New Roman"/>
-          <w:sz w:val="28"/>
-          <w:szCs w:val="28"/>
-          <w:lang w:val="ru-KZ"/>
+        </w:rPr>
+        <w:t xml:space="preserve"> </w:t>
+      </w:r>
+      <w:proofErr w:type="spellStart"/>
+      <w:r>
+        <w:rPr>
+          <w:rFonts w:ascii="Times New Roman" w:hAnsi="Times New Roman" w:cs="Times New Roman"/>
+          <w:sz w:val="28"/>
+          <w:szCs w:val="28"/>
         </w:rPr>
         <w:t>handles</w:t>
       </w:r>
@@ -4798,17 +4391,15 @@
           <w:rFonts w:ascii="Times New Roman" w:hAnsi="Times New Roman" w:cs="Times New Roman"/>
           <w:sz w:val="28"/>
           <w:szCs w:val="28"/>
-          <w:lang w:val="ru-KZ"/>
-        </w:rPr>
-        <w:t xml:space="preserve"> </w:t>
-      </w:r>
-      <w:proofErr w:type="spellStart"/>
-      <w:r>
-        <w:rPr>
-          <w:rFonts w:ascii="Times New Roman" w:hAnsi="Times New Roman" w:cs="Times New Roman"/>
-          <w:sz w:val="28"/>
-          <w:szCs w:val="28"/>
-          <w:lang w:val="ru-KZ"/>
+        </w:rPr>
+        <w:t xml:space="preserve"> </w:t>
+      </w:r>
+      <w:proofErr w:type="spellStart"/>
+      <w:r>
+        <w:rPr>
+          <w:rFonts w:ascii="Times New Roman" w:hAnsi="Times New Roman" w:cs="Times New Roman"/>
+          <w:sz w:val="28"/>
+          <w:szCs w:val="28"/>
         </w:rPr>
         <w:t>all</w:t>
       </w:r>
@@ -4818,17 +4409,15 @@
           <w:rFonts w:ascii="Times New Roman" w:hAnsi="Times New Roman" w:cs="Times New Roman"/>
           <w:sz w:val="28"/>
           <w:szCs w:val="28"/>
-          <w:lang w:val="ru-KZ"/>
-        </w:rPr>
-        <w:t xml:space="preserve"> </w:t>
-      </w:r>
-      <w:proofErr w:type="spellStart"/>
-      <w:r>
-        <w:rPr>
-          <w:rFonts w:ascii="Times New Roman" w:hAnsi="Times New Roman" w:cs="Times New Roman"/>
-          <w:sz w:val="28"/>
-          <w:szCs w:val="28"/>
-          <w:lang w:val="ru-KZ"/>
+        </w:rPr>
+        <w:t xml:space="preserve"> </w:t>
+      </w:r>
+      <w:proofErr w:type="spellStart"/>
+      <w:r>
+        <w:rPr>
+          <w:rFonts w:ascii="Times New Roman" w:hAnsi="Times New Roman" w:cs="Times New Roman"/>
+          <w:sz w:val="28"/>
+          <w:szCs w:val="28"/>
         </w:rPr>
         <w:t>processing</w:t>
       </w:r>
@@ -4838,17 +4427,15 @@
           <w:rFonts w:ascii="Times New Roman" w:hAnsi="Times New Roman" w:cs="Times New Roman"/>
           <w:sz w:val="28"/>
           <w:szCs w:val="28"/>
-          <w:lang w:val="ru-KZ"/>
-        </w:rPr>
-        <w:t xml:space="preserve"> </w:t>
-      </w:r>
-      <w:proofErr w:type="spellStart"/>
-      <w:r>
-        <w:rPr>
-          <w:rFonts w:ascii="Times New Roman" w:hAnsi="Times New Roman" w:cs="Times New Roman"/>
-          <w:sz w:val="28"/>
-          <w:szCs w:val="28"/>
-          <w:lang w:val="ru-KZ"/>
+        </w:rPr>
+        <w:t xml:space="preserve"> </w:t>
+      </w:r>
+      <w:proofErr w:type="spellStart"/>
+      <w:r>
+        <w:rPr>
+          <w:rFonts w:ascii="Times New Roman" w:hAnsi="Times New Roman" w:cs="Times New Roman"/>
+          <w:sz w:val="28"/>
+          <w:szCs w:val="28"/>
         </w:rPr>
         <w:t>steps</w:t>
       </w:r>
@@ -4858,7 +4445,6 @@
           <w:rFonts w:ascii="Times New Roman" w:hAnsi="Times New Roman" w:cs="Times New Roman"/>
           <w:sz w:val="28"/>
           <w:szCs w:val="28"/>
-          <w:lang w:val="ru-KZ"/>
         </w:rPr>
         <w:t xml:space="preserve">, </w:t>
       </w:r>
@@ -4868,7 +4454,6 @@
           <w:rFonts w:ascii="Times New Roman" w:hAnsi="Times New Roman" w:cs="Times New Roman"/>
           <w:sz w:val="28"/>
           <w:szCs w:val="28"/>
-          <w:lang w:val="ru-KZ"/>
         </w:rPr>
         <w:t>the</w:t>
       </w:r>
@@ -4878,17 +4463,15 @@
           <w:rFonts w:ascii="Times New Roman" w:hAnsi="Times New Roman" w:cs="Times New Roman"/>
           <w:sz w:val="28"/>
           <w:szCs w:val="28"/>
-          <w:lang w:val="ru-KZ"/>
-        </w:rPr>
-        <w:t xml:space="preserve"> </w:t>
-      </w:r>
-      <w:proofErr w:type="spellStart"/>
-      <w:r>
-        <w:rPr>
-          <w:rFonts w:ascii="Times New Roman" w:hAnsi="Times New Roman" w:cs="Times New Roman"/>
-          <w:sz w:val="28"/>
-          <w:szCs w:val="28"/>
-          <w:lang w:val="ru-KZ"/>
+        </w:rPr>
+        <w:t xml:space="preserve"> </w:t>
+      </w:r>
+      <w:proofErr w:type="spellStart"/>
+      <w:r>
+        <w:rPr>
+          <w:rFonts w:ascii="Times New Roman" w:hAnsi="Times New Roman" w:cs="Times New Roman"/>
+          <w:sz w:val="28"/>
+          <w:szCs w:val="28"/>
         </w:rPr>
         <w:t>subsystem</w:t>
       </w:r>
@@ -4898,17 +4481,15 @@
           <w:rFonts w:ascii="Times New Roman" w:hAnsi="Times New Roman" w:cs="Times New Roman"/>
           <w:sz w:val="28"/>
           <w:szCs w:val="28"/>
-          <w:lang w:val="ru-KZ"/>
-        </w:rPr>
-        <w:t xml:space="preserve"> </w:t>
-      </w:r>
-      <w:proofErr w:type="spellStart"/>
-      <w:r>
-        <w:rPr>
-          <w:rFonts w:ascii="Times New Roman" w:hAnsi="Times New Roman" w:cs="Times New Roman"/>
-          <w:sz w:val="28"/>
-          <w:szCs w:val="28"/>
-          <w:lang w:val="ru-KZ"/>
+        </w:rPr>
+        <w:t xml:space="preserve"> </w:t>
+      </w:r>
+      <w:proofErr w:type="spellStart"/>
+      <w:r>
+        <w:rPr>
+          <w:rFonts w:ascii="Times New Roman" w:hAnsi="Times New Roman" w:cs="Times New Roman"/>
+          <w:sz w:val="28"/>
+          <w:szCs w:val="28"/>
         </w:rPr>
         <w:t>is</w:t>
       </w:r>
@@ -4918,17 +4499,15 @@
           <w:rFonts w:ascii="Times New Roman" w:hAnsi="Times New Roman" w:cs="Times New Roman"/>
           <w:sz w:val="28"/>
           <w:szCs w:val="28"/>
-          <w:lang w:val="ru-KZ"/>
-        </w:rPr>
-        <w:t xml:space="preserve"> </w:t>
-      </w:r>
-      <w:proofErr w:type="spellStart"/>
-      <w:r>
-        <w:rPr>
-          <w:rFonts w:ascii="Times New Roman" w:hAnsi="Times New Roman" w:cs="Times New Roman"/>
-          <w:sz w:val="28"/>
-          <w:szCs w:val="28"/>
-          <w:lang w:val="ru-KZ"/>
+        </w:rPr>
+        <w:t xml:space="preserve"> </w:t>
+      </w:r>
+      <w:proofErr w:type="spellStart"/>
+      <w:r>
+        <w:rPr>
+          <w:rFonts w:ascii="Times New Roman" w:hAnsi="Times New Roman" w:cs="Times New Roman"/>
+          <w:sz w:val="28"/>
+          <w:szCs w:val="28"/>
         </w:rPr>
         <w:t>broken</w:t>
       </w:r>
@@ -4938,17 +4517,15 @@
           <w:rFonts w:ascii="Times New Roman" w:hAnsi="Times New Roman" w:cs="Times New Roman"/>
           <w:sz w:val="28"/>
           <w:szCs w:val="28"/>
-          <w:lang w:val="ru-KZ"/>
-        </w:rPr>
-        <w:t xml:space="preserve"> </w:t>
-      </w:r>
-      <w:proofErr w:type="spellStart"/>
-      <w:r>
-        <w:rPr>
-          <w:rFonts w:ascii="Times New Roman" w:hAnsi="Times New Roman" w:cs="Times New Roman"/>
-          <w:sz w:val="28"/>
-          <w:szCs w:val="28"/>
-          <w:lang w:val="ru-KZ"/>
+        </w:rPr>
+        <w:t xml:space="preserve"> </w:t>
+      </w:r>
+      <w:proofErr w:type="spellStart"/>
+      <w:r>
+        <w:rPr>
+          <w:rFonts w:ascii="Times New Roman" w:hAnsi="Times New Roman" w:cs="Times New Roman"/>
+          <w:sz w:val="28"/>
+          <w:szCs w:val="28"/>
         </w:rPr>
         <w:t>into</w:t>
       </w:r>
@@ -4958,17 +4535,15 @@
           <w:rFonts w:ascii="Times New Roman" w:hAnsi="Times New Roman" w:cs="Times New Roman"/>
           <w:sz w:val="28"/>
           <w:szCs w:val="28"/>
-          <w:lang w:val="ru-KZ"/>
-        </w:rPr>
-        <w:t xml:space="preserve"> </w:t>
-      </w:r>
-      <w:proofErr w:type="spellStart"/>
-      <w:r>
-        <w:rPr>
-          <w:rFonts w:ascii="Times New Roman" w:hAnsi="Times New Roman" w:cs="Times New Roman"/>
-          <w:sz w:val="28"/>
-          <w:szCs w:val="28"/>
-          <w:lang w:val="ru-KZ"/>
+        </w:rPr>
+        <w:t xml:space="preserve"> </w:t>
+      </w:r>
+      <w:proofErr w:type="spellStart"/>
+      <w:r>
+        <w:rPr>
+          <w:rFonts w:ascii="Times New Roman" w:hAnsi="Times New Roman" w:cs="Times New Roman"/>
+          <w:sz w:val="28"/>
+          <w:szCs w:val="28"/>
         </w:rPr>
         <w:t>small</w:t>
       </w:r>
@@ -4978,7 +4553,6 @@
           <w:rFonts w:ascii="Times New Roman" w:hAnsi="Times New Roman" w:cs="Times New Roman"/>
           <w:sz w:val="28"/>
           <w:szCs w:val="28"/>
-          <w:lang w:val="ru-KZ"/>
         </w:rPr>
         <w:t xml:space="preserve">, </w:t>
       </w:r>
@@ -4988,7 +4562,6 @@
           <w:rFonts w:ascii="Times New Roman" w:hAnsi="Times New Roman" w:cs="Times New Roman"/>
           <w:sz w:val="28"/>
           <w:szCs w:val="28"/>
-          <w:lang w:val="ru-KZ"/>
         </w:rPr>
         <w:t>cohesive</w:t>
       </w:r>
@@ -4998,17 +4571,15 @@
           <w:rFonts w:ascii="Times New Roman" w:hAnsi="Times New Roman" w:cs="Times New Roman"/>
           <w:sz w:val="28"/>
           <w:szCs w:val="28"/>
-          <w:lang w:val="ru-KZ"/>
-        </w:rPr>
-        <w:t xml:space="preserve"> </w:t>
-      </w:r>
-      <w:proofErr w:type="spellStart"/>
-      <w:r>
-        <w:rPr>
-          <w:rFonts w:ascii="Times New Roman" w:hAnsi="Times New Roman" w:cs="Times New Roman"/>
-          <w:sz w:val="28"/>
-          <w:szCs w:val="28"/>
-          <w:lang w:val="ru-KZ"/>
+        </w:rPr>
+        <w:t xml:space="preserve"> </w:t>
+      </w:r>
+      <w:proofErr w:type="spellStart"/>
+      <w:r>
+        <w:rPr>
+          <w:rFonts w:ascii="Times New Roman" w:hAnsi="Times New Roman" w:cs="Times New Roman"/>
+          <w:sz w:val="28"/>
+          <w:szCs w:val="28"/>
         </w:rPr>
         <w:t>classes</w:t>
       </w:r>
@@ -5018,7 +4589,6 @@
           <w:rFonts w:ascii="Times New Roman" w:hAnsi="Times New Roman" w:cs="Times New Roman"/>
           <w:sz w:val="28"/>
           <w:szCs w:val="28"/>
-          <w:lang w:val="ru-KZ"/>
         </w:rPr>
         <w:t xml:space="preserve"> (</w:t>
       </w:r>
@@ -5028,7 +4598,6 @@
           <w:rFonts w:ascii="Times New Roman" w:hAnsi="Times New Roman" w:cs="Times New Roman"/>
           <w:sz w:val="28"/>
           <w:szCs w:val="28"/>
-          <w:lang w:val="ru-KZ"/>
         </w:rPr>
         <w:t>MetadataReader</w:t>
       </w:r>
@@ -5038,7 +4607,6 @@
           <w:rFonts w:ascii="Times New Roman" w:hAnsi="Times New Roman" w:cs="Times New Roman"/>
           <w:sz w:val="28"/>
           <w:szCs w:val="28"/>
-          <w:lang w:val="ru-KZ"/>
         </w:rPr>
         <w:t xml:space="preserve">, </w:t>
       </w:r>
@@ -5048,7 +4616,6 @@
           <w:rFonts w:ascii="Times New Roman" w:hAnsi="Times New Roman" w:cs="Times New Roman"/>
           <w:sz w:val="28"/>
           <w:szCs w:val="28"/>
-          <w:lang w:val="ru-KZ"/>
         </w:rPr>
         <w:t>BitrateReader</w:t>
       </w:r>
@@ -5058,7 +4625,6 @@
           <w:rFonts w:ascii="Times New Roman" w:hAnsi="Times New Roman" w:cs="Times New Roman"/>
           <w:sz w:val="28"/>
           <w:szCs w:val="28"/>
-          <w:lang w:val="ru-KZ"/>
         </w:rPr>
         <w:t xml:space="preserve">, </w:t>
       </w:r>
@@ -5068,7 +4634,6 @@
           <w:rFonts w:ascii="Times New Roman" w:hAnsi="Times New Roman" w:cs="Times New Roman"/>
           <w:sz w:val="28"/>
           <w:szCs w:val="28"/>
-          <w:lang w:val="ru-KZ"/>
         </w:rPr>
         <w:t>etc</w:t>
       </w:r>
@@ -5078,7 +4643,6 @@
           <w:rFonts w:ascii="Times New Roman" w:hAnsi="Times New Roman" w:cs="Times New Roman"/>
           <w:sz w:val="28"/>
           <w:szCs w:val="28"/>
-          <w:lang w:val="ru-KZ"/>
         </w:rPr>
         <w:t xml:space="preserve">.), </w:t>
       </w:r>
@@ -5088,7 +4652,6 @@
           <w:rFonts w:ascii="Times New Roman" w:hAnsi="Times New Roman" w:cs="Times New Roman"/>
           <w:sz w:val="28"/>
           <w:szCs w:val="28"/>
-          <w:lang w:val="ru-KZ"/>
         </w:rPr>
         <w:t>each</w:t>
       </w:r>
@@ -5098,17 +4661,15 @@
           <w:rFonts w:ascii="Times New Roman" w:hAnsi="Times New Roman" w:cs="Times New Roman"/>
           <w:sz w:val="28"/>
           <w:szCs w:val="28"/>
-          <w:lang w:val="ru-KZ"/>
-        </w:rPr>
-        <w:t xml:space="preserve"> </w:t>
-      </w:r>
-      <w:proofErr w:type="spellStart"/>
-      <w:r>
-        <w:rPr>
-          <w:rFonts w:ascii="Times New Roman" w:hAnsi="Times New Roman" w:cs="Times New Roman"/>
-          <w:sz w:val="28"/>
-          <w:szCs w:val="28"/>
-          <w:lang w:val="ru-KZ"/>
+        </w:rPr>
+        <w:t xml:space="preserve"> </w:t>
+      </w:r>
+      <w:proofErr w:type="spellStart"/>
+      <w:r>
+        <w:rPr>
+          <w:rFonts w:ascii="Times New Roman" w:hAnsi="Times New Roman" w:cs="Times New Roman"/>
+          <w:sz w:val="28"/>
+          <w:szCs w:val="28"/>
         </w:rPr>
         <w:t>handling</w:t>
       </w:r>
@@ -5118,7 +4679,6 @@
           <w:rFonts w:ascii="Times New Roman" w:hAnsi="Times New Roman" w:cs="Times New Roman"/>
           <w:sz w:val="28"/>
           <w:szCs w:val="28"/>
-          <w:lang w:val="ru-KZ"/>
         </w:rPr>
         <w:t xml:space="preserve"> a </w:t>
       </w:r>
@@ -5128,7 +4688,6 @@
           <w:rFonts w:ascii="Times New Roman" w:hAnsi="Times New Roman" w:cs="Times New Roman"/>
           <w:sz w:val="28"/>
           <w:szCs w:val="28"/>
-          <w:lang w:val="ru-KZ"/>
         </w:rPr>
         <w:t>single</w:t>
       </w:r>
@@ -5138,17 +4697,15 @@
           <w:rFonts w:ascii="Times New Roman" w:hAnsi="Times New Roman" w:cs="Times New Roman"/>
           <w:sz w:val="28"/>
           <w:szCs w:val="28"/>
-          <w:lang w:val="ru-KZ"/>
-        </w:rPr>
-        <w:t xml:space="preserve"> </w:t>
-      </w:r>
-      <w:proofErr w:type="spellStart"/>
-      <w:r>
-        <w:rPr>
-          <w:rFonts w:ascii="Times New Roman" w:hAnsi="Times New Roman" w:cs="Times New Roman"/>
-          <w:sz w:val="28"/>
-          <w:szCs w:val="28"/>
-          <w:lang w:val="ru-KZ"/>
+        </w:rPr>
+        <w:t xml:space="preserve"> </w:t>
+      </w:r>
+      <w:proofErr w:type="spellStart"/>
+      <w:r>
+        <w:rPr>
+          <w:rFonts w:ascii="Times New Roman" w:hAnsi="Times New Roman" w:cs="Times New Roman"/>
+          <w:sz w:val="28"/>
+          <w:szCs w:val="28"/>
         </w:rPr>
         <w:t>well-defined</w:t>
       </w:r>
@@ -5158,17 +4715,15 @@
           <w:rFonts w:ascii="Times New Roman" w:hAnsi="Times New Roman" w:cs="Times New Roman"/>
           <w:sz w:val="28"/>
           <w:szCs w:val="28"/>
-          <w:lang w:val="ru-KZ"/>
-        </w:rPr>
-        <w:t xml:space="preserve"> </w:t>
-      </w:r>
-      <w:proofErr w:type="spellStart"/>
-      <w:r>
-        <w:rPr>
-          <w:rFonts w:ascii="Times New Roman" w:hAnsi="Times New Roman" w:cs="Times New Roman"/>
-          <w:sz w:val="28"/>
-          <w:szCs w:val="28"/>
-          <w:lang w:val="ru-KZ"/>
+        </w:rPr>
+        <w:t xml:space="preserve"> </w:t>
+      </w:r>
+      <w:proofErr w:type="spellStart"/>
+      <w:r>
+        <w:rPr>
+          <w:rFonts w:ascii="Times New Roman" w:hAnsi="Times New Roman" w:cs="Times New Roman"/>
+          <w:sz w:val="28"/>
+          <w:szCs w:val="28"/>
         </w:rPr>
         <w:t>aspect</w:t>
       </w:r>
@@ -5178,17 +4733,15 @@
           <w:rFonts w:ascii="Times New Roman" w:hAnsi="Times New Roman" w:cs="Times New Roman"/>
           <w:sz w:val="28"/>
           <w:szCs w:val="28"/>
-          <w:lang w:val="ru-KZ"/>
-        </w:rPr>
-        <w:t xml:space="preserve"> </w:t>
-      </w:r>
-      <w:proofErr w:type="spellStart"/>
-      <w:r>
-        <w:rPr>
-          <w:rFonts w:ascii="Times New Roman" w:hAnsi="Times New Roman" w:cs="Times New Roman"/>
-          <w:sz w:val="28"/>
-          <w:szCs w:val="28"/>
-          <w:lang w:val="ru-KZ"/>
+        </w:rPr>
+        <w:t xml:space="preserve"> </w:t>
+      </w:r>
+      <w:proofErr w:type="spellStart"/>
+      <w:r>
+        <w:rPr>
+          <w:rFonts w:ascii="Times New Roman" w:hAnsi="Times New Roman" w:cs="Times New Roman"/>
+          <w:sz w:val="28"/>
+          <w:szCs w:val="28"/>
         </w:rPr>
         <w:t>of</w:t>
       </w:r>
@@ -5198,17 +4751,15 @@
           <w:rFonts w:ascii="Times New Roman" w:hAnsi="Times New Roman" w:cs="Times New Roman"/>
           <w:sz w:val="28"/>
           <w:szCs w:val="28"/>
-          <w:lang w:val="ru-KZ"/>
-        </w:rPr>
-        <w:t xml:space="preserve"> </w:t>
-      </w:r>
-      <w:proofErr w:type="spellStart"/>
-      <w:r>
-        <w:rPr>
-          <w:rFonts w:ascii="Times New Roman" w:hAnsi="Times New Roman" w:cs="Times New Roman"/>
-          <w:sz w:val="28"/>
-          <w:szCs w:val="28"/>
-          <w:lang w:val="ru-KZ"/>
+        </w:rPr>
+        <w:t xml:space="preserve"> </w:t>
+      </w:r>
+      <w:proofErr w:type="spellStart"/>
+      <w:r>
+        <w:rPr>
+          <w:rFonts w:ascii="Times New Roman" w:hAnsi="Times New Roman" w:cs="Times New Roman"/>
+          <w:sz w:val="28"/>
+          <w:szCs w:val="28"/>
         </w:rPr>
         <w:t>conversion</w:t>
       </w:r>
@@ -5218,14 +4769,13 @@
           <w:rFonts w:ascii="Times New Roman" w:hAnsi="Times New Roman" w:cs="Times New Roman"/>
           <w:sz w:val="28"/>
           <w:szCs w:val="28"/>
-          <w:lang w:val="ru-KZ"/>
         </w:rPr>
         <w:t>.</w:t>
       </w:r>
     </w:p>
     <w:p>
       <w:pPr>
-        <w:spacing w:after="0" w:line="348" w:lineRule="auto"/>
+        <w:spacing w:after="0" w:line="336" w:lineRule="auto"/>
         <w:ind w:firstLine="709"/>
         <w:jc w:val="both"/>
         <w:rPr>
@@ -5234,7 +4784,6 @@
           <w:bCs/>
           <w:sz w:val="28"/>
           <w:szCs w:val="28"/>
-          <w:lang w:val="ru-KZ"/>
         </w:rPr>
       </w:pPr>
       <w:proofErr w:type="spellStart"/>
@@ -5245,7 +4794,6 @@
           <w:bCs/>
           <w:sz w:val="28"/>
           <w:szCs w:val="28"/>
-          <w:lang w:val="ru-KZ"/>
         </w:rPr>
         <w:t>Principle</w:t>
       </w:r>
@@ -5257,7 +4805,6 @@
           <w:bCs/>
           <w:sz w:val="28"/>
           <w:szCs w:val="28"/>
-          <w:lang w:val="ru-KZ"/>
         </w:rPr>
         <w:t xml:space="preserve"> 5: </w:t>
       </w:r>
@@ -5269,7 +4816,6 @@
           <w:bCs/>
           <w:sz w:val="28"/>
           <w:szCs w:val="28"/>
-          <w:lang w:val="ru-KZ"/>
         </w:rPr>
         <w:t>Robust</w:t>
       </w:r>
@@ -5281,19 +4827,17 @@
           <w:bCs/>
           <w:sz w:val="28"/>
           <w:szCs w:val="28"/>
-          <w:lang w:val="ru-KZ"/>
-        </w:rPr>
-        <w:t xml:space="preserve"> </w:t>
-      </w:r>
-      <w:proofErr w:type="spellStart"/>
-      <w:r>
-        <w:rPr>
-          <w:rFonts w:ascii="Times New Roman" w:hAnsi="Times New Roman" w:cs="Times New Roman"/>
-          <w:b/>
-          <w:bCs/>
-          <w:sz w:val="28"/>
-          <w:szCs w:val="28"/>
-          <w:lang w:val="ru-KZ"/>
+        </w:rPr>
+        <w:t xml:space="preserve"> </w:t>
+      </w:r>
+      <w:proofErr w:type="spellStart"/>
+      <w:r>
+        <w:rPr>
+          <w:rFonts w:ascii="Times New Roman" w:hAnsi="Times New Roman" w:cs="Times New Roman"/>
+          <w:b/>
+          <w:bCs/>
+          <w:sz w:val="28"/>
+          <w:szCs w:val="28"/>
         </w:rPr>
         <w:t>Exception</w:t>
       </w:r>
@@ -5305,7 +4849,6 @@
           <w:bCs/>
           <w:sz w:val="28"/>
           <w:szCs w:val="28"/>
-          <w:lang w:val="ru-KZ"/>
         </w:rPr>
         <w:t xml:space="preserve"> / </w:t>
       </w:r>
@@ -5317,7 +4860,6 @@
           <w:bCs/>
           <w:sz w:val="28"/>
           <w:szCs w:val="28"/>
-          <w:lang w:val="ru-KZ"/>
         </w:rPr>
         <w:t>Flow</w:t>
       </w:r>
@@ -5329,19 +4871,17 @@
           <w:bCs/>
           <w:sz w:val="28"/>
           <w:szCs w:val="28"/>
-          <w:lang w:val="ru-KZ"/>
-        </w:rPr>
-        <w:t xml:space="preserve"> </w:t>
-      </w:r>
-      <w:proofErr w:type="spellStart"/>
-      <w:r>
-        <w:rPr>
-          <w:rFonts w:ascii="Times New Roman" w:hAnsi="Times New Roman" w:cs="Times New Roman"/>
-          <w:b/>
-          <w:bCs/>
-          <w:sz w:val="28"/>
-          <w:szCs w:val="28"/>
-          <w:lang w:val="ru-KZ"/>
+        </w:rPr>
+        <w:t xml:space="preserve"> </w:t>
+      </w:r>
+      <w:proofErr w:type="spellStart"/>
+      <w:r>
+        <w:rPr>
+          <w:rFonts w:ascii="Times New Roman" w:hAnsi="Times New Roman" w:cs="Times New Roman"/>
+          <w:b/>
+          <w:bCs/>
+          <w:sz w:val="28"/>
+          <w:szCs w:val="28"/>
         </w:rPr>
         <w:t>Handling</w:t>
       </w:r>
@@ -5353,14 +4893,13 @@
           <w:ilvl w:val="0"/>
           <w:numId w:val="5"/>
         </w:numPr>
-        <w:spacing w:after="0" w:line="348" w:lineRule="auto"/>
+        <w:spacing w:after="0" w:line="336" w:lineRule="auto"/>
         <w:ind w:firstLine="709"/>
         <w:jc w:val="both"/>
         <w:rPr>
           <w:rFonts w:ascii="Times New Roman" w:hAnsi="Times New Roman" w:cs="Times New Roman"/>
           <w:sz w:val="28"/>
           <w:szCs w:val="28"/>
-          <w:lang w:val="ru-KZ"/>
         </w:rPr>
       </w:pPr>
       <w:proofErr w:type="spellStart"/>
@@ -5371,7 +4910,6 @@
           <w:bCs/>
           <w:sz w:val="28"/>
           <w:szCs w:val="28"/>
-          <w:lang w:val="ru-KZ"/>
         </w:rPr>
         <w:t>Justification</w:t>
       </w:r>
@@ -5383,7 +4921,6 @@
           <w:bCs/>
           <w:sz w:val="28"/>
           <w:szCs w:val="28"/>
-          <w:lang w:val="ru-KZ"/>
         </w:rPr>
         <w:t>:</w:t>
       </w:r>
@@ -5392,7 +4929,6 @@
           <w:rFonts w:ascii="Times New Roman" w:hAnsi="Times New Roman" w:cs="Times New Roman"/>
           <w:sz w:val="28"/>
           <w:szCs w:val="28"/>
-          <w:lang w:val="ru-KZ"/>
         </w:rPr>
         <w:t xml:space="preserve"> The </w:t>
       </w:r>
@@ -5402,7 +4938,6 @@
           <w:rFonts w:ascii="Times New Roman" w:hAnsi="Times New Roman" w:cs="Times New Roman"/>
           <w:sz w:val="28"/>
           <w:szCs w:val="28"/>
-          <w:lang w:val="ru-KZ"/>
         </w:rPr>
         <w:t>facade</w:t>
       </w:r>
@@ -5412,17 +4947,15 @@
           <w:rFonts w:ascii="Times New Roman" w:hAnsi="Times New Roman" w:cs="Times New Roman"/>
           <w:sz w:val="28"/>
           <w:szCs w:val="28"/>
-          <w:lang w:val="ru-KZ"/>
-        </w:rPr>
-        <w:t xml:space="preserve"> </w:t>
-      </w:r>
-      <w:proofErr w:type="spellStart"/>
-      <w:r>
-        <w:rPr>
-          <w:rFonts w:ascii="Times New Roman" w:hAnsi="Times New Roman" w:cs="Times New Roman"/>
-          <w:sz w:val="28"/>
-          <w:szCs w:val="28"/>
-          <w:lang w:val="ru-KZ"/>
+        </w:rPr>
+        <w:t xml:space="preserve"> </w:t>
+      </w:r>
+      <w:proofErr w:type="spellStart"/>
+      <w:r>
+        <w:rPr>
+          <w:rFonts w:ascii="Times New Roman" w:hAnsi="Times New Roman" w:cs="Times New Roman"/>
+          <w:sz w:val="28"/>
+          <w:szCs w:val="28"/>
         </w:rPr>
         <w:t>organizes</w:t>
       </w:r>
@@ -5432,17 +4965,15 @@
           <w:rFonts w:ascii="Times New Roman" w:hAnsi="Times New Roman" w:cs="Times New Roman"/>
           <w:sz w:val="28"/>
           <w:szCs w:val="28"/>
-          <w:lang w:val="ru-KZ"/>
-        </w:rPr>
-        <w:t xml:space="preserve"> </w:t>
-      </w:r>
-      <w:proofErr w:type="spellStart"/>
-      <w:r>
-        <w:rPr>
-          <w:rFonts w:ascii="Times New Roman" w:hAnsi="Times New Roman" w:cs="Times New Roman"/>
-          <w:sz w:val="28"/>
-          <w:szCs w:val="28"/>
-          <w:lang w:val="ru-KZ"/>
+        </w:rPr>
+        <w:t xml:space="preserve"> </w:t>
+      </w:r>
+      <w:proofErr w:type="spellStart"/>
+      <w:r>
+        <w:rPr>
+          <w:rFonts w:ascii="Times New Roman" w:hAnsi="Times New Roman" w:cs="Times New Roman"/>
+          <w:sz w:val="28"/>
+          <w:szCs w:val="28"/>
         </w:rPr>
         <w:t>execution</w:t>
       </w:r>
@@ -5452,17 +4983,15 @@
           <w:rFonts w:ascii="Times New Roman" w:hAnsi="Times New Roman" w:cs="Times New Roman"/>
           <w:sz w:val="28"/>
           <w:szCs w:val="28"/>
-          <w:lang w:val="ru-KZ"/>
-        </w:rPr>
-        <w:t xml:space="preserve"> </w:t>
-      </w:r>
-      <w:proofErr w:type="spellStart"/>
-      <w:r>
-        <w:rPr>
-          <w:rFonts w:ascii="Times New Roman" w:hAnsi="Times New Roman" w:cs="Times New Roman"/>
-          <w:sz w:val="28"/>
-          <w:szCs w:val="28"/>
-          <w:lang w:val="ru-KZ"/>
+        </w:rPr>
+        <w:t xml:space="preserve"> </w:t>
+      </w:r>
+      <w:proofErr w:type="spellStart"/>
+      <w:r>
+        <w:rPr>
+          <w:rFonts w:ascii="Times New Roman" w:hAnsi="Times New Roman" w:cs="Times New Roman"/>
+          <w:sz w:val="28"/>
+          <w:szCs w:val="28"/>
         </w:rPr>
         <w:t>flow</w:t>
       </w:r>
@@ -5472,17 +5001,15 @@
           <w:rFonts w:ascii="Times New Roman" w:hAnsi="Times New Roman" w:cs="Times New Roman"/>
           <w:sz w:val="28"/>
           <w:szCs w:val="28"/>
-          <w:lang w:val="ru-KZ"/>
-        </w:rPr>
-        <w:t xml:space="preserve"> </w:t>
-      </w:r>
-      <w:proofErr w:type="spellStart"/>
-      <w:r>
-        <w:rPr>
-          <w:rFonts w:ascii="Times New Roman" w:hAnsi="Times New Roman" w:cs="Times New Roman"/>
-          <w:sz w:val="28"/>
-          <w:szCs w:val="28"/>
-          <w:lang w:val="ru-KZ"/>
+        </w:rPr>
+        <w:t xml:space="preserve"> </w:t>
+      </w:r>
+      <w:proofErr w:type="spellStart"/>
+      <w:r>
+        <w:rPr>
+          <w:rFonts w:ascii="Times New Roman" w:hAnsi="Times New Roman" w:cs="Times New Roman"/>
+          <w:sz w:val="28"/>
+          <w:szCs w:val="28"/>
         </w:rPr>
         <w:t>in</w:t>
       </w:r>
@@ -5492,7 +5019,6 @@
           <w:rFonts w:ascii="Times New Roman" w:hAnsi="Times New Roman" w:cs="Times New Roman"/>
           <w:sz w:val="28"/>
           <w:szCs w:val="28"/>
-          <w:lang w:val="ru-KZ"/>
         </w:rPr>
         <w:t xml:space="preserve"> a </w:t>
       </w:r>
@@ -5502,7 +5028,6 @@
           <w:rFonts w:ascii="Times New Roman" w:hAnsi="Times New Roman" w:cs="Times New Roman"/>
           <w:sz w:val="28"/>
           <w:szCs w:val="28"/>
-          <w:lang w:val="ru-KZ"/>
         </w:rPr>
         <w:t>predictable</w:t>
       </w:r>
@@ -5512,7 +5037,6 @@
           <w:rFonts w:ascii="Times New Roman" w:hAnsi="Times New Roman" w:cs="Times New Roman"/>
           <w:sz w:val="28"/>
           <w:szCs w:val="28"/>
-          <w:lang w:val="ru-KZ"/>
         </w:rPr>
         <w:t xml:space="preserve">, </w:t>
       </w:r>
@@ -5522,7 +5046,6 @@
           <w:rFonts w:ascii="Times New Roman" w:hAnsi="Times New Roman" w:cs="Times New Roman"/>
           <w:sz w:val="28"/>
           <w:szCs w:val="28"/>
-          <w:lang w:val="ru-KZ"/>
         </w:rPr>
         <w:t>linear</w:t>
       </w:r>
@@ -5532,17 +5055,15 @@
           <w:rFonts w:ascii="Times New Roman" w:hAnsi="Times New Roman" w:cs="Times New Roman"/>
           <w:sz w:val="28"/>
           <w:szCs w:val="28"/>
-          <w:lang w:val="ru-KZ"/>
-        </w:rPr>
-        <w:t xml:space="preserve"> </w:t>
-      </w:r>
-      <w:proofErr w:type="spellStart"/>
-      <w:r>
-        <w:rPr>
-          <w:rFonts w:ascii="Times New Roman" w:hAnsi="Times New Roman" w:cs="Times New Roman"/>
-          <w:sz w:val="28"/>
-          <w:szCs w:val="28"/>
-          <w:lang w:val="ru-KZ"/>
+        </w:rPr>
+        <w:t xml:space="preserve"> </w:t>
+      </w:r>
+      <w:proofErr w:type="spellStart"/>
+      <w:r>
+        <w:rPr>
+          <w:rFonts w:ascii="Times New Roman" w:hAnsi="Times New Roman" w:cs="Times New Roman"/>
+          <w:sz w:val="28"/>
+          <w:szCs w:val="28"/>
         </w:rPr>
         <w:t>sequence</w:t>
       </w:r>
@@ -5552,7 +5073,6 @@
           <w:rFonts w:ascii="Times New Roman" w:hAnsi="Times New Roman" w:cs="Times New Roman"/>
           <w:sz w:val="28"/>
           <w:szCs w:val="28"/>
-          <w:lang w:val="ru-KZ"/>
         </w:rPr>
         <w:t xml:space="preserve">. </w:t>
       </w:r>
@@ -5562,7 +5082,6 @@
           <w:rFonts w:ascii="Times New Roman" w:hAnsi="Times New Roman" w:cs="Times New Roman"/>
           <w:sz w:val="28"/>
           <w:szCs w:val="28"/>
-          <w:lang w:val="ru-KZ"/>
         </w:rPr>
         <w:t>If</w:t>
       </w:r>
@@ -5572,17 +5091,15 @@
           <w:rFonts w:ascii="Times New Roman" w:hAnsi="Times New Roman" w:cs="Times New Roman"/>
           <w:sz w:val="28"/>
           <w:szCs w:val="28"/>
-          <w:lang w:val="ru-KZ"/>
-        </w:rPr>
-        <w:t xml:space="preserve"> </w:t>
-      </w:r>
-      <w:proofErr w:type="spellStart"/>
-      <w:r>
-        <w:rPr>
-          <w:rFonts w:ascii="Times New Roman" w:hAnsi="Times New Roman" w:cs="Times New Roman"/>
-          <w:sz w:val="28"/>
-          <w:szCs w:val="28"/>
-          <w:lang w:val="ru-KZ"/>
+        </w:rPr>
+        <w:t xml:space="preserve"> </w:t>
+      </w:r>
+      <w:proofErr w:type="spellStart"/>
+      <w:r>
+        <w:rPr>
+          <w:rFonts w:ascii="Times New Roman" w:hAnsi="Times New Roman" w:cs="Times New Roman"/>
+          <w:sz w:val="28"/>
+          <w:szCs w:val="28"/>
         </w:rPr>
         <w:t>validation</w:t>
       </w:r>
@@ -5592,17 +5109,15 @@
           <w:rFonts w:ascii="Times New Roman" w:hAnsi="Times New Roman" w:cs="Times New Roman"/>
           <w:sz w:val="28"/>
           <w:szCs w:val="28"/>
-          <w:lang w:val="ru-KZ"/>
-        </w:rPr>
-        <w:t xml:space="preserve"> </w:t>
-      </w:r>
-      <w:proofErr w:type="spellStart"/>
-      <w:r>
-        <w:rPr>
-          <w:rFonts w:ascii="Times New Roman" w:hAnsi="Times New Roman" w:cs="Times New Roman"/>
-          <w:sz w:val="28"/>
-          <w:szCs w:val="28"/>
-          <w:lang w:val="ru-KZ"/>
+        </w:rPr>
+        <w:t xml:space="preserve"> </w:t>
+      </w:r>
+      <w:proofErr w:type="spellStart"/>
+      <w:r>
+        <w:rPr>
+          <w:rFonts w:ascii="Times New Roman" w:hAnsi="Times New Roman" w:cs="Times New Roman"/>
+          <w:sz w:val="28"/>
+          <w:szCs w:val="28"/>
         </w:rPr>
         <w:t>or</w:t>
       </w:r>
@@ -5612,17 +5127,15 @@
           <w:rFonts w:ascii="Times New Roman" w:hAnsi="Times New Roman" w:cs="Times New Roman"/>
           <w:sz w:val="28"/>
           <w:szCs w:val="28"/>
-          <w:lang w:val="ru-KZ"/>
-        </w:rPr>
-        <w:t xml:space="preserve"> </w:t>
-      </w:r>
-      <w:proofErr w:type="spellStart"/>
-      <w:r>
-        <w:rPr>
-          <w:rFonts w:ascii="Times New Roman" w:hAnsi="Times New Roman" w:cs="Times New Roman"/>
-          <w:sz w:val="28"/>
-          <w:szCs w:val="28"/>
-          <w:lang w:val="ru-KZ"/>
+        </w:rPr>
+        <w:t xml:space="preserve"> </w:t>
+      </w:r>
+      <w:proofErr w:type="spellStart"/>
+      <w:r>
+        <w:rPr>
+          <w:rFonts w:ascii="Times New Roman" w:hAnsi="Times New Roman" w:cs="Times New Roman"/>
+          <w:sz w:val="28"/>
+          <w:szCs w:val="28"/>
         </w:rPr>
         <w:t>conversion</w:t>
       </w:r>
@@ -5632,17 +5145,15 @@
           <w:rFonts w:ascii="Times New Roman" w:hAnsi="Times New Roman" w:cs="Times New Roman"/>
           <w:sz w:val="28"/>
           <w:szCs w:val="28"/>
-          <w:lang w:val="ru-KZ"/>
-        </w:rPr>
-        <w:t xml:space="preserve"> </w:t>
-      </w:r>
-      <w:proofErr w:type="spellStart"/>
-      <w:r>
-        <w:rPr>
-          <w:rFonts w:ascii="Times New Roman" w:hAnsi="Times New Roman" w:cs="Times New Roman"/>
-          <w:sz w:val="28"/>
-          <w:szCs w:val="28"/>
-          <w:lang w:val="ru-KZ"/>
+        </w:rPr>
+        <w:t xml:space="preserve"> </w:t>
+      </w:r>
+      <w:proofErr w:type="spellStart"/>
+      <w:r>
+        <w:rPr>
+          <w:rFonts w:ascii="Times New Roman" w:hAnsi="Times New Roman" w:cs="Times New Roman"/>
+          <w:sz w:val="28"/>
+          <w:szCs w:val="28"/>
         </w:rPr>
         <w:t>steps</w:t>
       </w:r>
@@ -5652,17 +5163,15 @@
           <w:rFonts w:ascii="Times New Roman" w:hAnsi="Times New Roman" w:cs="Times New Roman"/>
           <w:sz w:val="28"/>
           <w:szCs w:val="28"/>
-          <w:lang w:val="ru-KZ"/>
-        </w:rPr>
-        <w:t xml:space="preserve"> </w:t>
-      </w:r>
-      <w:proofErr w:type="spellStart"/>
-      <w:r>
-        <w:rPr>
-          <w:rFonts w:ascii="Times New Roman" w:hAnsi="Times New Roman" w:cs="Times New Roman"/>
-          <w:sz w:val="28"/>
-          <w:szCs w:val="28"/>
-          <w:lang w:val="ru-KZ"/>
+        </w:rPr>
+        <w:t xml:space="preserve"> </w:t>
+      </w:r>
+      <w:proofErr w:type="spellStart"/>
+      <w:r>
+        <w:rPr>
+          <w:rFonts w:ascii="Times New Roman" w:hAnsi="Times New Roman" w:cs="Times New Roman"/>
+          <w:sz w:val="28"/>
+          <w:szCs w:val="28"/>
         </w:rPr>
         <w:t>fail</w:t>
       </w:r>
@@ -5672,7 +5181,6 @@
           <w:rFonts w:ascii="Times New Roman" w:hAnsi="Times New Roman" w:cs="Times New Roman"/>
           <w:sz w:val="28"/>
           <w:szCs w:val="28"/>
-          <w:lang w:val="ru-KZ"/>
         </w:rPr>
         <w:t xml:space="preserve">, </w:t>
       </w:r>
@@ -5682,7 +5190,6 @@
           <w:rFonts w:ascii="Times New Roman" w:hAnsi="Times New Roman" w:cs="Times New Roman"/>
           <w:sz w:val="28"/>
           <w:szCs w:val="28"/>
-          <w:lang w:val="ru-KZ"/>
         </w:rPr>
         <w:t>error</w:t>
       </w:r>
@@ -5692,17 +5199,15 @@
           <w:rFonts w:ascii="Times New Roman" w:hAnsi="Times New Roman" w:cs="Times New Roman"/>
           <w:sz w:val="28"/>
           <w:szCs w:val="28"/>
-          <w:lang w:val="ru-KZ"/>
-        </w:rPr>
-        <w:t xml:space="preserve"> </w:t>
-      </w:r>
-      <w:proofErr w:type="spellStart"/>
-      <w:r>
-        <w:rPr>
-          <w:rFonts w:ascii="Times New Roman" w:hAnsi="Times New Roman" w:cs="Times New Roman"/>
-          <w:sz w:val="28"/>
-          <w:szCs w:val="28"/>
-          <w:lang w:val="ru-KZ"/>
+        </w:rPr>
+        <w:t xml:space="preserve"> </w:t>
+      </w:r>
+      <w:proofErr w:type="spellStart"/>
+      <w:r>
+        <w:rPr>
+          <w:rFonts w:ascii="Times New Roman" w:hAnsi="Times New Roman" w:cs="Times New Roman"/>
+          <w:sz w:val="28"/>
+          <w:szCs w:val="28"/>
         </w:rPr>
         <w:t>handling</w:t>
       </w:r>
@@ -5712,17 +5217,15 @@
           <w:rFonts w:ascii="Times New Roman" w:hAnsi="Times New Roman" w:cs="Times New Roman"/>
           <w:sz w:val="28"/>
           <w:szCs w:val="28"/>
-          <w:lang w:val="ru-KZ"/>
-        </w:rPr>
-        <w:t xml:space="preserve"> </w:t>
-      </w:r>
-      <w:proofErr w:type="spellStart"/>
-      <w:r>
-        <w:rPr>
-          <w:rFonts w:ascii="Times New Roman" w:hAnsi="Times New Roman" w:cs="Times New Roman"/>
-          <w:sz w:val="28"/>
-          <w:szCs w:val="28"/>
-          <w:lang w:val="ru-KZ"/>
+        </w:rPr>
+        <w:t xml:space="preserve"> </w:t>
+      </w:r>
+      <w:proofErr w:type="spellStart"/>
+      <w:r>
+        <w:rPr>
+          <w:rFonts w:ascii="Times New Roman" w:hAnsi="Times New Roman" w:cs="Times New Roman"/>
+          <w:sz w:val="28"/>
+          <w:szCs w:val="28"/>
         </w:rPr>
         <w:t>can</w:t>
       </w:r>
@@ -5732,17 +5235,15 @@
           <w:rFonts w:ascii="Times New Roman" w:hAnsi="Times New Roman" w:cs="Times New Roman"/>
           <w:sz w:val="28"/>
           <w:szCs w:val="28"/>
-          <w:lang w:val="ru-KZ"/>
-        </w:rPr>
-        <w:t xml:space="preserve"> </w:t>
-      </w:r>
-      <w:proofErr w:type="spellStart"/>
-      <w:r>
-        <w:rPr>
-          <w:rFonts w:ascii="Times New Roman" w:hAnsi="Times New Roman" w:cs="Times New Roman"/>
-          <w:sz w:val="28"/>
-          <w:szCs w:val="28"/>
-          <w:lang w:val="ru-KZ"/>
+        </w:rPr>
+        <w:t xml:space="preserve"> </w:t>
+      </w:r>
+      <w:proofErr w:type="spellStart"/>
+      <w:r>
+        <w:rPr>
+          <w:rFonts w:ascii="Times New Roman" w:hAnsi="Times New Roman" w:cs="Times New Roman"/>
+          <w:sz w:val="28"/>
+          <w:szCs w:val="28"/>
         </w:rPr>
         <w:t>be</w:t>
       </w:r>
@@ -5752,17 +5253,15 @@
           <w:rFonts w:ascii="Times New Roman" w:hAnsi="Times New Roman" w:cs="Times New Roman"/>
           <w:sz w:val="28"/>
           <w:szCs w:val="28"/>
-          <w:lang w:val="ru-KZ"/>
-        </w:rPr>
-        <w:t xml:space="preserve"> </w:t>
-      </w:r>
-      <w:proofErr w:type="spellStart"/>
-      <w:r>
-        <w:rPr>
-          <w:rFonts w:ascii="Times New Roman" w:hAnsi="Times New Roman" w:cs="Times New Roman"/>
-          <w:sz w:val="28"/>
-          <w:szCs w:val="28"/>
-          <w:lang w:val="ru-KZ"/>
+        </w:rPr>
+        <w:t xml:space="preserve"> </w:t>
+      </w:r>
+      <w:proofErr w:type="spellStart"/>
+      <w:r>
+        <w:rPr>
+          <w:rFonts w:ascii="Times New Roman" w:hAnsi="Times New Roman" w:cs="Times New Roman"/>
+          <w:sz w:val="28"/>
+          <w:szCs w:val="28"/>
         </w:rPr>
         <w:t>centralized</w:t>
       </w:r>
@@ -5772,17 +5271,15 @@
           <w:rFonts w:ascii="Times New Roman" w:hAnsi="Times New Roman" w:cs="Times New Roman"/>
           <w:sz w:val="28"/>
           <w:szCs w:val="28"/>
-          <w:lang w:val="ru-KZ"/>
-        </w:rPr>
-        <w:t xml:space="preserve"> </w:t>
-      </w:r>
-      <w:proofErr w:type="spellStart"/>
-      <w:r>
-        <w:rPr>
-          <w:rFonts w:ascii="Times New Roman" w:hAnsi="Times New Roman" w:cs="Times New Roman"/>
-          <w:sz w:val="28"/>
-          <w:szCs w:val="28"/>
-          <w:lang w:val="ru-KZ"/>
+        </w:rPr>
+        <w:t xml:space="preserve"> </w:t>
+      </w:r>
+      <w:proofErr w:type="spellStart"/>
+      <w:r>
+        <w:rPr>
+          <w:rFonts w:ascii="Times New Roman" w:hAnsi="Times New Roman" w:cs="Times New Roman"/>
+          <w:sz w:val="28"/>
+          <w:szCs w:val="28"/>
         </w:rPr>
         <w:t>cleanly</w:t>
       </w:r>
@@ -5792,17 +5289,15 @@
           <w:rFonts w:ascii="Times New Roman" w:hAnsi="Times New Roman" w:cs="Times New Roman"/>
           <w:sz w:val="28"/>
           <w:szCs w:val="28"/>
-          <w:lang w:val="ru-KZ"/>
-        </w:rPr>
-        <w:t xml:space="preserve"> </w:t>
-      </w:r>
-      <w:proofErr w:type="spellStart"/>
-      <w:r>
-        <w:rPr>
-          <w:rFonts w:ascii="Times New Roman" w:hAnsi="Times New Roman" w:cs="Times New Roman"/>
-          <w:sz w:val="28"/>
-          <w:szCs w:val="28"/>
-          <w:lang w:val="ru-KZ"/>
+        </w:rPr>
+        <w:t xml:space="preserve"> </w:t>
+      </w:r>
+      <w:proofErr w:type="spellStart"/>
+      <w:r>
+        <w:rPr>
+          <w:rFonts w:ascii="Times New Roman" w:hAnsi="Times New Roman" w:cs="Times New Roman"/>
+          <w:sz w:val="28"/>
+          <w:szCs w:val="28"/>
         </w:rPr>
         <w:t>inside</w:t>
       </w:r>
@@ -5812,17 +5307,15 @@
           <w:rFonts w:ascii="Times New Roman" w:hAnsi="Times New Roman" w:cs="Times New Roman"/>
           <w:sz w:val="28"/>
           <w:szCs w:val="28"/>
-          <w:lang w:val="ru-KZ"/>
-        </w:rPr>
-        <w:t xml:space="preserve"> </w:t>
-      </w:r>
-      <w:proofErr w:type="spellStart"/>
-      <w:r>
-        <w:rPr>
-          <w:rFonts w:ascii="Times New Roman" w:hAnsi="Times New Roman" w:cs="Times New Roman"/>
-          <w:sz w:val="28"/>
-          <w:szCs w:val="28"/>
-          <w:lang w:val="ru-KZ"/>
+        </w:rPr>
+        <w:t xml:space="preserve"> </w:t>
+      </w:r>
+      <w:proofErr w:type="spellStart"/>
+      <w:r>
+        <w:rPr>
+          <w:rFonts w:ascii="Times New Roman" w:hAnsi="Times New Roman" w:cs="Times New Roman"/>
+          <w:sz w:val="28"/>
+          <w:szCs w:val="28"/>
         </w:rPr>
         <w:t>the</w:t>
       </w:r>
@@ -5832,17 +5325,15 @@
           <w:rFonts w:ascii="Times New Roman" w:hAnsi="Times New Roman" w:cs="Times New Roman"/>
           <w:sz w:val="28"/>
           <w:szCs w:val="28"/>
-          <w:lang w:val="ru-KZ"/>
-        </w:rPr>
-        <w:t xml:space="preserve"> </w:t>
-      </w:r>
-      <w:proofErr w:type="spellStart"/>
-      <w:r>
-        <w:rPr>
-          <w:rFonts w:ascii="Times New Roman" w:hAnsi="Times New Roman" w:cs="Times New Roman"/>
-          <w:sz w:val="28"/>
-          <w:szCs w:val="28"/>
-          <w:lang w:val="ru-KZ"/>
+        </w:rPr>
+        <w:t xml:space="preserve"> </w:t>
+      </w:r>
+      <w:proofErr w:type="spellStart"/>
+      <w:r>
+        <w:rPr>
+          <w:rFonts w:ascii="Times New Roman" w:hAnsi="Times New Roman" w:cs="Times New Roman"/>
+          <w:sz w:val="28"/>
+          <w:szCs w:val="28"/>
         </w:rPr>
         <w:t>facade</w:t>
       </w:r>
@@ -5852,17 +5343,15 @@
           <w:rFonts w:ascii="Times New Roman" w:hAnsi="Times New Roman" w:cs="Times New Roman"/>
           <w:sz w:val="28"/>
           <w:szCs w:val="28"/>
-          <w:lang w:val="ru-KZ"/>
-        </w:rPr>
-        <w:t xml:space="preserve"> </w:t>
-      </w:r>
-      <w:proofErr w:type="spellStart"/>
-      <w:r>
-        <w:rPr>
-          <w:rFonts w:ascii="Times New Roman" w:hAnsi="Times New Roman" w:cs="Times New Roman"/>
-          <w:sz w:val="28"/>
-          <w:szCs w:val="28"/>
-          <w:lang w:val="ru-KZ"/>
+        </w:rPr>
+        <w:t xml:space="preserve"> </w:t>
+      </w:r>
+      <w:proofErr w:type="spellStart"/>
+      <w:r>
+        <w:rPr>
+          <w:rFonts w:ascii="Times New Roman" w:hAnsi="Times New Roman" w:cs="Times New Roman"/>
+          <w:sz w:val="28"/>
+          <w:szCs w:val="28"/>
         </w:rPr>
         <w:t>tier</w:t>
       </w:r>
@@ -5872,17 +5361,15 @@
           <w:rFonts w:ascii="Times New Roman" w:hAnsi="Times New Roman" w:cs="Times New Roman"/>
           <w:sz w:val="28"/>
           <w:szCs w:val="28"/>
-          <w:lang w:val="ru-KZ"/>
-        </w:rPr>
-        <w:t xml:space="preserve"> </w:t>
-      </w:r>
-      <w:proofErr w:type="spellStart"/>
-      <w:r>
-        <w:rPr>
-          <w:rFonts w:ascii="Times New Roman" w:hAnsi="Times New Roman" w:cs="Times New Roman"/>
-          <w:sz w:val="28"/>
-          <w:szCs w:val="28"/>
-          <w:lang w:val="ru-KZ"/>
+        </w:rPr>
+        <w:t xml:space="preserve"> </w:t>
+      </w:r>
+      <w:proofErr w:type="spellStart"/>
+      <w:r>
+        <w:rPr>
+          <w:rFonts w:ascii="Times New Roman" w:hAnsi="Times New Roman" w:cs="Times New Roman"/>
+          <w:sz w:val="28"/>
+          <w:szCs w:val="28"/>
         </w:rPr>
         <w:t>rather</w:t>
       </w:r>
@@ -5892,17 +5379,15 @@
           <w:rFonts w:ascii="Times New Roman" w:hAnsi="Times New Roman" w:cs="Times New Roman"/>
           <w:sz w:val="28"/>
           <w:szCs w:val="28"/>
-          <w:lang w:val="ru-KZ"/>
-        </w:rPr>
-        <w:t xml:space="preserve"> </w:t>
-      </w:r>
-      <w:proofErr w:type="spellStart"/>
-      <w:r>
-        <w:rPr>
-          <w:rFonts w:ascii="Times New Roman" w:hAnsi="Times New Roman" w:cs="Times New Roman"/>
-          <w:sz w:val="28"/>
-          <w:szCs w:val="28"/>
-          <w:lang w:val="ru-KZ"/>
+        </w:rPr>
+        <w:t xml:space="preserve"> </w:t>
+      </w:r>
+      <w:proofErr w:type="spellStart"/>
+      <w:r>
+        <w:rPr>
+          <w:rFonts w:ascii="Times New Roman" w:hAnsi="Times New Roman" w:cs="Times New Roman"/>
+          <w:sz w:val="28"/>
+          <w:szCs w:val="28"/>
         </w:rPr>
         <w:t>than</w:t>
       </w:r>
@@ -5912,17 +5397,15 @@
           <w:rFonts w:ascii="Times New Roman" w:hAnsi="Times New Roman" w:cs="Times New Roman"/>
           <w:sz w:val="28"/>
           <w:szCs w:val="28"/>
-          <w:lang w:val="ru-KZ"/>
-        </w:rPr>
-        <w:t xml:space="preserve"> </w:t>
-      </w:r>
-      <w:proofErr w:type="spellStart"/>
-      <w:r>
-        <w:rPr>
-          <w:rFonts w:ascii="Times New Roman" w:hAnsi="Times New Roman" w:cs="Times New Roman"/>
-          <w:sz w:val="28"/>
-          <w:szCs w:val="28"/>
-          <w:lang w:val="ru-KZ"/>
+        </w:rPr>
+        <w:t xml:space="preserve"> </w:t>
+      </w:r>
+      <w:proofErr w:type="spellStart"/>
+      <w:r>
+        <w:rPr>
+          <w:rFonts w:ascii="Times New Roman" w:hAnsi="Times New Roman" w:cs="Times New Roman"/>
+          <w:sz w:val="28"/>
+          <w:szCs w:val="28"/>
         </w:rPr>
         <w:t>scattered</w:t>
       </w:r>
@@ -5932,17 +5415,15 @@
           <w:rFonts w:ascii="Times New Roman" w:hAnsi="Times New Roman" w:cs="Times New Roman"/>
           <w:sz w:val="28"/>
           <w:szCs w:val="28"/>
-          <w:lang w:val="ru-KZ"/>
-        </w:rPr>
-        <w:t xml:space="preserve"> </w:t>
-      </w:r>
-      <w:proofErr w:type="spellStart"/>
-      <w:r>
-        <w:rPr>
-          <w:rFonts w:ascii="Times New Roman" w:hAnsi="Times New Roman" w:cs="Times New Roman"/>
-          <w:sz w:val="28"/>
-          <w:szCs w:val="28"/>
-          <w:lang w:val="ru-KZ"/>
+        </w:rPr>
+        <w:t xml:space="preserve"> </w:t>
+      </w:r>
+      <w:proofErr w:type="spellStart"/>
+      <w:r>
+        <w:rPr>
+          <w:rFonts w:ascii="Times New Roman" w:hAnsi="Times New Roman" w:cs="Times New Roman"/>
+          <w:sz w:val="28"/>
+          <w:szCs w:val="28"/>
         </w:rPr>
         <w:t>across</w:t>
       </w:r>
@@ -5952,17 +5433,15 @@
           <w:rFonts w:ascii="Times New Roman" w:hAnsi="Times New Roman" w:cs="Times New Roman"/>
           <w:sz w:val="28"/>
           <w:szCs w:val="28"/>
-          <w:lang w:val="ru-KZ"/>
-        </w:rPr>
-        <w:t xml:space="preserve"> </w:t>
-      </w:r>
-      <w:proofErr w:type="spellStart"/>
-      <w:r>
-        <w:rPr>
-          <w:rFonts w:ascii="Times New Roman" w:hAnsi="Times New Roman" w:cs="Times New Roman"/>
-          <w:sz w:val="28"/>
-          <w:szCs w:val="28"/>
-          <w:lang w:val="ru-KZ"/>
+        </w:rPr>
+        <w:t xml:space="preserve"> </w:t>
+      </w:r>
+      <w:proofErr w:type="spellStart"/>
+      <w:r>
+        <w:rPr>
+          <w:rFonts w:ascii="Times New Roman" w:hAnsi="Times New Roman" w:cs="Times New Roman"/>
+          <w:sz w:val="28"/>
+          <w:szCs w:val="28"/>
         </w:rPr>
         <w:t>multiple</w:t>
       </w:r>
@@ -5972,7 +5451,6 @@
           <w:rFonts w:ascii="Times New Roman" w:hAnsi="Times New Roman" w:cs="Times New Roman"/>
           <w:sz w:val="28"/>
           <w:szCs w:val="28"/>
-          <w:lang w:val="ru-KZ"/>
         </w:rPr>
         <w:t xml:space="preserve"> UI </w:t>
       </w:r>
@@ -5982,7 +5460,6 @@
           <w:rFonts w:ascii="Times New Roman" w:hAnsi="Times New Roman" w:cs="Times New Roman"/>
           <w:sz w:val="28"/>
           <w:szCs w:val="28"/>
-          <w:lang w:val="ru-KZ"/>
         </w:rPr>
         <w:t>or</w:t>
       </w:r>
@@ -5992,17 +5469,15 @@
           <w:rFonts w:ascii="Times New Roman" w:hAnsi="Times New Roman" w:cs="Times New Roman"/>
           <w:sz w:val="28"/>
           <w:szCs w:val="28"/>
-          <w:lang w:val="ru-KZ"/>
-        </w:rPr>
-        <w:t xml:space="preserve"> </w:t>
-      </w:r>
-      <w:proofErr w:type="spellStart"/>
-      <w:r>
-        <w:rPr>
-          <w:rFonts w:ascii="Times New Roman" w:hAnsi="Times New Roman" w:cs="Times New Roman"/>
-          <w:sz w:val="28"/>
-          <w:szCs w:val="28"/>
-          <w:lang w:val="ru-KZ"/>
+        </w:rPr>
+        <w:t xml:space="preserve"> </w:t>
+      </w:r>
+      <w:proofErr w:type="spellStart"/>
+      <w:r>
+        <w:rPr>
+          <w:rFonts w:ascii="Times New Roman" w:hAnsi="Times New Roman" w:cs="Times New Roman"/>
+          <w:sz w:val="28"/>
+          <w:szCs w:val="28"/>
         </w:rPr>
         <w:t>client</w:t>
       </w:r>
@@ -6012,17 +5487,15 @@
           <w:rFonts w:ascii="Times New Roman" w:hAnsi="Times New Roman" w:cs="Times New Roman"/>
           <w:sz w:val="28"/>
           <w:szCs w:val="28"/>
-          <w:lang w:val="ru-KZ"/>
-        </w:rPr>
-        <w:t xml:space="preserve"> </w:t>
-      </w:r>
-      <w:proofErr w:type="spellStart"/>
-      <w:r>
-        <w:rPr>
-          <w:rFonts w:ascii="Times New Roman" w:hAnsi="Times New Roman" w:cs="Times New Roman"/>
-          <w:sz w:val="28"/>
-          <w:szCs w:val="28"/>
-          <w:lang w:val="ru-KZ"/>
+        </w:rPr>
+        <w:t xml:space="preserve"> </w:t>
+      </w:r>
+      <w:proofErr w:type="spellStart"/>
+      <w:r>
+        <w:rPr>
+          <w:rFonts w:ascii="Times New Roman" w:hAnsi="Times New Roman" w:cs="Times New Roman"/>
+          <w:sz w:val="28"/>
+          <w:szCs w:val="28"/>
         </w:rPr>
         <w:t>entry</w:t>
       </w:r>
@@ -6032,17 +5505,15 @@
           <w:rFonts w:ascii="Times New Roman" w:hAnsi="Times New Roman" w:cs="Times New Roman"/>
           <w:sz w:val="28"/>
           <w:szCs w:val="28"/>
-          <w:lang w:val="ru-KZ"/>
-        </w:rPr>
-        <w:t xml:space="preserve"> </w:t>
-      </w:r>
-      <w:proofErr w:type="spellStart"/>
-      <w:r>
-        <w:rPr>
-          <w:rFonts w:ascii="Times New Roman" w:hAnsi="Times New Roman" w:cs="Times New Roman"/>
-          <w:sz w:val="28"/>
-          <w:szCs w:val="28"/>
-          <w:lang w:val="ru-KZ"/>
+        </w:rPr>
+        <w:t xml:space="preserve"> </w:t>
+      </w:r>
+      <w:proofErr w:type="spellStart"/>
+      <w:r>
+        <w:rPr>
+          <w:rFonts w:ascii="Times New Roman" w:hAnsi="Times New Roman" w:cs="Times New Roman"/>
+          <w:sz w:val="28"/>
+          <w:szCs w:val="28"/>
         </w:rPr>
         <w:t>points</w:t>
       </w:r>
@@ -6052,14 +5523,13 @@
           <w:rFonts w:ascii="Times New Roman" w:hAnsi="Times New Roman" w:cs="Times New Roman"/>
           <w:sz w:val="28"/>
           <w:szCs w:val="28"/>
-          <w:lang w:val="ru-KZ"/>
         </w:rPr>
         <w:t>.</w:t>
       </w:r>
     </w:p>
     <w:p>
       <w:pPr>
-        <w:spacing w:after="0" w:line="348" w:lineRule="auto"/>
+        <w:spacing w:after="0" w:line="336" w:lineRule="auto"/>
         <w:ind w:firstLine="709"/>
         <w:jc w:val="both"/>
         <w:rPr>
@@ -6068,7 +5538,6 @@
           <w:bCs/>
           <w:sz w:val="28"/>
           <w:szCs w:val="28"/>
-          <w:lang w:val="ru-KZ"/>
         </w:rPr>
       </w:pPr>
       <w:r>
@@ -6078,7 +5547,6 @@
           <w:bCs/>
           <w:sz w:val="28"/>
           <w:szCs w:val="28"/>
-          <w:lang w:val="ru-KZ"/>
         </w:rPr>
         <w:t xml:space="preserve">4. </w:t>
       </w:r>
@@ -6090,7 +5558,6 @@
           <w:bCs/>
           <w:sz w:val="28"/>
           <w:szCs w:val="28"/>
-          <w:lang w:val="ru-KZ"/>
         </w:rPr>
         <w:t>Conclusion</w:t>
       </w:r>
@@ -6102,14 +5569,13 @@
           <w:ilvl w:val="0"/>
           <w:numId w:val="6"/>
         </w:numPr>
-        <w:spacing w:after="0" w:line="348" w:lineRule="auto"/>
+        <w:spacing w:after="0" w:line="336" w:lineRule="auto"/>
         <w:ind w:firstLine="709"/>
         <w:jc w:val="both"/>
         <w:rPr>
           <w:rFonts w:ascii="Times New Roman" w:hAnsi="Times New Roman" w:cs="Times New Roman"/>
           <w:sz w:val="28"/>
           <w:szCs w:val="28"/>
-          <w:lang w:val="ru-KZ"/>
         </w:rPr>
       </w:pPr>
       <w:r>
@@ -6119,7 +5585,6 @@
           <w:bCs/>
           <w:sz w:val="28"/>
           <w:szCs w:val="28"/>
-          <w:lang w:val="ru-KZ"/>
         </w:rPr>
         <w:t xml:space="preserve">What </w:t>
       </w:r>
@@ -6131,7 +5596,6 @@
           <w:bCs/>
           <w:sz w:val="28"/>
           <w:szCs w:val="28"/>
-          <w:lang w:val="ru-KZ"/>
         </w:rPr>
         <w:t>the</w:t>
       </w:r>
@@ -6143,19 +5607,17 @@
           <w:bCs/>
           <w:sz w:val="28"/>
           <w:szCs w:val="28"/>
-          <w:lang w:val="ru-KZ"/>
-        </w:rPr>
-        <w:t xml:space="preserve"> </w:t>
-      </w:r>
-      <w:proofErr w:type="spellStart"/>
-      <w:r>
-        <w:rPr>
-          <w:rFonts w:ascii="Times New Roman" w:hAnsi="Times New Roman" w:cs="Times New Roman"/>
-          <w:b/>
-          <w:bCs/>
-          <w:sz w:val="28"/>
-          <w:szCs w:val="28"/>
-          <w:lang w:val="ru-KZ"/>
+        </w:rPr>
+        <w:t xml:space="preserve"> </w:t>
+      </w:r>
+      <w:proofErr w:type="spellStart"/>
+      <w:r>
+        <w:rPr>
+          <w:rFonts w:ascii="Times New Roman" w:hAnsi="Times New Roman" w:cs="Times New Roman"/>
+          <w:b/>
+          <w:bCs/>
+          <w:sz w:val="28"/>
+          <w:szCs w:val="28"/>
         </w:rPr>
         <w:t>Facade</w:t>
       </w:r>
@@ -6167,19 +5629,17 @@
           <w:bCs/>
           <w:sz w:val="28"/>
           <w:szCs w:val="28"/>
-          <w:lang w:val="ru-KZ"/>
-        </w:rPr>
-        <w:t xml:space="preserve"> </w:t>
-      </w:r>
-      <w:proofErr w:type="spellStart"/>
-      <w:r>
-        <w:rPr>
-          <w:rFonts w:ascii="Times New Roman" w:hAnsi="Times New Roman" w:cs="Times New Roman"/>
-          <w:b/>
-          <w:bCs/>
-          <w:sz w:val="28"/>
-          <w:szCs w:val="28"/>
-          <w:lang w:val="ru-KZ"/>
+        </w:rPr>
+        <w:t xml:space="preserve"> </w:t>
+      </w:r>
+      <w:proofErr w:type="spellStart"/>
+      <w:r>
+        <w:rPr>
+          <w:rFonts w:ascii="Times New Roman" w:hAnsi="Times New Roman" w:cs="Times New Roman"/>
+          <w:b/>
+          <w:bCs/>
+          <w:sz w:val="28"/>
+          <w:szCs w:val="28"/>
         </w:rPr>
         <w:t>Hides</w:t>
       </w:r>
@@ -6191,7 +5651,6 @@
           <w:bCs/>
           <w:sz w:val="28"/>
           <w:szCs w:val="28"/>
-          <w:lang w:val="ru-KZ"/>
         </w:rPr>
         <w:t>:</w:t>
       </w:r>
@@ -6200,7 +5659,6 @@
           <w:rFonts w:ascii="Times New Roman" w:hAnsi="Times New Roman" w:cs="Times New Roman"/>
           <w:sz w:val="28"/>
           <w:szCs w:val="28"/>
-          <w:lang w:val="ru-KZ"/>
         </w:rPr>
         <w:t xml:space="preserve"> The </w:t>
       </w:r>
@@ -6210,7 +5668,6 @@
           <w:rFonts w:ascii="Times New Roman" w:hAnsi="Times New Roman" w:cs="Times New Roman"/>
           <w:sz w:val="28"/>
           <w:szCs w:val="28"/>
-          <w:lang w:val="ru-KZ"/>
         </w:rPr>
         <w:t>Facade</w:t>
       </w:r>
@@ -6220,17 +5677,15 @@
           <w:rFonts w:ascii="Times New Roman" w:hAnsi="Times New Roman" w:cs="Times New Roman"/>
           <w:sz w:val="28"/>
           <w:szCs w:val="28"/>
-          <w:lang w:val="ru-KZ"/>
-        </w:rPr>
-        <w:t xml:space="preserve"> </w:t>
-      </w:r>
-      <w:proofErr w:type="spellStart"/>
-      <w:r>
-        <w:rPr>
-          <w:rFonts w:ascii="Times New Roman" w:hAnsi="Times New Roman" w:cs="Times New Roman"/>
-          <w:sz w:val="28"/>
-          <w:szCs w:val="28"/>
-          <w:lang w:val="ru-KZ"/>
+        </w:rPr>
+        <w:t xml:space="preserve"> </w:t>
+      </w:r>
+      <w:proofErr w:type="spellStart"/>
+      <w:r>
+        <w:rPr>
+          <w:rFonts w:ascii="Times New Roman" w:hAnsi="Times New Roman" w:cs="Times New Roman"/>
+          <w:sz w:val="28"/>
+          <w:szCs w:val="28"/>
         </w:rPr>
         <w:t>completely</w:t>
       </w:r>
@@ -6240,17 +5695,15 @@
           <w:rFonts w:ascii="Times New Roman" w:hAnsi="Times New Roman" w:cs="Times New Roman"/>
           <w:sz w:val="28"/>
           <w:szCs w:val="28"/>
-          <w:lang w:val="ru-KZ"/>
-        </w:rPr>
-        <w:t xml:space="preserve"> </w:t>
-      </w:r>
-      <w:proofErr w:type="spellStart"/>
-      <w:r>
-        <w:rPr>
-          <w:rFonts w:ascii="Times New Roman" w:hAnsi="Times New Roman" w:cs="Times New Roman"/>
-          <w:sz w:val="28"/>
-          <w:szCs w:val="28"/>
-          <w:lang w:val="ru-KZ"/>
+        </w:rPr>
+        <w:t xml:space="preserve"> </w:t>
+      </w:r>
+      <w:proofErr w:type="spellStart"/>
+      <w:r>
+        <w:rPr>
+          <w:rFonts w:ascii="Times New Roman" w:hAnsi="Times New Roman" w:cs="Times New Roman"/>
+          <w:sz w:val="28"/>
+          <w:szCs w:val="28"/>
         </w:rPr>
         <w:t>hides</w:t>
       </w:r>
@@ -6260,17 +5713,15 @@
           <w:rFonts w:ascii="Times New Roman" w:hAnsi="Times New Roman" w:cs="Times New Roman"/>
           <w:sz w:val="28"/>
           <w:szCs w:val="28"/>
-          <w:lang w:val="ru-KZ"/>
-        </w:rPr>
-        <w:t xml:space="preserve"> </w:t>
-      </w:r>
-      <w:proofErr w:type="spellStart"/>
-      <w:r>
-        <w:rPr>
-          <w:rFonts w:ascii="Times New Roman" w:hAnsi="Times New Roman" w:cs="Times New Roman"/>
-          <w:sz w:val="28"/>
-          <w:szCs w:val="28"/>
-          <w:lang w:val="ru-KZ"/>
+        </w:rPr>
+        <w:t xml:space="preserve"> </w:t>
+      </w:r>
+      <w:proofErr w:type="spellStart"/>
+      <w:r>
+        <w:rPr>
+          <w:rFonts w:ascii="Times New Roman" w:hAnsi="Times New Roman" w:cs="Times New Roman"/>
+          <w:sz w:val="28"/>
+          <w:szCs w:val="28"/>
         </w:rPr>
         <w:t>the</w:t>
       </w:r>
@@ -6280,17 +5731,15 @@
           <w:rFonts w:ascii="Times New Roman" w:hAnsi="Times New Roman" w:cs="Times New Roman"/>
           <w:sz w:val="28"/>
           <w:szCs w:val="28"/>
-          <w:lang w:val="ru-KZ"/>
-        </w:rPr>
-        <w:t xml:space="preserve"> </w:t>
-      </w:r>
-      <w:proofErr w:type="spellStart"/>
-      <w:r>
-        <w:rPr>
-          <w:rFonts w:ascii="Times New Roman" w:hAnsi="Times New Roman" w:cs="Times New Roman"/>
-          <w:sz w:val="28"/>
-          <w:szCs w:val="28"/>
-          <w:lang w:val="ru-KZ"/>
+        </w:rPr>
+        <w:t xml:space="preserve"> </w:t>
+      </w:r>
+      <w:proofErr w:type="spellStart"/>
+      <w:r>
+        <w:rPr>
+          <w:rFonts w:ascii="Times New Roman" w:hAnsi="Times New Roman" w:cs="Times New Roman"/>
+          <w:sz w:val="28"/>
+          <w:szCs w:val="28"/>
         </w:rPr>
         <w:t>underlying</w:t>
       </w:r>
@@ -6300,17 +5749,15 @@
           <w:rFonts w:ascii="Times New Roman" w:hAnsi="Times New Roman" w:cs="Times New Roman"/>
           <w:sz w:val="28"/>
           <w:szCs w:val="28"/>
-          <w:lang w:val="ru-KZ"/>
-        </w:rPr>
-        <w:t xml:space="preserve"> </w:t>
-      </w:r>
-      <w:proofErr w:type="spellStart"/>
-      <w:r>
-        <w:rPr>
-          <w:rFonts w:ascii="Times New Roman" w:hAnsi="Times New Roman" w:cs="Times New Roman"/>
-          <w:sz w:val="28"/>
-          <w:szCs w:val="28"/>
-          <w:lang w:val="ru-KZ"/>
+        </w:rPr>
+        <w:t xml:space="preserve"> </w:t>
+      </w:r>
+      <w:proofErr w:type="spellStart"/>
+      <w:r>
+        <w:rPr>
+          <w:rFonts w:ascii="Times New Roman" w:hAnsi="Times New Roman" w:cs="Times New Roman"/>
+          <w:sz w:val="28"/>
+          <w:szCs w:val="28"/>
         </w:rPr>
         <w:t>subsystem</w:t>
       </w:r>
@@ -6320,17 +5767,15 @@
           <w:rFonts w:ascii="Times New Roman" w:hAnsi="Times New Roman" w:cs="Times New Roman"/>
           <w:sz w:val="28"/>
           <w:szCs w:val="28"/>
-          <w:lang w:val="ru-KZ"/>
-        </w:rPr>
-        <w:t xml:space="preserve"> </w:t>
-      </w:r>
-      <w:proofErr w:type="spellStart"/>
-      <w:r>
-        <w:rPr>
-          <w:rFonts w:ascii="Times New Roman" w:hAnsi="Times New Roman" w:cs="Times New Roman"/>
-          <w:sz w:val="28"/>
-          <w:szCs w:val="28"/>
-          <w:lang w:val="ru-KZ"/>
+        </w:rPr>
+        <w:t xml:space="preserve"> </w:t>
+      </w:r>
+      <w:proofErr w:type="spellStart"/>
+      <w:r>
+        <w:rPr>
+          <w:rFonts w:ascii="Times New Roman" w:hAnsi="Times New Roman" w:cs="Times New Roman"/>
+          <w:sz w:val="28"/>
+          <w:szCs w:val="28"/>
         </w:rPr>
         <w:t>instantiation</w:t>
       </w:r>
@@ -6340,17 +5785,15 @@
           <w:rFonts w:ascii="Times New Roman" w:hAnsi="Times New Roman" w:cs="Times New Roman"/>
           <w:sz w:val="28"/>
           <w:szCs w:val="28"/>
-          <w:lang w:val="ru-KZ"/>
-        </w:rPr>
-        <w:t xml:space="preserve"> </w:t>
-      </w:r>
-      <w:proofErr w:type="spellStart"/>
-      <w:r>
-        <w:rPr>
-          <w:rFonts w:ascii="Times New Roman" w:hAnsi="Times New Roman" w:cs="Times New Roman"/>
-          <w:sz w:val="28"/>
-          <w:szCs w:val="28"/>
-          <w:lang w:val="ru-KZ"/>
+        </w:rPr>
+        <w:t xml:space="preserve"> </w:t>
+      </w:r>
+      <w:proofErr w:type="spellStart"/>
+      <w:r>
+        <w:rPr>
+          <w:rFonts w:ascii="Times New Roman" w:hAnsi="Times New Roman" w:cs="Times New Roman"/>
+          <w:sz w:val="28"/>
+          <w:szCs w:val="28"/>
         </w:rPr>
         <w:t>order</w:t>
       </w:r>
@@ -6360,7 +5803,6 @@
           <w:rFonts w:ascii="Times New Roman" w:hAnsi="Times New Roman" w:cs="Times New Roman"/>
           <w:sz w:val="28"/>
           <w:szCs w:val="28"/>
-          <w:lang w:val="ru-KZ"/>
         </w:rPr>
         <w:t xml:space="preserve">, </w:t>
       </w:r>
@@ -6370,7 +5812,6 @@
           <w:rFonts w:ascii="Times New Roman" w:hAnsi="Times New Roman" w:cs="Times New Roman"/>
           <w:sz w:val="28"/>
           <w:szCs w:val="28"/>
-          <w:lang w:val="ru-KZ"/>
         </w:rPr>
         <w:t>complex</w:t>
       </w:r>
@@ -6380,17 +5821,15 @@
           <w:rFonts w:ascii="Times New Roman" w:hAnsi="Times New Roman" w:cs="Times New Roman"/>
           <w:sz w:val="28"/>
           <w:szCs w:val="28"/>
-          <w:lang w:val="ru-KZ"/>
-        </w:rPr>
-        <w:t xml:space="preserve"> </w:t>
-      </w:r>
-      <w:proofErr w:type="spellStart"/>
-      <w:r>
-        <w:rPr>
-          <w:rFonts w:ascii="Times New Roman" w:hAnsi="Times New Roman" w:cs="Times New Roman"/>
-          <w:sz w:val="28"/>
-          <w:szCs w:val="28"/>
-          <w:lang w:val="ru-KZ"/>
+        </w:rPr>
+        <w:t xml:space="preserve"> </w:t>
+      </w:r>
+      <w:proofErr w:type="spellStart"/>
+      <w:r>
+        <w:rPr>
+          <w:rFonts w:ascii="Times New Roman" w:hAnsi="Times New Roman" w:cs="Times New Roman"/>
+          <w:sz w:val="28"/>
+          <w:szCs w:val="28"/>
         </w:rPr>
         <w:t>parameter</w:t>
       </w:r>
@@ -6400,17 +5839,15 @@
           <w:rFonts w:ascii="Times New Roman" w:hAnsi="Times New Roman" w:cs="Times New Roman"/>
           <w:sz w:val="28"/>
           <w:szCs w:val="28"/>
-          <w:lang w:val="ru-KZ"/>
-        </w:rPr>
-        <w:t xml:space="preserve"> </w:t>
-      </w:r>
-      <w:proofErr w:type="spellStart"/>
-      <w:r>
-        <w:rPr>
-          <w:rFonts w:ascii="Times New Roman" w:hAnsi="Times New Roman" w:cs="Times New Roman"/>
-          <w:sz w:val="28"/>
-          <w:szCs w:val="28"/>
-          <w:lang w:val="ru-KZ"/>
+        </w:rPr>
+        <w:t xml:space="preserve"> </w:t>
+      </w:r>
+      <w:proofErr w:type="spellStart"/>
+      <w:r>
+        <w:rPr>
+          <w:rFonts w:ascii="Times New Roman" w:hAnsi="Times New Roman" w:cs="Times New Roman"/>
+          <w:sz w:val="28"/>
+          <w:szCs w:val="28"/>
         </w:rPr>
         <w:t>passing</w:t>
       </w:r>
@@ -6420,17 +5857,15 @@
           <w:rFonts w:ascii="Times New Roman" w:hAnsi="Times New Roman" w:cs="Times New Roman"/>
           <w:sz w:val="28"/>
           <w:szCs w:val="28"/>
-          <w:lang w:val="ru-KZ"/>
-        </w:rPr>
-        <w:t xml:space="preserve"> </w:t>
-      </w:r>
-      <w:proofErr w:type="spellStart"/>
-      <w:r>
-        <w:rPr>
-          <w:rFonts w:ascii="Times New Roman" w:hAnsi="Times New Roman" w:cs="Times New Roman"/>
-          <w:sz w:val="28"/>
-          <w:szCs w:val="28"/>
-          <w:lang w:val="ru-KZ"/>
+        </w:rPr>
+        <w:t xml:space="preserve"> </w:t>
+      </w:r>
+      <w:proofErr w:type="spellStart"/>
+      <w:r>
+        <w:rPr>
+          <w:rFonts w:ascii="Times New Roman" w:hAnsi="Times New Roman" w:cs="Times New Roman"/>
+          <w:sz w:val="28"/>
+          <w:szCs w:val="28"/>
         </w:rPr>
         <w:t>between</w:t>
       </w:r>
@@ -6440,17 +5875,15 @@
           <w:rFonts w:ascii="Times New Roman" w:hAnsi="Times New Roman" w:cs="Times New Roman"/>
           <w:sz w:val="28"/>
           <w:szCs w:val="28"/>
-          <w:lang w:val="ru-KZ"/>
-        </w:rPr>
-        <w:t xml:space="preserve"> </w:t>
-      </w:r>
-      <w:proofErr w:type="spellStart"/>
-      <w:r>
-        <w:rPr>
-          <w:rFonts w:ascii="Times New Roman" w:hAnsi="Times New Roman" w:cs="Times New Roman"/>
-          <w:sz w:val="28"/>
-          <w:szCs w:val="28"/>
-          <w:lang w:val="ru-KZ"/>
+        </w:rPr>
+        <w:t xml:space="preserve"> </w:t>
+      </w:r>
+      <w:proofErr w:type="spellStart"/>
+      <w:r>
+        <w:rPr>
+          <w:rFonts w:ascii="Times New Roman" w:hAnsi="Times New Roman" w:cs="Times New Roman"/>
+          <w:sz w:val="28"/>
+          <w:szCs w:val="28"/>
         </w:rPr>
         <w:t>intermediate</w:t>
       </w:r>
@@ -6460,17 +5893,15 @@
           <w:rFonts w:ascii="Times New Roman" w:hAnsi="Times New Roman" w:cs="Times New Roman"/>
           <w:sz w:val="28"/>
           <w:szCs w:val="28"/>
-          <w:lang w:val="ru-KZ"/>
-        </w:rPr>
-        <w:t xml:space="preserve"> </w:t>
-      </w:r>
-      <w:proofErr w:type="spellStart"/>
-      <w:r>
-        <w:rPr>
-          <w:rFonts w:ascii="Times New Roman" w:hAnsi="Times New Roman" w:cs="Times New Roman"/>
-          <w:sz w:val="28"/>
-          <w:szCs w:val="28"/>
-          <w:lang w:val="ru-KZ"/>
+        </w:rPr>
+        <w:t xml:space="preserve"> </w:t>
+      </w:r>
+      <w:proofErr w:type="spellStart"/>
+      <w:r>
+        <w:rPr>
+          <w:rFonts w:ascii="Times New Roman" w:hAnsi="Times New Roman" w:cs="Times New Roman"/>
+          <w:sz w:val="28"/>
+          <w:szCs w:val="28"/>
         </w:rPr>
         <w:t>codecs</w:t>
       </w:r>
@@ -6480,7 +5911,6 @@
           <w:rFonts w:ascii="Times New Roman" w:hAnsi="Times New Roman" w:cs="Times New Roman"/>
           <w:sz w:val="28"/>
           <w:szCs w:val="28"/>
-          <w:lang w:val="ru-KZ"/>
         </w:rPr>
         <w:t xml:space="preserve">, </w:t>
       </w:r>
@@ -6490,7 +5920,6 @@
           <w:rFonts w:ascii="Times New Roman" w:hAnsi="Times New Roman" w:cs="Times New Roman"/>
           <w:sz w:val="28"/>
           <w:szCs w:val="28"/>
-          <w:lang w:val="ru-KZ"/>
         </w:rPr>
         <w:t>stream</w:t>
       </w:r>
@@ -6500,17 +5929,15 @@
           <w:rFonts w:ascii="Times New Roman" w:hAnsi="Times New Roman" w:cs="Times New Roman"/>
           <w:sz w:val="28"/>
           <w:szCs w:val="28"/>
-          <w:lang w:val="ru-KZ"/>
-        </w:rPr>
-        <w:t xml:space="preserve"> </w:t>
-      </w:r>
-      <w:proofErr w:type="spellStart"/>
-      <w:r>
-        <w:rPr>
-          <w:rFonts w:ascii="Times New Roman" w:hAnsi="Times New Roman" w:cs="Times New Roman"/>
-          <w:sz w:val="28"/>
-          <w:szCs w:val="28"/>
-          <w:lang w:val="ru-KZ"/>
+        </w:rPr>
+        <w:t xml:space="preserve"> </w:t>
+      </w:r>
+      <w:proofErr w:type="spellStart"/>
+      <w:r>
+        <w:rPr>
+          <w:rFonts w:ascii="Times New Roman" w:hAnsi="Times New Roman" w:cs="Times New Roman"/>
+          <w:sz w:val="28"/>
+          <w:szCs w:val="28"/>
         </w:rPr>
         <w:t>buffers</w:t>
       </w:r>
@@ -6520,7 +5947,6 @@
           <w:rFonts w:ascii="Times New Roman" w:hAnsi="Times New Roman" w:cs="Times New Roman"/>
           <w:sz w:val="28"/>
           <w:szCs w:val="28"/>
-          <w:lang w:val="ru-KZ"/>
         </w:rPr>
         <w:t xml:space="preserve">, </w:t>
       </w:r>
@@ -6530,7 +5956,6 @@
           <w:rFonts w:ascii="Times New Roman" w:hAnsi="Times New Roman" w:cs="Times New Roman"/>
           <w:sz w:val="28"/>
           <w:szCs w:val="28"/>
-          <w:lang w:val="ru-KZ"/>
         </w:rPr>
         <w:t>and</w:t>
       </w:r>
@@ -6540,17 +5965,15 @@
           <w:rFonts w:ascii="Times New Roman" w:hAnsi="Times New Roman" w:cs="Times New Roman"/>
           <w:sz w:val="28"/>
           <w:szCs w:val="28"/>
-          <w:lang w:val="ru-KZ"/>
-        </w:rPr>
-        <w:t xml:space="preserve"> </w:t>
-      </w:r>
-      <w:proofErr w:type="spellStart"/>
-      <w:r>
-        <w:rPr>
-          <w:rFonts w:ascii="Times New Roman" w:hAnsi="Times New Roman" w:cs="Times New Roman"/>
-          <w:sz w:val="28"/>
-          <w:szCs w:val="28"/>
-          <w:lang w:val="ru-KZ"/>
+        </w:rPr>
+        <w:t xml:space="preserve"> </w:t>
+      </w:r>
+      <w:proofErr w:type="spellStart"/>
+      <w:r>
+        <w:rPr>
+          <w:rFonts w:ascii="Times New Roman" w:hAnsi="Times New Roman" w:cs="Times New Roman"/>
+          <w:sz w:val="28"/>
+          <w:szCs w:val="28"/>
         </w:rPr>
         <w:t>detailed</w:t>
       </w:r>
@@ -6560,17 +5983,15 @@
           <w:rFonts w:ascii="Times New Roman" w:hAnsi="Times New Roman" w:cs="Times New Roman"/>
           <w:sz w:val="28"/>
           <w:szCs w:val="28"/>
-          <w:lang w:val="ru-KZ"/>
-        </w:rPr>
-        <w:t xml:space="preserve"> </w:t>
-      </w:r>
-      <w:proofErr w:type="spellStart"/>
-      <w:r>
-        <w:rPr>
-          <w:rFonts w:ascii="Times New Roman" w:hAnsi="Times New Roman" w:cs="Times New Roman"/>
-          <w:sz w:val="28"/>
-          <w:szCs w:val="28"/>
-          <w:lang w:val="ru-KZ"/>
+        </w:rPr>
+        <w:t xml:space="preserve"> </w:t>
+      </w:r>
+      <w:proofErr w:type="spellStart"/>
+      <w:r>
+        <w:rPr>
+          <w:rFonts w:ascii="Times New Roman" w:hAnsi="Times New Roman" w:cs="Times New Roman"/>
+          <w:sz w:val="28"/>
+          <w:szCs w:val="28"/>
         </w:rPr>
         <w:t>audio</w:t>
       </w:r>
@@ -6580,17 +6001,15 @@
           <w:rFonts w:ascii="Times New Roman" w:hAnsi="Times New Roman" w:cs="Times New Roman"/>
           <w:sz w:val="28"/>
           <w:szCs w:val="28"/>
-          <w:lang w:val="ru-KZ"/>
-        </w:rPr>
-        <w:t xml:space="preserve"> </w:t>
-      </w:r>
-      <w:proofErr w:type="spellStart"/>
-      <w:r>
-        <w:rPr>
-          <w:rFonts w:ascii="Times New Roman" w:hAnsi="Times New Roman" w:cs="Times New Roman"/>
-          <w:sz w:val="28"/>
-          <w:szCs w:val="28"/>
-          <w:lang w:val="ru-KZ"/>
+        </w:rPr>
+        <w:t xml:space="preserve"> </w:t>
+      </w:r>
+      <w:proofErr w:type="spellStart"/>
+      <w:r>
+        <w:rPr>
+          <w:rFonts w:ascii="Times New Roman" w:hAnsi="Times New Roman" w:cs="Times New Roman"/>
+          <w:sz w:val="28"/>
+          <w:szCs w:val="28"/>
         </w:rPr>
         <w:t>mixing</w:t>
       </w:r>
@@ -6600,17 +6019,15 @@
           <w:rFonts w:ascii="Times New Roman" w:hAnsi="Times New Roman" w:cs="Times New Roman"/>
           <w:sz w:val="28"/>
           <w:szCs w:val="28"/>
-          <w:lang w:val="ru-KZ"/>
-        </w:rPr>
-        <w:t xml:space="preserve"> </w:t>
-      </w:r>
-      <w:proofErr w:type="spellStart"/>
-      <w:r>
-        <w:rPr>
-          <w:rFonts w:ascii="Times New Roman" w:hAnsi="Times New Roman" w:cs="Times New Roman"/>
-          <w:sz w:val="28"/>
-          <w:szCs w:val="28"/>
-          <w:lang w:val="ru-KZ"/>
+        </w:rPr>
+        <w:t xml:space="preserve"> </w:t>
+      </w:r>
+      <w:proofErr w:type="spellStart"/>
+      <w:r>
+        <w:rPr>
+          <w:rFonts w:ascii="Times New Roman" w:hAnsi="Times New Roman" w:cs="Times New Roman"/>
+          <w:sz w:val="28"/>
+          <w:szCs w:val="28"/>
         </w:rPr>
         <w:t>configurations</w:t>
       </w:r>
@@ -6620,7 +6037,6 @@
           <w:rFonts w:ascii="Times New Roman" w:hAnsi="Times New Roman" w:cs="Times New Roman"/>
           <w:sz w:val="28"/>
           <w:szCs w:val="28"/>
-          <w:lang w:val="ru-KZ"/>
         </w:rPr>
         <w:t>.</w:t>
       </w:r>
@@ -6631,14 +6047,13 @@
           <w:ilvl w:val="0"/>
           <w:numId w:val="6"/>
         </w:numPr>
-        <w:spacing w:after="0" w:line="348" w:lineRule="auto"/>
+        <w:spacing w:after="0" w:line="336" w:lineRule="auto"/>
         <w:ind w:firstLine="709"/>
         <w:jc w:val="both"/>
         <w:rPr>
           <w:rFonts w:ascii="Times New Roman" w:hAnsi="Times New Roman" w:cs="Times New Roman"/>
           <w:sz w:val="28"/>
           <w:szCs w:val="28"/>
-          <w:lang w:val="ru-KZ"/>
         </w:rPr>
       </w:pPr>
       <w:r>
@@ -6648,7 +6063,6 @@
           <w:bCs/>
           <w:sz w:val="28"/>
           <w:szCs w:val="28"/>
-          <w:lang w:val="ru-KZ"/>
         </w:rPr>
         <w:t xml:space="preserve">What </w:t>
       </w:r>
@@ -6660,7 +6074,6 @@
           <w:bCs/>
           <w:sz w:val="28"/>
           <w:szCs w:val="28"/>
-          <w:lang w:val="ru-KZ"/>
         </w:rPr>
         <w:t>Remains</w:t>
       </w:r>
@@ -6672,19 +6085,17 @@
           <w:bCs/>
           <w:sz w:val="28"/>
           <w:szCs w:val="28"/>
-          <w:lang w:val="ru-KZ"/>
-        </w:rPr>
-        <w:t xml:space="preserve"> </w:t>
-      </w:r>
-      <w:proofErr w:type="spellStart"/>
-      <w:r>
-        <w:rPr>
-          <w:rFonts w:ascii="Times New Roman" w:hAnsi="Times New Roman" w:cs="Times New Roman"/>
-          <w:b/>
-          <w:bCs/>
-          <w:sz w:val="28"/>
-          <w:szCs w:val="28"/>
-          <w:lang w:val="ru-KZ"/>
+        </w:rPr>
+        <w:t xml:space="preserve"> </w:t>
+      </w:r>
+      <w:proofErr w:type="spellStart"/>
+      <w:r>
+        <w:rPr>
+          <w:rFonts w:ascii="Times New Roman" w:hAnsi="Times New Roman" w:cs="Times New Roman"/>
+          <w:b/>
+          <w:bCs/>
+          <w:sz w:val="28"/>
+          <w:szCs w:val="28"/>
         </w:rPr>
         <w:t>Directly</w:t>
       </w:r>
@@ -6696,19 +6107,17 @@
           <w:bCs/>
           <w:sz w:val="28"/>
           <w:szCs w:val="28"/>
-          <w:lang w:val="ru-KZ"/>
-        </w:rPr>
-        <w:t xml:space="preserve"> </w:t>
-      </w:r>
-      <w:proofErr w:type="spellStart"/>
-      <w:r>
-        <w:rPr>
-          <w:rFonts w:ascii="Times New Roman" w:hAnsi="Times New Roman" w:cs="Times New Roman"/>
-          <w:b/>
-          <w:bCs/>
-          <w:sz w:val="28"/>
-          <w:szCs w:val="28"/>
-          <w:lang w:val="ru-KZ"/>
+        </w:rPr>
+        <w:t xml:space="preserve"> </w:t>
+      </w:r>
+      <w:proofErr w:type="spellStart"/>
+      <w:r>
+        <w:rPr>
+          <w:rFonts w:ascii="Times New Roman" w:hAnsi="Times New Roman" w:cs="Times New Roman"/>
+          <w:b/>
+          <w:bCs/>
+          <w:sz w:val="28"/>
+          <w:szCs w:val="28"/>
         </w:rPr>
         <w:t>Accessible</w:t>
       </w:r>
@@ -6720,7 +6129,6 @@
           <w:bCs/>
           <w:sz w:val="28"/>
           <w:szCs w:val="28"/>
-          <w:lang w:val="ru-KZ"/>
         </w:rPr>
         <w:t>:</w:t>
       </w:r>
@@ -6729,7 +6137,6 @@
           <w:rFonts w:ascii="Times New Roman" w:hAnsi="Times New Roman" w:cs="Times New Roman"/>
           <w:sz w:val="28"/>
           <w:szCs w:val="28"/>
-          <w:lang w:val="ru-KZ"/>
         </w:rPr>
         <w:t xml:space="preserve"> In </w:t>
       </w:r>
@@ -6739,7 +6146,6 @@
           <w:rFonts w:ascii="Times New Roman" w:hAnsi="Times New Roman" w:cs="Times New Roman"/>
           <w:sz w:val="28"/>
           <w:szCs w:val="28"/>
-          <w:lang w:val="ru-KZ"/>
         </w:rPr>
         <w:t>accordance</w:t>
       </w:r>
@@ -6749,17 +6155,15 @@
           <w:rFonts w:ascii="Times New Roman" w:hAnsi="Times New Roman" w:cs="Times New Roman"/>
           <w:sz w:val="28"/>
           <w:szCs w:val="28"/>
-          <w:lang w:val="ru-KZ"/>
-        </w:rPr>
-        <w:t xml:space="preserve"> </w:t>
-      </w:r>
-      <w:proofErr w:type="spellStart"/>
-      <w:r>
-        <w:rPr>
-          <w:rFonts w:ascii="Times New Roman" w:hAnsi="Times New Roman" w:cs="Times New Roman"/>
-          <w:sz w:val="28"/>
-          <w:szCs w:val="28"/>
-          <w:lang w:val="ru-KZ"/>
+        </w:rPr>
+        <w:t xml:space="preserve"> </w:t>
+      </w:r>
+      <w:proofErr w:type="spellStart"/>
+      <w:r>
+        <w:rPr>
+          <w:rFonts w:ascii="Times New Roman" w:hAnsi="Times New Roman" w:cs="Times New Roman"/>
+          <w:sz w:val="28"/>
+          <w:szCs w:val="28"/>
         </w:rPr>
         <w:t>with</w:t>
       </w:r>
@@ -6769,17 +6173,15 @@
           <w:rFonts w:ascii="Times New Roman" w:hAnsi="Times New Roman" w:cs="Times New Roman"/>
           <w:sz w:val="28"/>
           <w:szCs w:val="28"/>
-          <w:lang w:val="ru-KZ"/>
-        </w:rPr>
-        <w:t xml:space="preserve"> </w:t>
-      </w:r>
-      <w:proofErr w:type="spellStart"/>
-      <w:r>
-        <w:rPr>
-          <w:rFonts w:ascii="Times New Roman" w:hAnsi="Times New Roman" w:cs="Times New Roman"/>
-          <w:sz w:val="28"/>
-          <w:szCs w:val="28"/>
-          <w:lang w:val="ru-KZ"/>
+        </w:rPr>
+        <w:t xml:space="preserve"> </w:t>
+      </w:r>
+      <w:proofErr w:type="spellStart"/>
+      <w:r>
+        <w:rPr>
+          <w:rFonts w:ascii="Times New Roman" w:hAnsi="Times New Roman" w:cs="Times New Roman"/>
+          <w:sz w:val="28"/>
+          <w:szCs w:val="28"/>
         </w:rPr>
         <w:t>the</w:t>
       </w:r>
@@ -6789,17 +6191,15 @@
           <w:rFonts w:ascii="Times New Roman" w:hAnsi="Times New Roman" w:cs="Times New Roman"/>
           <w:sz w:val="28"/>
           <w:szCs w:val="28"/>
-          <w:lang w:val="ru-KZ"/>
-        </w:rPr>
-        <w:t xml:space="preserve"> </w:t>
-      </w:r>
-      <w:proofErr w:type="spellStart"/>
-      <w:r>
-        <w:rPr>
-          <w:rFonts w:ascii="Times New Roman" w:hAnsi="Times New Roman" w:cs="Times New Roman"/>
-          <w:sz w:val="28"/>
-          <w:szCs w:val="28"/>
-          <w:lang w:val="ru-KZ"/>
+        </w:rPr>
+        <w:t xml:space="preserve"> </w:t>
+      </w:r>
+      <w:proofErr w:type="spellStart"/>
+      <w:r>
+        <w:rPr>
+          <w:rFonts w:ascii="Times New Roman" w:hAnsi="Times New Roman" w:cs="Times New Roman"/>
+          <w:sz w:val="28"/>
+          <w:szCs w:val="28"/>
         </w:rPr>
         <w:t>structural</w:t>
       </w:r>
@@ -6809,17 +6209,15 @@
           <w:rFonts w:ascii="Times New Roman" w:hAnsi="Times New Roman" w:cs="Times New Roman"/>
           <w:sz w:val="28"/>
           <w:szCs w:val="28"/>
-          <w:lang w:val="ru-KZ"/>
-        </w:rPr>
-        <w:t xml:space="preserve"> </w:t>
-      </w:r>
-      <w:proofErr w:type="spellStart"/>
-      <w:r>
-        <w:rPr>
-          <w:rFonts w:ascii="Times New Roman" w:hAnsi="Times New Roman" w:cs="Times New Roman"/>
-          <w:sz w:val="28"/>
-          <w:szCs w:val="28"/>
-          <w:lang w:val="ru-KZ"/>
+        </w:rPr>
+        <w:t xml:space="preserve"> </w:t>
+      </w:r>
+      <w:proofErr w:type="spellStart"/>
+      <w:r>
+        <w:rPr>
+          <w:rFonts w:ascii="Times New Roman" w:hAnsi="Times New Roman" w:cs="Times New Roman"/>
+          <w:sz w:val="28"/>
+          <w:szCs w:val="28"/>
         </w:rPr>
         <w:t>design</w:t>
       </w:r>
@@ -6829,17 +6227,15 @@
           <w:rFonts w:ascii="Times New Roman" w:hAnsi="Times New Roman" w:cs="Times New Roman"/>
           <w:sz w:val="28"/>
           <w:szCs w:val="28"/>
-          <w:lang w:val="ru-KZ"/>
-        </w:rPr>
-        <w:t xml:space="preserve"> </w:t>
-      </w:r>
-      <w:proofErr w:type="spellStart"/>
-      <w:r>
-        <w:rPr>
-          <w:rFonts w:ascii="Times New Roman" w:hAnsi="Times New Roman" w:cs="Times New Roman"/>
-          <w:sz w:val="28"/>
-          <w:szCs w:val="28"/>
-          <w:lang w:val="ru-KZ"/>
+        </w:rPr>
+        <w:t xml:space="preserve"> </w:t>
+      </w:r>
+      <w:proofErr w:type="spellStart"/>
+      <w:r>
+        <w:rPr>
+          <w:rFonts w:ascii="Times New Roman" w:hAnsi="Times New Roman" w:cs="Times New Roman"/>
+          <w:sz w:val="28"/>
+          <w:szCs w:val="28"/>
         </w:rPr>
         <w:t>pattern</w:t>
       </w:r>
@@ -6849,7 +6245,6 @@
           <w:rFonts w:ascii="Times New Roman" w:hAnsi="Times New Roman" w:cs="Times New Roman"/>
           <w:sz w:val="28"/>
           <w:szCs w:val="28"/>
-          <w:lang w:val="ru-KZ"/>
         </w:rPr>
         <w:t xml:space="preserve">, </w:t>
       </w:r>
@@ -6859,7 +6254,6 @@
           <w:rFonts w:ascii="Times New Roman" w:hAnsi="Times New Roman" w:cs="Times New Roman"/>
           <w:sz w:val="28"/>
           <w:szCs w:val="28"/>
-          <w:lang w:val="ru-KZ"/>
         </w:rPr>
         <w:t>subsystem</w:t>
       </w:r>
@@ -6869,17 +6263,15 @@
           <w:rFonts w:ascii="Times New Roman" w:hAnsi="Times New Roman" w:cs="Times New Roman"/>
           <w:sz w:val="28"/>
           <w:szCs w:val="28"/>
-          <w:lang w:val="ru-KZ"/>
-        </w:rPr>
-        <w:t xml:space="preserve"> </w:t>
-      </w:r>
-      <w:proofErr w:type="spellStart"/>
-      <w:r>
-        <w:rPr>
-          <w:rFonts w:ascii="Times New Roman" w:hAnsi="Times New Roman" w:cs="Times New Roman"/>
-          <w:sz w:val="28"/>
-          <w:szCs w:val="28"/>
-          <w:lang w:val="ru-KZ"/>
+        </w:rPr>
+        <w:t xml:space="preserve"> </w:t>
+      </w:r>
+      <w:proofErr w:type="spellStart"/>
+      <w:r>
+        <w:rPr>
+          <w:rFonts w:ascii="Times New Roman" w:hAnsi="Times New Roman" w:cs="Times New Roman"/>
+          <w:sz w:val="28"/>
+          <w:szCs w:val="28"/>
         </w:rPr>
         <w:t>classes</w:t>
       </w:r>
@@ -6889,7 +6281,6 @@
           <w:rFonts w:ascii="Times New Roman" w:hAnsi="Times New Roman" w:cs="Times New Roman"/>
           <w:sz w:val="28"/>
           <w:szCs w:val="28"/>
-          <w:lang w:val="ru-KZ"/>
         </w:rPr>
         <w:t xml:space="preserve"> (</w:t>
       </w:r>
@@ -6899,7 +6290,6 @@
           <w:rFonts w:ascii="Times New Roman" w:hAnsi="Times New Roman" w:cs="Times New Roman"/>
           <w:sz w:val="28"/>
           <w:szCs w:val="28"/>
-          <w:lang w:val="ru-KZ"/>
         </w:rPr>
         <w:t>MetadataReader</w:t>
       </w:r>
@@ -6909,7 +6299,6 @@
           <w:rFonts w:ascii="Times New Roman" w:hAnsi="Times New Roman" w:cs="Times New Roman"/>
           <w:sz w:val="28"/>
           <w:szCs w:val="28"/>
-          <w:lang w:val="ru-KZ"/>
         </w:rPr>
         <w:t xml:space="preserve">, </w:t>
       </w:r>
@@ -6919,7 +6308,6 @@
           <w:rFonts w:ascii="Times New Roman" w:hAnsi="Times New Roman" w:cs="Times New Roman"/>
           <w:sz w:val="28"/>
           <w:szCs w:val="28"/>
-          <w:lang w:val="ru-KZ"/>
         </w:rPr>
         <w:t>CodecFactory</w:t>
       </w:r>
@@ -6929,7 +6317,6 @@
           <w:rFonts w:ascii="Times New Roman" w:hAnsi="Times New Roman" w:cs="Times New Roman"/>
           <w:sz w:val="28"/>
           <w:szCs w:val="28"/>
-          <w:lang w:val="ru-KZ"/>
         </w:rPr>
         <w:t xml:space="preserve">, </w:t>
       </w:r>
@@ -6939,7 +6326,6 @@
           <w:rFonts w:ascii="Times New Roman" w:hAnsi="Times New Roman" w:cs="Times New Roman"/>
           <w:sz w:val="28"/>
           <w:szCs w:val="28"/>
-          <w:lang w:val="ru-KZ"/>
         </w:rPr>
         <w:t>etc</w:t>
       </w:r>
@@ -6949,7 +6335,6 @@
           <w:rFonts w:ascii="Times New Roman" w:hAnsi="Times New Roman" w:cs="Times New Roman"/>
           <w:sz w:val="28"/>
           <w:szCs w:val="28"/>
-          <w:lang w:val="ru-KZ"/>
         </w:rPr>
         <w:t xml:space="preserve">.) </w:t>
       </w:r>
@@ -6959,7 +6344,6 @@
           <w:rFonts w:ascii="Times New Roman" w:hAnsi="Times New Roman" w:cs="Times New Roman"/>
           <w:sz w:val="28"/>
           <w:szCs w:val="28"/>
-          <w:lang w:val="ru-KZ"/>
         </w:rPr>
         <w:t>remain</w:t>
       </w:r>
@@ -6969,17 +6353,15 @@
           <w:rFonts w:ascii="Times New Roman" w:hAnsi="Times New Roman" w:cs="Times New Roman"/>
           <w:sz w:val="28"/>
           <w:szCs w:val="28"/>
-          <w:lang w:val="ru-KZ"/>
-        </w:rPr>
-        <w:t xml:space="preserve"> </w:t>
-      </w:r>
-      <w:proofErr w:type="spellStart"/>
-      <w:r>
-        <w:rPr>
-          <w:rFonts w:ascii="Times New Roman" w:hAnsi="Times New Roman" w:cs="Times New Roman"/>
-          <w:sz w:val="28"/>
-          <w:szCs w:val="28"/>
-          <w:lang w:val="ru-KZ"/>
+        </w:rPr>
+        <w:t xml:space="preserve"> </w:t>
+      </w:r>
+      <w:proofErr w:type="spellStart"/>
+      <w:r>
+        <w:rPr>
+          <w:rFonts w:ascii="Times New Roman" w:hAnsi="Times New Roman" w:cs="Times New Roman"/>
+          <w:sz w:val="28"/>
+          <w:szCs w:val="28"/>
         </w:rPr>
         <w:t>fully</w:t>
       </w:r>
@@ -6989,17 +6371,15 @@
           <w:rFonts w:ascii="Times New Roman" w:hAnsi="Times New Roman" w:cs="Times New Roman"/>
           <w:sz w:val="28"/>
           <w:szCs w:val="28"/>
-          <w:lang w:val="ru-KZ"/>
-        </w:rPr>
-        <w:t xml:space="preserve"> </w:t>
-      </w:r>
-      <w:proofErr w:type="spellStart"/>
-      <w:r>
-        <w:rPr>
-          <w:rFonts w:ascii="Times New Roman" w:hAnsi="Times New Roman" w:cs="Times New Roman"/>
-          <w:sz w:val="28"/>
-          <w:szCs w:val="28"/>
-          <w:lang w:val="ru-KZ"/>
+        </w:rPr>
+        <w:t xml:space="preserve"> </w:t>
+      </w:r>
+      <w:proofErr w:type="spellStart"/>
+      <w:r>
+        <w:rPr>
+          <w:rFonts w:ascii="Times New Roman" w:hAnsi="Times New Roman" w:cs="Times New Roman"/>
+          <w:sz w:val="28"/>
+          <w:szCs w:val="28"/>
         </w:rPr>
         <w:t>public</w:t>
       </w:r>
@@ -7009,17 +6389,15 @@
           <w:rFonts w:ascii="Times New Roman" w:hAnsi="Times New Roman" w:cs="Times New Roman"/>
           <w:sz w:val="28"/>
           <w:szCs w:val="28"/>
-          <w:lang w:val="ru-KZ"/>
-        </w:rPr>
-        <w:t xml:space="preserve"> </w:t>
-      </w:r>
-      <w:proofErr w:type="spellStart"/>
-      <w:r>
-        <w:rPr>
-          <w:rFonts w:ascii="Times New Roman" w:hAnsi="Times New Roman" w:cs="Times New Roman"/>
-          <w:sz w:val="28"/>
-          <w:szCs w:val="28"/>
-          <w:lang w:val="ru-KZ"/>
+        </w:rPr>
+        <w:t xml:space="preserve"> </w:t>
+      </w:r>
+      <w:proofErr w:type="spellStart"/>
+      <w:r>
+        <w:rPr>
+          <w:rFonts w:ascii="Times New Roman" w:hAnsi="Times New Roman" w:cs="Times New Roman"/>
+          <w:sz w:val="28"/>
+          <w:szCs w:val="28"/>
         </w:rPr>
         <w:t>and</w:t>
       </w:r>
@@ -7029,17 +6407,15 @@
           <w:rFonts w:ascii="Times New Roman" w:hAnsi="Times New Roman" w:cs="Times New Roman"/>
           <w:sz w:val="28"/>
           <w:szCs w:val="28"/>
-          <w:lang w:val="ru-KZ"/>
-        </w:rPr>
-        <w:t xml:space="preserve"> </w:t>
-      </w:r>
-      <w:proofErr w:type="spellStart"/>
-      <w:r>
-        <w:rPr>
-          <w:rFonts w:ascii="Times New Roman" w:hAnsi="Times New Roman" w:cs="Times New Roman"/>
-          <w:sz w:val="28"/>
-          <w:szCs w:val="28"/>
-          <w:lang w:val="ru-KZ"/>
+        </w:rPr>
+        <w:t xml:space="preserve"> </w:t>
+      </w:r>
+      <w:proofErr w:type="spellStart"/>
+      <w:r>
+        <w:rPr>
+          <w:rFonts w:ascii="Times New Roman" w:hAnsi="Times New Roman" w:cs="Times New Roman"/>
+          <w:sz w:val="28"/>
+          <w:szCs w:val="28"/>
         </w:rPr>
         <w:t>decoupled</w:t>
       </w:r>
@@ -7049,7 +6425,6 @@
           <w:rFonts w:ascii="Times New Roman" w:hAnsi="Times New Roman" w:cs="Times New Roman"/>
           <w:sz w:val="28"/>
           <w:szCs w:val="28"/>
-          <w:lang w:val="ru-KZ"/>
         </w:rPr>
         <w:t xml:space="preserve">. Advanced </w:t>
       </w:r>
@@ -7059,7 +6434,6 @@
           <w:rFonts w:ascii="Times New Roman" w:hAnsi="Times New Roman" w:cs="Times New Roman"/>
           <w:sz w:val="28"/>
           <w:szCs w:val="28"/>
-          <w:lang w:val="ru-KZ"/>
         </w:rPr>
         <w:t>clients</w:t>
       </w:r>
@@ -7069,17 +6443,15 @@
           <w:rFonts w:ascii="Times New Roman" w:hAnsi="Times New Roman" w:cs="Times New Roman"/>
           <w:sz w:val="28"/>
           <w:szCs w:val="28"/>
-          <w:lang w:val="ru-KZ"/>
-        </w:rPr>
-        <w:t xml:space="preserve"> </w:t>
-      </w:r>
-      <w:proofErr w:type="spellStart"/>
-      <w:r>
-        <w:rPr>
-          <w:rFonts w:ascii="Times New Roman" w:hAnsi="Times New Roman" w:cs="Times New Roman"/>
-          <w:sz w:val="28"/>
-          <w:szCs w:val="28"/>
-          <w:lang w:val="ru-KZ"/>
+        </w:rPr>
+        <w:t xml:space="preserve"> </w:t>
+      </w:r>
+      <w:proofErr w:type="spellStart"/>
+      <w:r>
+        <w:rPr>
+          <w:rFonts w:ascii="Times New Roman" w:hAnsi="Times New Roman" w:cs="Times New Roman"/>
+          <w:sz w:val="28"/>
+          <w:szCs w:val="28"/>
         </w:rPr>
         <w:t>or</w:t>
       </w:r>
@@ -7089,17 +6461,15 @@
           <w:rFonts w:ascii="Times New Roman" w:hAnsi="Times New Roman" w:cs="Times New Roman"/>
           <w:sz w:val="28"/>
           <w:szCs w:val="28"/>
-          <w:lang w:val="ru-KZ"/>
-        </w:rPr>
-        <w:t xml:space="preserve"> </w:t>
-      </w:r>
-      <w:proofErr w:type="spellStart"/>
-      <w:r>
-        <w:rPr>
-          <w:rFonts w:ascii="Times New Roman" w:hAnsi="Times New Roman" w:cs="Times New Roman"/>
-          <w:sz w:val="28"/>
-          <w:szCs w:val="28"/>
-          <w:lang w:val="ru-KZ"/>
+        </w:rPr>
+        <w:t xml:space="preserve"> </w:t>
+      </w:r>
+      <w:proofErr w:type="spellStart"/>
+      <w:r>
+        <w:rPr>
+          <w:rFonts w:ascii="Times New Roman" w:hAnsi="Times New Roman" w:cs="Times New Roman"/>
+          <w:sz w:val="28"/>
+          <w:szCs w:val="28"/>
         </w:rPr>
         <w:t>system</w:t>
       </w:r>
@@ -7109,17 +6479,15 @@
           <w:rFonts w:ascii="Times New Roman" w:hAnsi="Times New Roman" w:cs="Times New Roman"/>
           <w:sz w:val="28"/>
           <w:szCs w:val="28"/>
-          <w:lang w:val="ru-KZ"/>
-        </w:rPr>
-        <w:t xml:space="preserve"> </w:t>
-      </w:r>
-      <w:proofErr w:type="spellStart"/>
-      <w:r>
-        <w:rPr>
-          <w:rFonts w:ascii="Times New Roman" w:hAnsi="Times New Roman" w:cs="Times New Roman"/>
-          <w:sz w:val="28"/>
-          <w:szCs w:val="28"/>
-          <w:lang w:val="ru-KZ"/>
+        </w:rPr>
+        <w:t xml:space="preserve"> </w:t>
+      </w:r>
+      <w:proofErr w:type="spellStart"/>
+      <w:r>
+        <w:rPr>
+          <w:rFonts w:ascii="Times New Roman" w:hAnsi="Times New Roman" w:cs="Times New Roman"/>
+          <w:sz w:val="28"/>
+          <w:szCs w:val="28"/>
         </w:rPr>
         <w:t>tests</w:t>
       </w:r>
@@ -7129,17 +6497,15 @@
           <w:rFonts w:ascii="Times New Roman" w:hAnsi="Times New Roman" w:cs="Times New Roman"/>
           <w:sz w:val="28"/>
           <w:szCs w:val="28"/>
-          <w:lang w:val="ru-KZ"/>
-        </w:rPr>
-        <w:t xml:space="preserve"> </w:t>
-      </w:r>
-      <w:proofErr w:type="spellStart"/>
-      <w:r>
-        <w:rPr>
-          <w:rFonts w:ascii="Times New Roman" w:hAnsi="Times New Roman" w:cs="Times New Roman"/>
-          <w:sz w:val="28"/>
-          <w:szCs w:val="28"/>
-          <w:lang w:val="ru-KZ"/>
+        </w:rPr>
+        <w:t xml:space="preserve"> </w:t>
+      </w:r>
+      <w:proofErr w:type="spellStart"/>
+      <w:r>
+        <w:rPr>
+          <w:rFonts w:ascii="Times New Roman" w:hAnsi="Times New Roman" w:cs="Times New Roman"/>
+          <w:sz w:val="28"/>
+          <w:szCs w:val="28"/>
         </w:rPr>
         <w:t>can</w:t>
       </w:r>
@@ -7149,17 +6515,15 @@
           <w:rFonts w:ascii="Times New Roman" w:hAnsi="Times New Roman" w:cs="Times New Roman"/>
           <w:sz w:val="28"/>
           <w:szCs w:val="28"/>
-          <w:lang w:val="ru-KZ"/>
-        </w:rPr>
-        <w:t xml:space="preserve"> </w:t>
-      </w:r>
-      <w:proofErr w:type="spellStart"/>
-      <w:r>
-        <w:rPr>
-          <w:rFonts w:ascii="Times New Roman" w:hAnsi="Times New Roman" w:cs="Times New Roman"/>
-          <w:sz w:val="28"/>
-          <w:szCs w:val="28"/>
-          <w:lang w:val="ru-KZ"/>
+        </w:rPr>
+        <w:t xml:space="preserve"> </w:t>
+      </w:r>
+      <w:proofErr w:type="spellStart"/>
+      <w:r>
+        <w:rPr>
+          <w:rFonts w:ascii="Times New Roman" w:hAnsi="Times New Roman" w:cs="Times New Roman"/>
+          <w:sz w:val="28"/>
+          <w:szCs w:val="28"/>
         </w:rPr>
         <w:t>bypass</w:t>
       </w:r>
@@ -7169,17 +6533,15 @@
           <w:rFonts w:ascii="Times New Roman" w:hAnsi="Times New Roman" w:cs="Times New Roman"/>
           <w:sz w:val="28"/>
           <w:szCs w:val="28"/>
-          <w:lang w:val="ru-KZ"/>
-        </w:rPr>
-        <w:t xml:space="preserve"> </w:t>
-      </w:r>
-      <w:proofErr w:type="spellStart"/>
-      <w:r>
-        <w:rPr>
-          <w:rFonts w:ascii="Times New Roman" w:hAnsi="Times New Roman" w:cs="Times New Roman"/>
-          <w:sz w:val="28"/>
-          <w:szCs w:val="28"/>
-          <w:lang w:val="ru-KZ"/>
+        </w:rPr>
+        <w:t xml:space="preserve"> </w:t>
+      </w:r>
+      <w:proofErr w:type="spellStart"/>
+      <w:r>
+        <w:rPr>
+          <w:rFonts w:ascii="Times New Roman" w:hAnsi="Times New Roman" w:cs="Times New Roman"/>
+          <w:sz w:val="28"/>
+          <w:szCs w:val="28"/>
         </w:rPr>
         <w:t>the</w:t>
       </w:r>
@@ -7189,17 +6551,15 @@
           <w:rFonts w:ascii="Times New Roman" w:hAnsi="Times New Roman" w:cs="Times New Roman"/>
           <w:sz w:val="28"/>
           <w:szCs w:val="28"/>
-          <w:lang w:val="ru-KZ"/>
-        </w:rPr>
-        <w:t xml:space="preserve"> </w:t>
-      </w:r>
-      <w:proofErr w:type="spellStart"/>
-      <w:r>
-        <w:rPr>
-          <w:rFonts w:ascii="Times New Roman" w:hAnsi="Times New Roman" w:cs="Times New Roman"/>
-          <w:sz w:val="28"/>
-          <w:szCs w:val="28"/>
-          <w:lang w:val="ru-KZ"/>
+        </w:rPr>
+        <w:t xml:space="preserve"> </w:t>
+      </w:r>
+      <w:proofErr w:type="spellStart"/>
+      <w:r>
+        <w:rPr>
+          <w:rFonts w:ascii="Times New Roman" w:hAnsi="Times New Roman" w:cs="Times New Roman"/>
+          <w:sz w:val="28"/>
+          <w:szCs w:val="28"/>
         </w:rPr>
         <w:t>facade</w:t>
       </w:r>
@@ -7209,17 +6569,15 @@
           <w:rFonts w:ascii="Times New Roman" w:hAnsi="Times New Roman" w:cs="Times New Roman"/>
           <w:sz w:val="28"/>
           <w:szCs w:val="28"/>
-          <w:lang w:val="ru-KZ"/>
-        </w:rPr>
-        <w:t xml:space="preserve"> </w:t>
-      </w:r>
-      <w:proofErr w:type="spellStart"/>
-      <w:r>
-        <w:rPr>
-          <w:rFonts w:ascii="Times New Roman" w:hAnsi="Times New Roman" w:cs="Times New Roman"/>
-          <w:sz w:val="28"/>
-          <w:szCs w:val="28"/>
-          <w:lang w:val="ru-KZ"/>
+        </w:rPr>
+        <w:t xml:space="preserve"> </w:t>
+      </w:r>
+      <w:proofErr w:type="spellStart"/>
+      <w:r>
+        <w:rPr>
+          <w:rFonts w:ascii="Times New Roman" w:hAnsi="Times New Roman" w:cs="Times New Roman"/>
+          <w:sz w:val="28"/>
+          <w:szCs w:val="28"/>
         </w:rPr>
         <w:t>and</w:t>
       </w:r>
@@ -7229,17 +6587,15 @@
           <w:rFonts w:ascii="Times New Roman" w:hAnsi="Times New Roman" w:cs="Times New Roman"/>
           <w:sz w:val="28"/>
           <w:szCs w:val="28"/>
-          <w:lang w:val="ru-KZ"/>
-        </w:rPr>
-        <w:t xml:space="preserve"> </w:t>
-      </w:r>
-      <w:proofErr w:type="spellStart"/>
-      <w:r>
-        <w:rPr>
-          <w:rFonts w:ascii="Times New Roman" w:hAnsi="Times New Roman" w:cs="Times New Roman"/>
-          <w:sz w:val="28"/>
-          <w:szCs w:val="28"/>
-          <w:lang w:val="ru-KZ"/>
+        </w:rPr>
+        <w:t xml:space="preserve"> </w:t>
+      </w:r>
+      <w:proofErr w:type="spellStart"/>
+      <w:r>
+        <w:rPr>
+          <w:rFonts w:ascii="Times New Roman" w:hAnsi="Times New Roman" w:cs="Times New Roman"/>
+          <w:sz w:val="28"/>
+          <w:szCs w:val="28"/>
         </w:rPr>
         <w:t>interact</w:t>
       </w:r>
@@ -7249,17 +6605,15 @@
           <w:rFonts w:ascii="Times New Roman" w:hAnsi="Times New Roman" w:cs="Times New Roman"/>
           <w:sz w:val="28"/>
           <w:szCs w:val="28"/>
-          <w:lang w:val="ru-KZ"/>
-        </w:rPr>
-        <w:t xml:space="preserve"> </w:t>
-      </w:r>
-      <w:proofErr w:type="spellStart"/>
-      <w:r>
-        <w:rPr>
-          <w:rFonts w:ascii="Times New Roman" w:hAnsi="Times New Roman" w:cs="Times New Roman"/>
-          <w:sz w:val="28"/>
-          <w:szCs w:val="28"/>
-          <w:lang w:val="ru-KZ"/>
+        </w:rPr>
+        <w:t xml:space="preserve"> </w:t>
+      </w:r>
+      <w:proofErr w:type="spellStart"/>
+      <w:r>
+        <w:rPr>
+          <w:rFonts w:ascii="Times New Roman" w:hAnsi="Times New Roman" w:cs="Times New Roman"/>
+          <w:sz w:val="28"/>
+          <w:szCs w:val="28"/>
         </w:rPr>
         <w:t>with</w:t>
       </w:r>
@@ -7269,17 +6623,15 @@
           <w:rFonts w:ascii="Times New Roman" w:hAnsi="Times New Roman" w:cs="Times New Roman"/>
           <w:sz w:val="28"/>
           <w:szCs w:val="28"/>
-          <w:lang w:val="ru-KZ"/>
-        </w:rPr>
-        <w:t xml:space="preserve"> </w:t>
-      </w:r>
-      <w:proofErr w:type="spellStart"/>
-      <w:r>
-        <w:rPr>
-          <w:rFonts w:ascii="Times New Roman" w:hAnsi="Times New Roman" w:cs="Times New Roman"/>
-          <w:sz w:val="28"/>
-          <w:szCs w:val="28"/>
-          <w:lang w:val="ru-KZ"/>
+        </w:rPr>
+        <w:t xml:space="preserve"> </w:t>
+      </w:r>
+      <w:proofErr w:type="spellStart"/>
+      <w:r>
+        <w:rPr>
+          <w:rFonts w:ascii="Times New Roman" w:hAnsi="Times New Roman" w:cs="Times New Roman"/>
+          <w:sz w:val="28"/>
+          <w:szCs w:val="28"/>
         </w:rPr>
         <w:t>subsystem</w:t>
       </w:r>
@@ -7289,17 +6641,15 @@
           <w:rFonts w:ascii="Times New Roman" w:hAnsi="Times New Roman" w:cs="Times New Roman"/>
           <w:sz w:val="28"/>
           <w:szCs w:val="28"/>
-          <w:lang w:val="ru-KZ"/>
-        </w:rPr>
-        <w:t xml:space="preserve"> </w:t>
-      </w:r>
-      <w:proofErr w:type="spellStart"/>
-      <w:r>
-        <w:rPr>
-          <w:rFonts w:ascii="Times New Roman" w:hAnsi="Times New Roman" w:cs="Times New Roman"/>
-          <w:sz w:val="28"/>
-          <w:szCs w:val="28"/>
-          <w:lang w:val="ru-KZ"/>
+        </w:rPr>
+        <w:t xml:space="preserve"> </w:t>
+      </w:r>
+      <w:proofErr w:type="spellStart"/>
+      <w:r>
+        <w:rPr>
+          <w:rFonts w:ascii="Times New Roman" w:hAnsi="Times New Roman" w:cs="Times New Roman"/>
+          <w:sz w:val="28"/>
+          <w:szCs w:val="28"/>
         </w:rPr>
         <w:t>classes</w:t>
       </w:r>
@@ -7309,17 +6659,15 @@
           <w:rFonts w:ascii="Times New Roman" w:hAnsi="Times New Roman" w:cs="Times New Roman"/>
           <w:sz w:val="28"/>
           <w:szCs w:val="28"/>
-          <w:lang w:val="ru-KZ"/>
-        </w:rPr>
-        <w:t xml:space="preserve"> </w:t>
-      </w:r>
-      <w:proofErr w:type="spellStart"/>
-      <w:r>
-        <w:rPr>
-          <w:rFonts w:ascii="Times New Roman" w:hAnsi="Times New Roman" w:cs="Times New Roman"/>
-          <w:sz w:val="28"/>
-          <w:szCs w:val="28"/>
-          <w:lang w:val="ru-KZ"/>
+        </w:rPr>
+        <w:t xml:space="preserve"> </w:t>
+      </w:r>
+      <w:proofErr w:type="spellStart"/>
+      <w:r>
+        <w:rPr>
+          <w:rFonts w:ascii="Times New Roman" w:hAnsi="Times New Roman" w:cs="Times New Roman"/>
+          <w:sz w:val="28"/>
+          <w:szCs w:val="28"/>
         </w:rPr>
         <w:t>directly</w:t>
       </w:r>
@@ -7329,17 +6677,15 @@
           <w:rFonts w:ascii="Times New Roman" w:hAnsi="Times New Roman" w:cs="Times New Roman"/>
           <w:sz w:val="28"/>
           <w:szCs w:val="28"/>
-          <w:lang w:val="ru-KZ"/>
-        </w:rPr>
-        <w:t xml:space="preserve"> </w:t>
-      </w:r>
-      <w:proofErr w:type="spellStart"/>
-      <w:r>
-        <w:rPr>
-          <w:rFonts w:ascii="Times New Roman" w:hAnsi="Times New Roman" w:cs="Times New Roman"/>
-          <w:sz w:val="28"/>
-          <w:szCs w:val="28"/>
-          <w:lang w:val="ru-KZ"/>
+        </w:rPr>
+        <w:t xml:space="preserve"> </w:t>
+      </w:r>
+      <w:proofErr w:type="spellStart"/>
+      <w:r>
+        <w:rPr>
+          <w:rFonts w:ascii="Times New Roman" w:hAnsi="Times New Roman" w:cs="Times New Roman"/>
+          <w:sz w:val="28"/>
+          <w:szCs w:val="28"/>
         </w:rPr>
         <w:t>if</w:t>
       </w:r>
@@ -7349,17 +6695,15 @@
           <w:rFonts w:ascii="Times New Roman" w:hAnsi="Times New Roman" w:cs="Times New Roman"/>
           <w:sz w:val="28"/>
           <w:szCs w:val="28"/>
-          <w:lang w:val="ru-KZ"/>
-        </w:rPr>
-        <w:t xml:space="preserve"> </w:t>
-      </w:r>
-      <w:proofErr w:type="spellStart"/>
-      <w:r>
-        <w:rPr>
-          <w:rFonts w:ascii="Times New Roman" w:hAnsi="Times New Roman" w:cs="Times New Roman"/>
-          <w:sz w:val="28"/>
-          <w:szCs w:val="28"/>
-          <w:lang w:val="ru-KZ"/>
+        </w:rPr>
+        <w:t xml:space="preserve"> </w:t>
+      </w:r>
+      <w:proofErr w:type="spellStart"/>
+      <w:r>
+        <w:rPr>
+          <w:rFonts w:ascii="Times New Roman" w:hAnsi="Times New Roman" w:cs="Times New Roman"/>
+          <w:sz w:val="28"/>
+          <w:szCs w:val="28"/>
         </w:rPr>
         <w:t>low-level</w:t>
       </w:r>
@@ -7369,7 +6713,6 @@
           <w:rFonts w:ascii="Times New Roman" w:hAnsi="Times New Roman" w:cs="Times New Roman"/>
           <w:sz w:val="28"/>
           <w:szCs w:val="28"/>
-          <w:lang w:val="ru-KZ"/>
         </w:rPr>
         <w:t xml:space="preserve">, </w:t>
       </w:r>
@@ -7379,7 +6722,6 @@
           <w:rFonts w:ascii="Times New Roman" w:hAnsi="Times New Roman" w:cs="Times New Roman"/>
           <w:sz w:val="28"/>
           <w:szCs w:val="28"/>
-          <w:lang w:val="ru-KZ"/>
         </w:rPr>
         <w:t>granular</w:t>
       </w:r>
@@ -7389,17 +6731,15 @@
           <w:rFonts w:ascii="Times New Roman" w:hAnsi="Times New Roman" w:cs="Times New Roman"/>
           <w:sz w:val="28"/>
           <w:szCs w:val="28"/>
-          <w:lang w:val="ru-KZ"/>
-        </w:rPr>
-        <w:t xml:space="preserve"> </w:t>
-      </w:r>
-      <w:proofErr w:type="spellStart"/>
-      <w:r>
-        <w:rPr>
-          <w:rFonts w:ascii="Times New Roman" w:hAnsi="Times New Roman" w:cs="Times New Roman"/>
-          <w:sz w:val="28"/>
-          <w:szCs w:val="28"/>
-          <w:lang w:val="ru-KZ"/>
+        </w:rPr>
+        <w:t xml:space="preserve"> </w:t>
+      </w:r>
+      <w:proofErr w:type="spellStart"/>
+      <w:r>
+        <w:rPr>
+          <w:rFonts w:ascii="Times New Roman" w:hAnsi="Times New Roman" w:cs="Times New Roman"/>
+          <w:sz w:val="28"/>
+          <w:szCs w:val="28"/>
         </w:rPr>
         <w:t>control</w:t>
       </w:r>
@@ -7409,17 +6749,15 @@
           <w:rFonts w:ascii="Times New Roman" w:hAnsi="Times New Roman" w:cs="Times New Roman"/>
           <w:sz w:val="28"/>
           <w:szCs w:val="28"/>
-          <w:lang w:val="ru-KZ"/>
-        </w:rPr>
-        <w:t xml:space="preserve"> </w:t>
-      </w:r>
-      <w:proofErr w:type="spellStart"/>
-      <w:r>
-        <w:rPr>
-          <w:rFonts w:ascii="Times New Roman" w:hAnsi="Times New Roman" w:cs="Times New Roman"/>
-          <w:sz w:val="28"/>
-          <w:szCs w:val="28"/>
-          <w:lang w:val="ru-KZ"/>
+        </w:rPr>
+        <w:t xml:space="preserve"> </w:t>
+      </w:r>
+      <w:proofErr w:type="spellStart"/>
+      <w:r>
+        <w:rPr>
+          <w:rFonts w:ascii="Times New Roman" w:hAnsi="Times New Roman" w:cs="Times New Roman"/>
+          <w:sz w:val="28"/>
+          <w:szCs w:val="28"/>
         </w:rPr>
         <w:t>is</w:t>
       </w:r>
@@ -7429,17 +6767,15 @@
           <w:rFonts w:ascii="Times New Roman" w:hAnsi="Times New Roman" w:cs="Times New Roman"/>
           <w:sz w:val="28"/>
           <w:szCs w:val="28"/>
-          <w:lang w:val="ru-KZ"/>
-        </w:rPr>
-        <w:t xml:space="preserve"> </w:t>
-      </w:r>
-      <w:proofErr w:type="spellStart"/>
-      <w:r>
-        <w:rPr>
-          <w:rFonts w:ascii="Times New Roman" w:hAnsi="Times New Roman" w:cs="Times New Roman"/>
-          <w:sz w:val="28"/>
-          <w:szCs w:val="28"/>
-          <w:lang w:val="ru-KZ"/>
+        </w:rPr>
+        <w:t xml:space="preserve"> </w:t>
+      </w:r>
+      <w:proofErr w:type="spellStart"/>
+      <w:r>
+        <w:rPr>
+          <w:rFonts w:ascii="Times New Roman" w:hAnsi="Times New Roman" w:cs="Times New Roman"/>
+          <w:sz w:val="28"/>
+          <w:szCs w:val="28"/>
         </w:rPr>
         <w:t>required</w:t>
       </w:r>
@@ -7449,9 +6785,158 @@
           <w:rFonts w:ascii="Times New Roman" w:hAnsi="Times New Roman" w:cs="Times New Roman"/>
           <w:sz w:val="28"/>
           <w:szCs w:val="28"/>
-          <w:lang w:val="ru-KZ"/>
         </w:rPr>
         <w:t>.</w:t>
+      </w:r>
+    </w:p>
+    <w:p>
+      <w:pPr>
+        <w:spacing w:after="0" w:line="336" w:lineRule="auto"/>
+        <w:ind w:left="567"/>
+        <w:jc w:val="both"/>
+        <w:rPr>
+          <w:rFonts w:ascii="Times New Roman" w:hAnsi="Times New Roman" w:cs="Times New Roman"/>
+          <w:b/>
+          <w:bCs/>
+          <w:sz w:val="28"/>
+          <w:szCs w:val="28"/>
+        </w:rPr>
+      </w:pPr>
+      <w:r>
+        <w:rPr>
+          <w:rFonts w:ascii="Times New Roman" w:hAnsi="Times New Roman" w:cs="Times New Roman"/>
+          <w:b/>
+          <w:bCs/>
+          <w:sz w:val="28"/>
+          <w:szCs w:val="28"/>
+        </w:rPr>
+        <w:t xml:space="preserve">5. </w:t>
+      </w:r>
+      <w:r>
+        <w:rPr>
+          <w:rFonts w:ascii="Times New Roman" w:hAnsi="Times New Roman" w:cs="Times New Roman"/>
+          <w:b/>
+          <w:bCs/>
+          <w:sz w:val="28"/>
+          <w:szCs w:val="28"/>
+        </w:rPr>
+        <w:t xml:space="preserve">Link </w:t>
+      </w:r>
+      <w:proofErr w:type="spellStart"/>
+      <w:r>
+        <w:rPr>
+          <w:rFonts w:ascii="Times New Roman" w:hAnsi="Times New Roman" w:cs="Times New Roman"/>
+          <w:b/>
+          <w:bCs/>
+          <w:sz w:val="28"/>
+          <w:szCs w:val="28"/>
+        </w:rPr>
+        <w:t>to</w:t>
+      </w:r>
+      <w:proofErr w:type="spellEnd"/>
+      <w:r>
+        <w:rPr>
+          <w:rFonts w:ascii="Times New Roman" w:hAnsi="Times New Roman" w:cs="Times New Roman"/>
+          <w:b/>
+          <w:bCs/>
+          <w:sz w:val="28"/>
+          <w:szCs w:val="28"/>
+        </w:rPr>
+        <w:t xml:space="preserve"> </w:t>
+      </w:r>
+      <w:proofErr w:type="spellStart"/>
+      <w:r>
+        <w:rPr>
+          <w:rFonts w:ascii="Times New Roman" w:hAnsi="Times New Roman" w:cs="Times New Roman"/>
+          <w:b/>
+          <w:bCs/>
+          <w:sz w:val="28"/>
+          <w:szCs w:val="28"/>
+        </w:rPr>
+        <w:t>your</w:t>
+      </w:r>
+      <w:proofErr w:type="spellEnd"/>
+      <w:r>
+        <w:rPr>
+          <w:rFonts w:ascii="Times New Roman" w:hAnsi="Times New Roman" w:cs="Times New Roman"/>
+          <w:b/>
+          <w:bCs/>
+          <w:sz w:val="28"/>
+          <w:szCs w:val="28"/>
+        </w:rPr>
+        <w:t xml:space="preserve"> </w:t>
+      </w:r>
+      <w:proofErr w:type="spellStart"/>
+      <w:r>
+        <w:rPr>
+          <w:rFonts w:ascii="Times New Roman" w:hAnsi="Times New Roman" w:cs="Times New Roman"/>
+          <w:b/>
+          <w:bCs/>
+          <w:sz w:val="28"/>
+          <w:szCs w:val="28"/>
+        </w:rPr>
+        <w:t>GitHub</w:t>
+      </w:r>
+      <w:proofErr w:type="spellEnd"/>
+      <w:r>
+        <w:rPr>
+          <w:rFonts w:ascii="Times New Roman" w:hAnsi="Times New Roman" w:cs="Times New Roman"/>
+          <w:b/>
+          <w:bCs/>
+          <w:sz w:val="28"/>
+          <w:szCs w:val="28"/>
+        </w:rPr>
+        <w:t xml:space="preserve"> </w:t>
+      </w:r>
+      <w:proofErr w:type="spellStart"/>
+      <w:r>
+        <w:rPr>
+          <w:rFonts w:ascii="Times New Roman" w:hAnsi="Times New Roman" w:cs="Times New Roman"/>
+          <w:b/>
+          <w:bCs/>
+          <w:sz w:val="28"/>
+          <w:szCs w:val="28"/>
+        </w:rPr>
+        <w:t>repository</w:t>
+      </w:r>
+      <w:proofErr w:type="spellEnd"/>
+    </w:p>
+    <w:p>
+      <w:pPr>
+        <w:spacing w:after="0" w:line="336" w:lineRule="auto"/>
+        <w:ind w:left="567"/>
+        <w:jc w:val="both"/>
+        <w:rPr>
+          <w:rFonts w:ascii="Times New Roman" w:hAnsi="Times New Roman" w:cs="Times New Roman"/>
+          <w:b/>
+          <w:bCs/>
+          <w:sz w:val="28"/>
+          <w:szCs w:val="28"/>
+        </w:rPr>
+      </w:pPr>
+      <w:hyperlink r:id="rId6" w:history="1">
+        <w:r>
+          <w:rPr>
+            <w:rStyle w:val="ac"/>
+            <w:rFonts w:ascii="Times New Roman" w:hAnsi="Times New Roman" w:cs="Times New Roman"/>
+            <w:b/>
+            <w:bCs/>
+            <w:color w:val="auto"/>
+            <w:sz w:val="28"/>
+            <w:szCs w:val="28"/>
+          </w:rPr>
+          <w:t>https://github.com/Sanzh-123/assignment-4-facade-pattern-java</w:t>
+        </w:r>
+      </w:hyperlink>
+      <w:r>
+        <w:rPr>
+          <w:rFonts w:ascii="Times New Roman" w:hAnsi="Times New Roman" w:cs="Times New Roman"/>
+          <w:b/>
+          <w:bCs/>
+          <w:sz w:val="28"/>
+          <w:szCs w:val="28"/>
+        </w:rPr>
+        <w:t xml:space="preserve"> </w:t>
       </w:r>
     </w:p>
     <w:sectPr>
@@ -9297,6 +8782,29 @@
       <w:spacing w:val="5"/>
     </w:rPr>
   </w:style>
+  <w:style w:type="character" w:styleId="ac">
+    <w:name w:val="Hyperlink"/>
+    <w:basedOn w:val="a0"/>
+    <w:uiPriority w:val="99"/>
+    <w:unhideWhenUsed/>
+    <w:rsid w:val="00886BD8"/>
+    <w:rPr>
+      <w:color w:val="467886" w:themeColor="hyperlink"/>
+      <w:u w:val="single"/>
+    </w:rPr>
+  </w:style>
+  <w:style w:type="character" w:styleId="ad">
+    <w:name w:val="Unresolved Mention"/>
+    <w:basedOn w:val="a0"/>
+    <w:uiPriority w:val="99"/>
+    <w:semiHidden/>
+    <w:unhideWhenUsed/>
+    <w:rsid w:val="00886BD8"/>
+    <w:rPr>
+      <w:color w:val="605E5C"/>
+      <w:shd w:val="clear" w:color="auto" w:fill="E1DFDD"/>
+    </w:rPr>
+  </w:style>
 </w:styles>
 </file>
 
